--- a/Xdocs-php/Plano de Apredizagem - PHP.docx
+++ b/Xdocs-php/Plano de Apredizagem - PHP.docx
@@ -174,16 +174,38 @@
           <w:lang w:eastAsia="pt-AO"/>
           <w14:ligatures w14:val="none"/>
         </w:rPr>
-        <w:t>Sintaxe Básica:</w:t>
-      </w:r>
-      <w:r>
-        <w:rPr>
-          <w:rFonts w:ascii="Times New Roman" w:eastAsia="Times New Roman" w:hAnsi="Times New Roman" w:cs="Times New Roman"/>
-          <w:kern w:val="0"/>
-          <w:lang w:eastAsia="pt-AO"/>
-          <w14:ligatures w14:val="none"/>
-        </w:rPr>
-        <w:t xml:space="preserve"> Declaração de variáveis, tipos de dados (strings, integers, booleans, arrays) e concatenação.</w:t>
+        <w:t>Introdução</w:t>
+      </w:r>
+      <w:r>
+        <w:rPr>
+          <w:rFonts w:ascii="Times New Roman" w:eastAsia="Times New Roman" w:hAnsi="Times New Roman" w:cs="Times New Roman"/>
+          <w:kern w:val="0"/>
+          <w:lang w:eastAsia="pt-AO"/>
+          <w14:ligatures w14:val="none"/>
+        </w:rPr>
+        <w:t xml:space="preserve">: O que é o PHP, como funciona o servidor local (XAMPP/Docker) e a tag </w:t>
+      </w:r>
+      <w:r>
+        <w:rPr>
+          <w:rFonts w:ascii="Courier New" w:eastAsia="Times New Roman" w:hAnsi="Courier New" w:cs="Courier New"/>
+          <w:kern w:val="0"/>
+          <w:sz w:val="20"/>
+          <w:szCs w:val="20"/>
+          <w:bdr w:val="single" w:sz="6" w:space="2" w:color="F4F6F7" w:frame="1"/>
+          <w:shd w:val="clear" w:color="auto" w:fill="F4F6F7"/>
+          <w:lang w:eastAsia="pt-AO"/>
+          <w14:ligatures w14:val="none"/>
+        </w:rPr>
+        <w:t>&lt;?php</w:t>
+      </w:r>
+      <w:r>
+        <w:rPr>
+          <w:rFonts w:ascii="Times New Roman" w:eastAsia="Times New Roman" w:hAnsi="Times New Roman" w:cs="Times New Roman"/>
+          <w:kern w:val="0"/>
+          <w:lang w:eastAsia="pt-AO"/>
+          <w14:ligatures w14:val="none"/>
+        </w:rPr>
+        <w:t>.</w:t>
       </w:r>
     </w:p>
     <w:p>
@@ -195,6 +217,7 @@
         <w:spacing w:before="100" w:beforeAutospacing="1" w:after="100" w:afterAutospacing="1" w:line="240" w:lineRule="auto"/>
         <w:rPr>
           <w:rFonts w:ascii="Times New Roman" w:eastAsia="Times New Roman" w:hAnsi="Times New Roman" w:cs="Times New Roman"/>
+          <w:color w:val="EE0000"/>
           <w:kern w:val="0"/>
           <w:lang w:eastAsia="pt-AO"/>
           <w14:ligatures w14:val="none"/>
@@ -209,148 +232,16 @@
           <w:lang w:eastAsia="pt-AO"/>
           <w14:ligatures w14:val="none"/>
         </w:rPr>
-        <w:t>Estruturas de Controlo:</w:t>
-      </w:r>
-      <w:r>
-        <w:rPr>
-          <w:rFonts w:ascii="Times New Roman" w:eastAsia="Times New Roman" w:hAnsi="Times New Roman" w:cs="Times New Roman"/>
-          <w:kern w:val="0"/>
-          <w:lang w:eastAsia="pt-AO"/>
-          <w14:ligatures w14:val="none"/>
-        </w:rPr>
-        <w:t xml:space="preserve"> Condicionais (</w:t>
-      </w:r>
-      <w:r>
-        <w:rPr>
-          <w:rFonts w:ascii="Courier New" w:eastAsia="Times New Roman" w:hAnsi="Courier New" w:cs="Courier New"/>
-          <w:kern w:val="0"/>
-          <w:sz w:val="20"/>
-          <w:szCs w:val="20"/>
-          <w:bdr w:val="single" w:sz="6" w:space="2" w:color="F4F6F7" w:frame="1"/>
-          <w:shd w:val="clear" w:color="auto" w:fill="F4F6F7"/>
-          <w:lang w:eastAsia="pt-AO"/>
-          <w14:ligatures w14:val="none"/>
-        </w:rPr>
-        <w:t>if</w:t>
-      </w:r>
-      <w:r>
-        <w:rPr>
-          <w:rFonts w:ascii="Times New Roman" w:eastAsia="Times New Roman" w:hAnsi="Times New Roman" w:cs="Times New Roman"/>
-          <w:kern w:val="0"/>
-          <w:lang w:eastAsia="pt-AO"/>
-          <w14:ligatures w14:val="none"/>
-        </w:rPr>
-        <w:t xml:space="preserve">, </w:t>
-      </w:r>
-      <w:r>
-        <w:rPr>
-          <w:rFonts w:ascii="Courier New" w:eastAsia="Times New Roman" w:hAnsi="Courier New" w:cs="Courier New"/>
-          <w:kern w:val="0"/>
-          <w:sz w:val="20"/>
-          <w:szCs w:val="20"/>
-          <w:bdr w:val="single" w:sz="6" w:space="2" w:color="F4F6F7" w:frame="1"/>
-          <w:shd w:val="clear" w:color="auto" w:fill="F4F6F7"/>
-          <w:lang w:eastAsia="pt-AO"/>
-          <w14:ligatures w14:val="none"/>
-        </w:rPr>
-        <w:t>else</w:t>
-      </w:r>
-      <w:r>
-        <w:rPr>
-          <w:rFonts w:ascii="Times New Roman" w:eastAsia="Times New Roman" w:hAnsi="Times New Roman" w:cs="Times New Roman"/>
-          <w:kern w:val="0"/>
-          <w:lang w:eastAsia="pt-AO"/>
-          <w14:ligatures w14:val="none"/>
-        </w:rPr>
-        <w:t xml:space="preserve">, </w:t>
-      </w:r>
-      <w:r>
-        <w:rPr>
-          <w:rFonts w:ascii="Courier New" w:eastAsia="Times New Roman" w:hAnsi="Courier New" w:cs="Courier New"/>
-          <w:kern w:val="0"/>
-          <w:sz w:val="20"/>
-          <w:szCs w:val="20"/>
-          <w:bdr w:val="single" w:sz="6" w:space="2" w:color="F4F6F7" w:frame="1"/>
-          <w:shd w:val="clear" w:color="auto" w:fill="F4F6F7"/>
-          <w:lang w:eastAsia="pt-AO"/>
-          <w14:ligatures w14:val="none"/>
-        </w:rPr>
-        <w:t>switch</w:t>
-      </w:r>
-      <w:r>
-        <w:rPr>
-          <w:rFonts w:ascii="Times New Roman" w:eastAsia="Times New Roman" w:hAnsi="Times New Roman" w:cs="Times New Roman"/>
-          <w:kern w:val="0"/>
-          <w:lang w:eastAsia="pt-AO"/>
-          <w14:ligatures w14:val="none"/>
-        </w:rPr>
-        <w:t>) e estruturas de repetição (</w:t>
-      </w:r>
-      <w:r>
-        <w:rPr>
-          <w:rFonts w:ascii="Courier New" w:eastAsia="Times New Roman" w:hAnsi="Courier New" w:cs="Courier New"/>
-          <w:kern w:val="0"/>
-          <w:sz w:val="20"/>
-          <w:szCs w:val="20"/>
-          <w:bdr w:val="single" w:sz="6" w:space="2" w:color="F4F6F7" w:frame="1"/>
-          <w:shd w:val="clear" w:color="auto" w:fill="F4F6F7"/>
-          <w:lang w:eastAsia="pt-AO"/>
-          <w14:ligatures w14:val="none"/>
-        </w:rPr>
-        <w:t>for</w:t>
-      </w:r>
-      <w:r>
-        <w:rPr>
-          <w:rFonts w:ascii="Times New Roman" w:eastAsia="Times New Roman" w:hAnsi="Times New Roman" w:cs="Times New Roman"/>
-          <w:kern w:val="0"/>
-          <w:lang w:eastAsia="pt-AO"/>
-          <w14:ligatures w14:val="none"/>
-        </w:rPr>
-        <w:t xml:space="preserve">, </w:t>
-      </w:r>
-      <w:r>
-        <w:rPr>
-          <w:rFonts w:ascii="Courier New" w:eastAsia="Times New Roman" w:hAnsi="Courier New" w:cs="Courier New"/>
-          <w:kern w:val="0"/>
-          <w:sz w:val="20"/>
-          <w:szCs w:val="20"/>
-          <w:bdr w:val="single" w:sz="6" w:space="2" w:color="F4F6F7" w:frame="1"/>
-          <w:shd w:val="clear" w:color="auto" w:fill="F4F6F7"/>
-          <w:lang w:eastAsia="pt-AO"/>
-          <w14:ligatures w14:val="none"/>
-        </w:rPr>
-        <w:t>foreach</w:t>
-      </w:r>
-      <w:r>
-        <w:rPr>
-          <w:rFonts w:ascii="Times New Roman" w:eastAsia="Times New Roman" w:hAnsi="Times New Roman" w:cs="Times New Roman"/>
-          <w:kern w:val="0"/>
-          <w:lang w:eastAsia="pt-AO"/>
-          <w14:ligatures w14:val="none"/>
-        </w:rPr>
-        <w:t xml:space="preserve">, </w:t>
-      </w:r>
-      <w:r>
-        <w:rPr>
-          <w:rFonts w:ascii="Courier New" w:eastAsia="Times New Roman" w:hAnsi="Courier New" w:cs="Courier New"/>
-          <w:kern w:val="0"/>
-          <w:sz w:val="20"/>
-          <w:szCs w:val="20"/>
-          <w:bdr w:val="single" w:sz="6" w:space="2" w:color="F4F6F7" w:frame="1"/>
-          <w:shd w:val="clear" w:color="auto" w:fill="F4F6F7"/>
-          <w:lang w:eastAsia="pt-AO"/>
-          <w14:ligatures w14:val="none"/>
-        </w:rPr>
-        <w:t>while</w:t>
-      </w:r>
-      <w:r>
-        <w:rPr>
-          <w:rFonts w:ascii="Times New Roman" w:eastAsia="Times New Roman" w:hAnsi="Times New Roman" w:cs="Times New Roman"/>
-          <w:kern w:val="0"/>
-          <w:lang w:eastAsia="pt-AO"/>
-          <w14:ligatures w14:val="none"/>
-        </w:rPr>
-        <w:t>).</w:t>
+        <w:t>Sintaxe Básica:</w:t>
+      </w:r>
+      <w:r>
+        <w:rPr>
+          <w:rFonts w:ascii="Times New Roman" w:eastAsia="Times New Roman" w:hAnsi="Times New Roman" w:cs="Times New Roman"/>
+          <w:kern w:val="0"/>
+          <w:lang w:eastAsia="pt-AO"/>
+          <w14:ligatures w14:val="none"/>
+        </w:rPr>
+        <w:t xml:space="preserve"> Declaração de variáveis, tipos de dados (strings, integers, booleans, arrays) e concatenação.</w:t>
       </w:r>
     </w:p>
     <w:p>
@@ -362,6 +253,7 @@
         <w:spacing w:before="100" w:beforeAutospacing="1" w:after="100" w:afterAutospacing="1" w:line="240" w:lineRule="auto"/>
         <w:rPr>
           <w:rFonts w:ascii="Times New Roman" w:eastAsia="Times New Roman" w:hAnsi="Times New Roman" w:cs="Times New Roman"/>
+          <w:color w:val="EE0000"/>
           <w:kern w:val="0"/>
           <w:lang w:eastAsia="pt-AO"/>
           <w14:ligatures w14:val="none"/>
@@ -372,108 +264,43 @@
           <w:rFonts w:ascii="Times New Roman" w:eastAsia="Times New Roman" w:hAnsi="Times New Roman" w:cs="Times New Roman"/>
           <w:b/>
           <w:bCs/>
-          <w:kern w:val="0"/>
-          <w:lang w:eastAsia="pt-AO"/>
-          <w14:ligatures w14:val="none"/>
-        </w:rPr>
-        <w:t>Funções Nativas:</w:t>
-      </w:r>
-      <w:r>
-        <w:rPr>
-          <w:rFonts w:ascii="Times New Roman" w:eastAsia="Times New Roman" w:hAnsi="Times New Roman" w:cs="Times New Roman"/>
-          <w:kern w:val="0"/>
-          <w:lang w:eastAsia="pt-AO"/>
-          <w14:ligatures w14:val="none"/>
-        </w:rPr>
-        <w:t xml:space="preserve"> Manipulação de strings (</w:t>
-      </w:r>
-      <w:r>
-        <w:rPr>
-          <w:rFonts w:ascii="Courier New" w:eastAsia="Times New Roman" w:hAnsi="Courier New" w:cs="Courier New"/>
-          <w:kern w:val="0"/>
-          <w:sz w:val="20"/>
-          <w:szCs w:val="20"/>
-          <w:bdr w:val="single" w:sz="6" w:space="2" w:color="F4F6F7" w:frame="1"/>
-          <w:shd w:val="clear" w:color="auto" w:fill="F4F6F7"/>
-          <w:lang w:eastAsia="pt-AO"/>
-          <w14:ligatures w14:val="none"/>
-        </w:rPr>
-        <w:t>strlen</w:t>
-      </w:r>
-      <w:r>
-        <w:rPr>
-          <w:rFonts w:ascii="Times New Roman" w:eastAsia="Times New Roman" w:hAnsi="Times New Roman" w:cs="Times New Roman"/>
-          <w:kern w:val="0"/>
-          <w:lang w:eastAsia="pt-AO"/>
-          <w14:ligatures w14:val="none"/>
-        </w:rPr>
-        <w:t xml:space="preserve">, </w:t>
-      </w:r>
-      <w:r>
-        <w:rPr>
-          <w:rFonts w:ascii="Courier New" w:eastAsia="Times New Roman" w:hAnsi="Courier New" w:cs="Courier New"/>
-          <w:kern w:val="0"/>
-          <w:sz w:val="20"/>
-          <w:szCs w:val="20"/>
-          <w:bdr w:val="single" w:sz="6" w:space="2" w:color="F4F6F7" w:frame="1"/>
-          <w:shd w:val="clear" w:color="auto" w:fill="F4F6F7"/>
-          <w:lang w:eastAsia="pt-AO"/>
-          <w14:ligatures w14:val="none"/>
-        </w:rPr>
-        <w:t>str_replace</w:t>
-      </w:r>
-      <w:r>
-        <w:rPr>
-          <w:rFonts w:ascii="Times New Roman" w:eastAsia="Times New Roman" w:hAnsi="Times New Roman" w:cs="Times New Roman"/>
-          <w:kern w:val="0"/>
-          <w:lang w:eastAsia="pt-AO"/>
-          <w14:ligatures w14:val="none"/>
-        </w:rPr>
-        <w:t>) e arrays (</w:t>
-      </w:r>
-      <w:r>
-        <w:rPr>
-          <w:rFonts w:ascii="Courier New" w:eastAsia="Times New Roman" w:hAnsi="Courier New" w:cs="Courier New"/>
-          <w:kern w:val="0"/>
-          <w:sz w:val="20"/>
-          <w:szCs w:val="20"/>
-          <w:bdr w:val="single" w:sz="6" w:space="2" w:color="F4F6F7" w:frame="1"/>
-          <w:shd w:val="clear" w:color="auto" w:fill="F4F6F7"/>
-          <w:lang w:eastAsia="pt-AO"/>
-          <w14:ligatures w14:val="none"/>
-        </w:rPr>
-        <w:t>array_merge</w:t>
-      </w:r>
-      <w:r>
-        <w:rPr>
-          <w:rFonts w:ascii="Times New Roman" w:eastAsia="Times New Roman" w:hAnsi="Times New Roman" w:cs="Times New Roman"/>
-          <w:kern w:val="0"/>
-          <w:lang w:eastAsia="pt-AO"/>
-          <w14:ligatures w14:val="none"/>
-        </w:rPr>
-        <w:t xml:space="preserve">, </w:t>
-      </w:r>
-      <w:r>
-        <w:rPr>
-          <w:rFonts w:ascii="Courier New" w:eastAsia="Times New Roman" w:hAnsi="Courier New" w:cs="Courier New"/>
-          <w:kern w:val="0"/>
-          <w:sz w:val="20"/>
-          <w:szCs w:val="20"/>
-          <w:bdr w:val="single" w:sz="6" w:space="2" w:color="F4F6F7" w:frame="1"/>
-          <w:shd w:val="clear" w:color="auto" w:fill="F4F6F7"/>
-          <w:lang w:eastAsia="pt-AO"/>
-          <w14:ligatures w14:val="none"/>
-        </w:rPr>
-        <w:t>in_array</w:t>
-      </w:r>
-      <w:r>
-        <w:rPr>
-          <w:rFonts w:ascii="Times New Roman" w:eastAsia="Times New Roman" w:hAnsi="Times New Roman" w:cs="Times New Roman"/>
-          <w:kern w:val="0"/>
-          <w:lang w:eastAsia="pt-AO"/>
-          <w14:ligatures w14:val="none"/>
-        </w:rPr>
-        <w:t>).</w:t>
+          <w:color w:val="EE0000"/>
+          <w:kern w:val="0"/>
+          <w:lang w:eastAsia="pt-AO"/>
+          <w14:ligatures w14:val="none"/>
+        </w:rPr>
+        <w:t>Operadores</w:t>
+      </w:r>
+      <w:r>
+        <w:rPr>
+          <w:rFonts w:ascii="Times New Roman" w:eastAsia="Times New Roman" w:hAnsi="Times New Roman" w:cs="Times New Roman"/>
+          <w:color w:val="EE0000"/>
+          <w:kern w:val="0"/>
+          <w:lang w:eastAsia="pt-AO"/>
+          <w14:ligatures w14:val="none"/>
+        </w:rPr>
+        <w:t xml:space="preserve">: Aritméticos, de atribuição, de comparação e </w:t>
+      </w:r>
+      <w:r>
+        <w:rPr>
+          <w:rFonts w:ascii="Times New Roman" w:eastAsia="Times New Roman" w:hAnsi="Times New Roman" w:cs="Times New Roman"/>
+          <w:color w:val="EE0000"/>
+          <w:kern w:val="0"/>
+          <w:u w:val="single"/>
+          <w:lang w:eastAsia="pt-AO"/>
+          <w14:ligatures w14:val="none"/>
+        </w:rPr>
+        <w:t>lógicos</w:t>
+      </w:r>
+      <w:r>
+        <w:rPr>
+          <w:rFonts w:ascii="Times New Roman" w:eastAsia="Times New Roman" w:hAnsi="Times New Roman" w:cs="Times New Roman"/>
+          <w:color w:val="EE0000"/>
+          <w:kern w:val="0"/>
+          <w:lang w:eastAsia="pt-AO"/>
+          <w14:ligatures w14:val="none"/>
+        </w:rPr>
+        <w:t>.</w:t>
       </w:r>
     </w:p>
     <w:p>
@@ -485,6 +312,7 @@
         <w:spacing w:before="100" w:beforeAutospacing="1" w:after="100" w:afterAutospacing="1" w:line="240" w:lineRule="auto"/>
         <w:rPr>
           <w:rFonts w:ascii="Times New Roman" w:eastAsia="Times New Roman" w:hAnsi="Times New Roman" w:cs="Times New Roman"/>
+          <w:color w:val="EE0000"/>
           <w:kern w:val="0"/>
           <w:lang w:eastAsia="pt-AO"/>
           <w14:ligatures w14:val="none"/>
@@ -495,64 +323,22 @@
           <w:rFonts w:ascii="Times New Roman" w:eastAsia="Times New Roman" w:hAnsi="Times New Roman" w:cs="Times New Roman"/>
           <w:b/>
           <w:bCs/>
-          <w:kern w:val="0"/>
-          <w:lang w:eastAsia="pt-AO"/>
-          <w14:ligatures w14:val="none"/>
-        </w:rPr>
-        <w:t>Formulários e Variáveis Globais:</w:t>
-      </w:r>
-      <w:r>
-        <w:rPr>
-          <w:rFonts w:ascii="Times New Roman" w:eastAsia="Times New Roman" w:hAnsi="Times New Roman" w:cs="Times New Roman"/>
-          <w:kern w:val="0"/>
-          <w:lang w:eastAsia="pt-AO"/>
-          <w14:ligatures w14:val="none"/>
-        </w:rPr>
-        <w:t xml:space="preserve"> Capturar dados do utilizador usando as superglobais </w:t>
-      </w:r>
-      <w:r>
-        <w:rPr>
-          <w:rFonts w:ascii="Courier New" w:eastAsia="Times New Roman" w:hAnsi="Courier New" w:cs="Courier New"/>
-          <w:kern w:val="0"/>
-          <w:sz w:val="20"/>
-          <w:szCs w:val="20"/>
-          <w:bdr w:val="single" w:sz="6" w:space="2" w:color="F4F6F7" w:frame="1"/>
-          <w:shd w:val="clear" w:color="auto" w:fill="F4F6F7"/>
-          <w:lang w:eastAsia="pt-AO"/>
-          <w14:ligatures w14:val="none"/>
-        </w:rPr>
-        <w:t>$_POST</w:t>
-      </w:r>
-      <w:r>
-        <w:rPr>
-          <w:rFonts w:ascii="Times New Roman" w:eastAsia="Times New Roman" w:hAnsi="Times New Roman" w:cs="Times New Roman"/>
-          <w:kern w:val="0"/>
-          <w:lang w:eastAsia="pt-AO"/>
-          <w14:ligatures w14:val="none"/>
-        </w:rPr>
-        <w:t xml:space="preserve"> e </w:t>
-      </w:r>
-      <w:r>
-        <w:rPr>
-          <w:rFonts w:ascii="Courier New" w:eastAsia="Times New Roman" w:hAnsi="Courier New" w:cs="Courier New"/>
-          <w:kern w:val="0"/>
-          <w:sz w:val="20"/>
-          <w:szCs w:val="20"/>
-          <w:bdr w:val="single" w:sz="6" w:space="2" w:color="F4F6F7" w:frame="1"/>
-          <w:shd w:val="clear" w:color="auto" w:fill="F4F6F7"/>
-          <w:lang w:eastAsia="pt-AO"/>
-          <w14:ligatures w14:val="none"/>
-        </w:rPr>
-        <w:t>$_GET</w:t>
-      </w:r>
-      <w:r>
-        <w:rPr>
-          <w:rFonts w:ascii="Times New Roman" w:eastAsia="Times New Roman" w:hAnsi="Times New Roman" w:cs="Times New Roman"/>
-          <w:kern w:val="0"/>
-          <w:lang w:eastAsia="pt-AO"/>
-          <w14:ligatures w14:val="none"/>
-        </w:rPr>
-        <w:t>.</w:t>
+          <w:color w:val="EE0000"/>
+          <w:kern w:val="0"/>
+          <w:lang w:eastAsia="pt-AO"/>
+          <w14:ligatures w14:val="none"/>
+        </w:rPr>
+        <w:t>Arrays</w:t>
+      </w:r>
+      <w:r>
+        <w:rPr>
+          <w:rFonts w:ascii="Times New Roman" w:eastAsia="Times New Roman" w:hAnsi="Times New Roman" w:cs="Times New Roman"/>
+          <w:color w:val="EE0000"/>
+          <w:kern w:val="0"/>
+          <w:lang w:eastAsia="pt-AO"/>
+          <w14:ligatures w14:val="none"/>
+        </w:rPr>
+        <w:t>: Arrays numéricos, associativos e multidimensionais.</w:t>
       </w:r>
     </w:p>
     <w:p>
@@ -564,6 +350,7 @@
         <w:spacing w:before="100" w:beforeAutospacing="1" w:after="100" w:afterAutospacing="1" w:line="240" w:lineRule="auto"/>
         <w:rPr>
           <w:rFonts w:ascii="Times New Roman" w:eastAsia="Times New Roman" w:hAnsi="Times New Roman" w:cs="Times New Roman"/>
+          <w:color w:val="EE0000"/>
           <w:kern w:val="0"/>
           <w:lang w:eastAsia="pt-AO"/>
           <w14:ligatures w14:val="none"/>
@@ -574,64 +361,22 @@
           <w:rFonts w:ascii="Times New Roman" w:eastAsia="Times New Roman" w:hAnsi="Times New Roman" w:cs="Times New Roman"/>
           <w:b/>
           <w:bCs/>
-          <w:kern w:val="0"/>
-          <w:lang w:eastAsia="pt-AO"/>
-          <w14:ligatures w14:val="none"/>
-        </w:rPr>
-        <w:t>Sessões e Cookies:</w:t>
-      </w:r>
-      <w:r>
-        <w:rPr>
-          <w:rFonts w:ascii="Times New Roman" w:eastAsia="Times New Roman" w:hAnsi="Times New Roman" w:cs="Times New Roman"/>
-          <w:kern w:val="0"/>
-          <w:lang w:eastAsia="pt-AO"/>
-          <w14:ligatures w14:val="none"/>
-        </w:rPr>
-        <w:t xml:space="preserve"> Gerir o estado do utilizador com </w:t>
-      </w:r>
-      <w:r>
-        <w:rPr>
-          <w:rFonts w:ascii="Courier New" w:eastAsia="Times New Roman" w:hAnsi="Courier New" w:cs="Courier New"/>
-          <w:kern w:val="0"/>
-          <w:sz w:val="20"/>
-          <w:szCs w:val="20"/>
-          <w:bdr w:val="single" w:sz="6" w:space="2" w:color="F4F6F7" w:frame="1"/>
-          <w:shd w:val="clear" w:color="auto" w:fill="F4F6F7"/>
-          <w:lang w:eastAsia="pt-AO"/>
-          <w14:ligatures w14:val="none"/>
-        </w:rPr>
-        <w:t>$_SESSION</w:t>
-      </w:r>
-      <w:r>
-        <w:rPr>
-          <w:rFonts w:ascii="Times New Roman" w:eastAsia="Times New Roman" w:hAnsi="Times New Roman" w:cs="Times New Roman"/>
-          <w:kern w:val="0"/>
-          <w:lang w:eastAsia="pt-AO"/>
-          <w14:ligatures w14:val="none"/>
-        </w:rPr>
-        <w:t xml:space="preserve"> e </w:t>
-      </w:r>
-      <w:r>
-        <w:rPr>
-          <w:rFonts w:ascii="Courier New" w:eastAsia="Times New Roman" w:hAnsi="Courier New" w:cs="Courier New"/>
-          <w:kern w:val="0"/>
-          <w:sz w:val="20"/>
-          <w:szCs w:val="20"/>
-          <w:bdr w:val="single" w:sz="6" w:space="2" w:color="F4F6F7" w:frame="1"/>
-          <w:shd w:val="clear" w:color="auto" w:fill="F4F6F7"/>
-          <w:lang w:eastAsia="pt-AO"/>
-          <w14:ligatures w14:val="none"/>
-        </w:rPr>
-        <w:t>$_COOKIE</w:t>
-      </w:r>
-      <w:r>
-        <w:rPr>
-          <w:rFonts w:ascii="Times New Roman" w:eastAsia="Times New Roman" w:hAnsi="Times New Roman" w:cs="Times New Roman"/>
-          <w:kern w:val="0"/>
-          <w:lang w:eastAsia="pt-AO"/>
-          <w14:ligatures w14:val="none"/>
-        </w:rPr>
-        <w:t xml:space="preserve"> (ex: sistemas de login simples).</w:t>
+          <w:color w:val="EE0000"/>
+          <w:kern w:val="0"/>
+          <w:lang w:eastAsia="pt-AO"/>
+          <w14:ligatures w14:val="none"/>
+        </w:rPr>
+        <w:t>Funções</w:t>
+      </w:r>
+      <w:r>
+        <w:rPr>
+          <w:rFonts w:ascii="Times New Roman" w:eastAsia="Times New Roman" w:hAnsi="Times New Roman" w:cs="Times New Roman"/>
+          <w:color w:val="EE0000"/>
+          <w:kern w:val="0"/>
+          <w:lang w:eastAsia="pt-AO"/>
+          <w14:ligatures w14:val="none"/>
+        </w:rPr>
+        <w:t xml:space="preserve">: Criação de funções, passagem de parâmetros e valores de retorno. </w:t>
       </w:r>
     </w:p>
     <w:p>
@@ -643,6 +388,7 @@
         <w:spacing w:before="100" w:beforeAutospacing="1" w:after="100" w:afterAutospacing="1" w:line="240" w:lineRule="auto"/>
         <w:rPr>
           <w:rFonts w:ascii="Times New Roman" w:eastAsia="Times New Roman" w:hAnsi="Times New Roman" w:cs="Times New Roman"/>
+          <w:color w:val="EE0000"/>
           <w:kern w:val="0"/>
           <w:lang w:eastAsia="pt-AO"/>
           <w14:ligatures w14:val="none"/>
@@ -653,24 +399,27 @@
           <w:rFonts w:ascii="Times New Roman" w:eastAsia="Times New Roman" w:hAnsi="Times New Roman" w:cs="Times New Roman"/>
           <w:b/>
           <w:bCs/>
-          <w:kern w:val="0"/>
-          <w:lang w:eastAsia="pt-AO"/>
-          <w14:ligatures w14:val="none"/>
-        </w:rPr>
-        <w:t>Inclusão de Ficheiros:</w:t>
-      </w:r>
-      <w:r>
-        <w:rPr>
-          <w:rFonts w:ascii="Times New Roman" w:eastAsia="Times New Roman" w:hAnsi="Times New Roman" w:cs="Times New Roman"/>
-          <w:kern w:val="0"/>
-          <w:lang w:eastAsia="pt-AO"/>
-          <w14:ligatures w14:val="none"/>
-        </w:rPr>
-        <w:t xml:space="preserve"> Organizar o código reutilizando blocos com </w:t>
+          <w:color w:val="EE0000"/>
+          <w:kern w:val="0"/>
+          <w:lang w:eastAsia="pt-AO"/>
+          <w14:ligatures w14:val="none"/>
+        </w:rPr>
+        <w:t>Estruturas de Controlo:</w:t>
+      </w:r>
+      <w:r>
+        <w:rPr>
+          <w:rFonts w:ascii="Times New Roman" w:eastAsia="Times New Roman" w:hAnsi="Times New Roman" w:cs="Times New Roman"/>
+          <w:color w:val="EE0000"/>
+          <w:kern w:val="0"/>
+          <w:lang w:eastAsia="pt-AO"/>
+          <w14:ligatures w14:val="none"/>
+        </w:rPr>
+        <w:t xml:space="preserve"> Condicionais (</w:t>
       </w:r>
       <w:r>
         <w:rPr>
           <w:rFonts w:ascii="Courier New" w:eastAsia="Times New Roman" w:hAnsi="Courier New" w:cs="Courier New"/>
+          <w:color w:val="EE0000"/>
           <w:kern w:val="0"/>
           <w:sz w:val="20"/>
           <w:szCs w:val="20"/>
@@ -679,11 +428,12 @@
           <w:lang w:eastAsia="pt-AO"/>
           <w14:ligatures w14:val="none"/>
         </w:rPr>
-        <w:t>include</w:t>
-      </w:r>
-      <w:r>
-        <w:rPr>
-          <w:rFonts w:ascii="Times New Roman" w:eastAsia="Times New Roman" w:hAnsi="Times New Roman" w:cs="Times New Roman"/>
+        <w:t>if</w:t>
+      </w:r>
+      <w:r>
+        <w:rPr>
+          <w:rFonts w:ascii="Times New Roman" w:eastAsia="Times New Roman" w:hAnsi="Times New Roman" w:cs="Times New Roman"/>
+          <w:color w:val="EE0000"/>
           <w:kern w:val="0"/>
           <w:lang w:eastAsia="pt-AO"/>
           <w14:ligatures w14:val="none"/>
@@ -693,6 +443,7 @@
       <w:r>
         <w:rPr>
           <w:rFonts w:ascii="Courier New" w:eastAsia="Times New Roman" w:hAnsi="Courier New" w:cs="Courier New"/>
+          <w:color w:val="EE0000"/>
           <w:kern w:val="0"/>
           <w:sz w:val="20"/>
           <w:szCs w:val="20"/>
@@ -701,11 +452,12 @@
           <w:lang w:eastAsia="pt-AO"/>
           <w14:ligatures w14:val="none"/>
         </w:rPr>
-        <w:t>include_once</w:t>
-      </w:r>
-      <w:r>
-        <w:rPr>
-          <w:rFonts w:ascii="Times New Roman" w:eastAsia="Times New Roman" w:hAnsi="Times New Roman" w:cs="Times New Roman"/>
+        <w:t>else</w:t>
+      </w:r>
+      <w:r>
+        <w:rPr>
+          <w:rFonts w:ascii="Times New Roman" w:eastAsia="Times New Roman" w:hAnsi="Times New Roman" w:cs="Times New Roman"/>
+          <w:color w:val="EE0000"/>
           <w:kern w:val="0"/>
           <w:lang w:eastAsia="pt-AO"/>
           <w14:ligatures w14:val="none"/>
@@ -715,6 +467,7 @@
       <w:r>
         <w:rPr>
           <w:rFonts w:ascii="Courier New" w:eastAsia="Times New Roman" w:hAnsi="Courier New" w:cs="Courier New"/>
+          <w:color w:val="EE0000"/>
           <w:kern w:val="0"/>
           <w:sz w:val="20"/>
           <w:szCs w:val="20"/>
@@ -723,20 +476,22 @@
           <w:lang w:eastAsia="pt-AO"/>
           <w14:ligatures w14:val="none"/>
         </w:rPr>
-        <w:t>require</w:t>
-      </w:r>
-      <w:r>
-        <w:rPr>
-          <w:rFonts w:ascii="Times New Roman" w:eastAsia="Times New Roman" w:hAnsi="Times New Roman" w:cs="Times New Roman"/>
-          <w:kern w:val="0"/>
-          <w:lang w:eastAsia="pt-AO"/>
-          <w14:ligatures w14:val="none"/>
-        </w:rPr>
-        <w:t xml:space="preserve"> e </w:t>
+        <w:t>switch</w:t>
+      </w:r>
+      <w:r>
+        <w:rPr>
+          <w:rFonts w:ascii="Times New Roman" w:eastAsia="Times New Roman" w:hAnsi="Times New Roman" w:cs="Times New Roman"/>
+          <w:color w:val="EE0000"/>
+          <w:kern w:val="0"/>
+          <w:lang w:eastAsia="pt-AO"/>
+          <w14:ligatures w14:val="none"/>
+        </w:rPr>
+        <w:t>) e estruturas de repetição (</w:t>
       </w:r>
       <w:r>
         <w:rPr>
           <w:rFonts w:ascii="Courier New" w:eastAsia="Times New Roman" w:hAnsi="Courier New" w:cs="Courier New"/>
+          <w:color w:val="EE0000"/>
           <w:kern w:val="0"/>
           <w:sz w:val="20"/>
           <w:szCs w:val="20"/>
@@ -745,11 +500,500 @@
           <w:lang w:eastAsia="pt-AO"/>
           <w14:ligatures w14:val="none"/>
         </w:rPr>
+        <w:t>for</w:t>
+      </w:r>
+      <w:r>
+        <w:rPr>
+          <w:rFonts w:ascii="Times New Roman" w:eastAsia="Times New Roman" w:hAnsi="Times New Roman" w:cs="Times New Roman"/>
+          <w:color w:val="EE0000"/>
+          <w:kern w:val="0"/>
+          <w:lang w:eastAsia="pt-AO"/>
+          <w14:ligatures w14:val="none"/>
+        </w:rPr>
+        <w:t xml:space="preserve">, </w:t>
+      </w:r>
+      <w:r>
+        <w:rPr>
+          <w:rFonts w:ascii="Courier New" w:eastAsia="Times New Roman" w:hAnsi="Courier New" w:cs="Courier New"/>
+          <w:color w:val="EE0000"/>
+          <w:kern w:val="0"/>
+          <w:sz w:val="20"/>
+          <w:szCs w:val="20"/>
+          <w:bdr w:val="single" w:sz="6" w:space="2" w:color="F4F6F7" w:frame="1"/>
+          <w:shd w:val="clear" w:color="auto" w:fill="F4F6F7"/>
+          <w:lang w:eastAsia="pt-AO"/>
+          <w14:ligatures w14:val="none"/>
+        </w:rPr>
+        <w:t>foreach</w:t>
+      </w:r>
+      <w:r>
+        <w:rPr>
+          <w:rFonts w:ascii="Times New Roman" w:eastAsia="Times New Roman" w:hAnsi="Times New Roman" w:cs="Times New Roman"/>
+          <w:color w:val="EE0000"/>
+          <w:kern w:val="0"/>
+          <w:lang w:eastAsia="pt-AO"/>
+          <w14:ligatures w14:val="none"/>
+        </w:rPr>
+        <w:t xml:space="preserve">, </w:t>
+      </w:r>
+      <w:r>
+        <w:rPr>
+          <w:rFonts w:ascii="Courier New" w:eastAsia="Times New Roman" w:hAnsi="Courier New" w:cs="Courier New"/>
+          <w:color w:val="EE0000"/>
+          <w:kern w:val="0"/>
+          <w:sz w:val="20"/>
+          <w:szCs w:val="20"/>
+          <w:bdr w:val="single" w:sz="6" w:space="2" w:color="F4F6F7" w:frame="1"/>
+          <w:shd w:val="clear" w:color="auto" w:fill="F4F6F7"/>
+          <w:lang w:eastAsia="pt-AO"/>
+          <w14:ligatures w14:val="none"/>
+        </w:rPr>
+        <w:t>while</w:t>
+      </w:r>
+      <w:r>
+        <w:rPr>
+          <w:rFonts w:ascii="Times New Roman" w:eastAsia="Times New Roman" w:hAnsi="Times New Roman" w:cs="Times New Roman"/>
+          <w:color w:val="EE0000"/>
+          <w:kern w:val="0"/>
+          <w:lang w:eastAsia="pt-AO"/>
+          <w14:ligatures w14:val="none"/>
+        </w:rPr>
+        <w:t>).</w:t>
+      </w:r>
+    </w:p>
+    <w:p>
+      <w:pPr>
+        <w:numPr>
+          <w:ilvl w:val="0"/>
+          <w:numId w:val="1"/>
+        </w:numPr>
+        <w:spacing w:before="100" w:beforeAutospacing="1" w:after="100" w:afterAutospacing="1" w:line="240" w:lineRule="auto"/>
+        <w:rPr>
+          <w:rFonts w:ascii="Times New Roman" w:eastAsia="Times New Roman" w:hAnsi="Times New Roman" w:cs="Times New Roman"/>
+          <w:color w:val="EE0000"/>
+          <w:kern w:val="0"/>
+          <w:lang w:eastAsia="pt-AO"/>
+          <w14:ligatures w14:val="none"/>
+        </w:rPr>
+      </w:pPr>
+      <w:r>
+        <w:rPr>
+          <w:rFonts w:ascii="Times New Roman" w:eastAsia="Times New Roman" w:hAnsi="Times New Roman" w:cs="Times New Roman"/>
+          <w:b/>
+          <w:bCs/>
+          <w:color w:val="EE0000"/>
+          <w:kern w:val="0"/>
+          <w:lang w:eastAsia="pt-AO"/>
+          <w14:ligatures w14:val="none"/>
+        </w:rPr>
+        <w:t>Funções Nativas:</w:t>
+      </w:r>
+      <w:r>
+        <w:rPr>
+          <w:rFonts w:ascii="Times New Roman" w:eastAsia="Times New Roman" w:hAnsi="Times New Roman" w:cs="Times New Roman"/>
+          <w:color w:val="EE0000"/>
+          <w:kern w:val="0"/>
+          <w:lang w:eastAsia="pt-AO"/>
+          <w14:ligatures w14:val="none"/>
+        </w:rPr>
+        <w:t xml:space="preserve"> Manipulação de strings (</w:t>
+      </w:r>
+      <w:r>
+        <w:rPr>
+          <w:rFonts w:ascii="Courier New" w:eastAsia="Times New Roman" w:hAnsi="Courier New" w:cs="Courier New"/>
+          <w:color w:val="EE0000"/>
+          <w:kern w:val="0"/>
+          <w:sz w:val="20"/>
+          <w:szCs w:val="20"/>
+          <w:bdr w:val="single" w:sz="6" w:space="2" w:color="F4F6F7" w:frame="1"/>
+          <w:shd w:val="clear" w:color="auto" w:fill="F4F6F7"/>
+          <w:lang w:eastAsia="pt-AO"/>
+          <w14:ligatures w14:val="none"/>
+        </w:rPr>
+        <w:t>strlen</w:t>
+      </w:r>
+      <w:r>
+        <w:rPr>
+          <w:rFonts w:ascii="Times New Roman" w:eastAsia="Times New Roman" w:hAnsi="Times New Roman" w:cs="Times New Roman"/>
+          <w:color w:val="EE0000"/>
+          <w:kern w:val="0"/>
+          <w:lang w:eastAsia="pt-AO"/>
+          <w14:ligatures w14:val="none"/>
+        </w:rPr>
+        <w:t xml:space="preserve">, </w:t>
+      </w:r>
+      <w:r>
+        <w:rPr>
+          <w:rFonts w:ascii="Courier New" w:eastAsia="Times New Roman" w:hAnsi="Courier New" w:cs="Courier New"/>
+          <w:color w:val="EE0000"/>
+          <w:kern w:val="0"/>
+          <w:sz w:val="20"/>
+          <w:szCs w:val="20"/>
+          <w:bdr w:val="single" w:sz="6" w:space="2" w:color="F4F6F7" w:frame="1"/>
+          <w:shd w:val="clear" w:color="auto" w:fill="F4F6F7"/>
+          <w:lang w:eastAsia="pt-AO"/>
+          <w14:ligatures w14:val="none"/>
+        </w:rPr>
+        <w:t>str_replace</w:t>
+      </w:r>
+      <w:r>
+        <w:rPr>
+          <w:rFonts w:ascii="Times New Roman" w:eastAsia="Times New Roman" w:hAnsi="Times New Roman" w:cs="Times New Roman"/>
+          <w:color w:val="EE0000"/>
+          <w:kern w:val="0"/>
+          <w:lang w:eastAsia="pt-AO"/>
+          <w14:ligatures w14:val="none"/>
+        </w:rPr>
+        <w:t>) e arrays (</w:t>
+      </w:r>
+      <w:r>
+        <w:rPr>
+          <w:rFonts w:ascii="Courier New" w:eastAsia="Times New Roman" w:hAnsi="Courier New" w:cs="Courier New"/>
+          <w:color w:val="EE0000"/>
+          <w:kern w:val="0"/>
+          <w:sz w:val="20"/>
+          <w:szCs w:val="20"/>
+          <w:bdr w:val="single" w:sz="6" w:space="2" w:color="F4F6F7" w:frame="1"/>
+          <w:shd w:val="clear" w:color="auto" w:fill="F4F6F7"/>
+          <w:lang w:eastAsia="pt-AO"/>
+          <w14:ligatures w14:val="none"/>
+        </w:rPr>
+        <w:t>array_merge</w:t>
+      </w:r>
+      <w:r>
+        <w:rPr>
+          <w:rFonts w:ascii="Times New Roman" w:eastAsia="Times New Roman" w:hAnsi="Times New Roman" w:cs="Times New Roman"/>
+          <w:color w:val="EE0000"/>
+          <w:kern w:val="0"/>
+          <w:lang w:eastAsia="pt-AO"/>
+          <w14:ligatures w14:val="none"/>
+        </w:rPr>
+        <w:t xml:space="preserve">, </w:t>
+      </w:r>
+      <w:r>
+        <w:rPr>
+          <w:rFonts w:ascii="Courier New" w:eastAsia="Times New Roman" w:hAnsi="Courier New" w:cs="Courier New"/>
+          <w:color w:val="EE0000"/>
+          <w:kern w:val="0"/>
+          <w:sz w:val="20"/>
+          <w:szCs w:val="20"/>
+          <w:bdr w:val="single" w:sz="6" w:space="2" w:color="F4F6F7" w:frame="1"/>
+          <w:shd w:val="clear" w:color="auto" w:fill="F4F6F7"/>
+          <w:lang w:eastAsia="pt-AO"/>
+          <w14:ligatures w14:val="none"/>
+        </w:rPr>
+        <w:t>in_array</w:t>
+      </w:r>
+      <w:r>
+        <w:rPr>
+          <w:rFonts w:ascii="Times New Roman" w:eastAsia="Times New Roman" w:hAnsi="Times New Roman" w:cs="Times New Roman"/>
+          <w:color w:val="EE0000"/>
+          <w:kern w:val="0"/>
+          <w:lang w:eastAsia="pt-AO"/>
+          <w14:ligatures w14:val="none"/>
+        </w:rPr>
+        <w:t>).</w:t>
+      </w:r>
+    </w:p>
+    <w:p>
+      <w:pPr>
+        <w:numPr>
+          <w:ilvl w:val="0"/>
+          <w:numId w:val="1"/>
+        </w:numPr>
+        <w:spacing w:before="100" w:beforeAutospacing="1" w:after="100" w:afterAutospacing="1" w:line="240" w:lineRule="auto"/>
+        <w:rPr>
+          <w:rFonts w:ascii="Times New Roman" w:eastAsia="Times New Roman" w:hAnsi="Times New Roman" w:cs="Times New Roman"/>
+          <w:color w:val="EE0000"/>
+          <w:kern w:val="0"/>
+          <w:lang w:eastAsia="pt-AO"/>
+          <w14:ligatures w14:val="none"/>
+        </w:rPr>
+      </w:pPr>
+      <w:r>
+        <w:rPr>
+          <w:rFonts w:ascii="Times New Roman" w:eastAsia="Times New Roman" w:hAnsi="Times New Roman" w:cs="Times New Roman"/>
+          <w:b/>
+          <w:bCs/>
+          <w:color w:val="EE0000"/>
+          <w:kern w:val="0"/>
+          <w:lang w:eastAsia="pt-AO"/>
+          <w14:ligatures w14:val="none"/>
+        </w:rPr>
+        <w:t>Formulários e Variáveis Globais:</w:t>
+      </w:r>
+      <w:r>
+        <w:rPr>
+          <w:rFonts w:ascii="Times New Roman" w:eastAsia="Times New Roman" w:hAnsi="Times New Roman" w:cs="Times New Roman"/>
+          <w:color w:val="EE0000"/>
+          <w:kern w:val="0"/>
+          <w:lang w:eastAsia="pt-AO"/>
+          <w14:ligatures w14:val="none"/>
+        </w:rPr>
+        <w:t xml:space="preserve"> Capturar dados do utilizador usando as superglobais </w:t>
+      </w:r>
+      <w:r>
+        <w:rPr>
+          <w:rFonts w:ascii="Courier New" w:eastAsia="Times New Roman" w:hAnsi="Courier New" w:cs="Courier New"/>
+          <w:color w:val="EE0000"/>
+          <w:kern w:val="0"/>
+          <w:sz w:val="20"/>
+          <w:szCs w:val="20"/>
+          <w:bdr w:val="single" w:sz="6" w:space="2" w:color="F4F6F7" w:frame="1"/>
+          <w:shd w:val="clear" w:color="auto" w:fill="F4F6F7"/>
+          <w:lang w:eastAsia="pt-AO"/>
+          <w14:ligatures w14:val="none"/>
+        </w:rPr>
+        <w:t>$_POST</w:t>
+      </w:r>
+      <w:r>
+        <w:rPr>
+          <w:rFonts w:ascii="Times New Roman" w:eastAsia="Times New Roman" w:hAnsi="Times New Roman" w:cs="Times New Roman"/>
+          <w:color w:val="EE0000"/>
+          <w:kern w:val="0"/>
+          <w:lang w:eastAsia="pt-AO"/>
+          <w14:ligatures w14:val="none"/>
+        </w:rPr>
+        <w:t xml:space="preserve"> e </w:t>
+      </w:r>
+      <w:r>
+        <w:rPr>
+          <w:rFonts w:ascii="Courier New" w:eastAsia="Times New Roman" w:hAnsi="Courier New" w:cs="Courier New"/>
+          <w:color w:val="EE0000"/>
+          <w:kern w:val="0"/>
+          <w:sz w:val="20"/>
+          <w:szCs w:val="20"/>
+          <w:bdr w:val="single" w:sz="6" w:space="2" w:color="F4F6F7" w:frame="1"/>
+          <w:shd w:val="clear" w:color="auto" w:fill="F4F6F7"/>
+          <w:lang w:eastAsia="pt-AO"/>
+          <w14:ligatures w14:val="none"/>
+        </w:rPr>
+        <w:t>$_GET</w:t>
+      </w:r>
+      <w:r>
+        <w:rPr>
+          <w:rFonts w:ascii="Times New Roman" w:eastAsia="Times New Roman" w:hAnsi="Times New Roman" w:cs="Times New Roman"/>
+          <w:color w:val="EE0000"/>
+          <w:kern w:val="0"/>
+          <w:lang w:eastAsia="pt-AO"/>
+          <w14:ligatures w14:val="none"/>
+        </w:rPr>
+        <w:t>.</w:t>
+      </w:r>
+    </w:p>
+    <w:p>
+      <w:pPr>
+        <w:numPr>
+          <w:ilvl w:val="0"/>
+          <w:numId w:val="1"/>
+        </w:numPr>
+        <w:spacing w:before="100" w:beforeAutospacing="1" w:after="100" w:afterAutospacing="1" w:line="240" w:lineRule="auto"/>
+        <w:rPr>
+          <w:rFonts w:ascii="Times New Roman" w:eastAsia="Times New Roman" w:hAnsi="Times New Roman" w:cs="Times New Roman"/>
+          <w:color w:val="EE0000"/>
+          <w:kern w:val="0"/>
+          <w:lang w:eastAsia="pt-AO"/>
+          <w14:ligatures w14:val="none"/>
+        </w:rPr>
+      </w:pPr>
+      <w:r>
+        <w:rPr>
+          <w:rFonts w:ascii="Times New Roman" w:eastAsia="Times New Roman" w:hAnsi="Times New Roman" w:cs="Times New Roman"/>
+          <w:b/>
+          <w:bCs/>
+          <w:color w:val="EE0000"/>
+          <w:kern w:val="0"/>
+          <w:lang w:eastAsia="pt-AO"/>
+          <w14:ligatures w14:val="none"/>
+        </w:rPr>
+        <w:t>Sessões e Cookies:</w:t>
+      </w:r>
+      <w:r>
+        <w:rPr>
+          <w:rFonts w:ascii="Times New Roman" w:eastAsia="Times New Roman" w:hAnsi="Times New Roman" w:cs="Times New Roman"/>
+          <w:color w:val="EE0000"/>
+          <w:kern w:val="0"/>
+          <w:lang w:eastAsia="pt-AO"/>
+          <w14:ligatures w14:val="none"/>
+        </w:rPr>
+        <w:t xml:space="preserve"> Gerir o estado do utilizador com </w:t>
+      </w:r>
+      <w:r>
+        <w:rPr>
+          <w:rFonts w:ascii="Courier New" w:eastAsia="Times New Roman" w:hAnsi="Courier New" w:cs="Courier New"/>
+          <w:color w:val="EE0000"/>
+          <w:kern w:val="0"/>
+          <w:sz w:val="20"/>
+          <w:szCs w:val="20"/>
+          <w:bdr w:val="single" w:sz="6" w:space="2" w:color="F4F6F7" w:frame="1"/>
+          <w:shd w:val="clear" w:color="auto" w:fill="F4F6F7"/>
+          <w:lang w:eastAsia="pt-AO"/>
+          <w14:ligatures w14:val="none"/>
+        </w:rPr>
+        <w:t>$_SESSION</w:t>
+      </w:r>
+      <w:r>
+        <w:rPr>
+          <w:rFonts w:ascii="Times New Roman" w:eastAsia="Times New Roman" w:hAnsi="Times New Roman" w:cs="Times New Roman"/>
+          <w:color w:val="EE0000"/>
+          <w:kern w:val="0"/>
+          <w:lang w:eastAsia="pt-AO"/>
+          <w14:ligatures w14:val="none"/>
+        </w:rPr>
+        <w:t xml:space="preserve"> e </w:t>
+      </w:r>
+      <w:r>
+        <w:rPr>
+          <w:rFonts w:ascii="Courier New" w:eastAsia="Times New Roman" w:hAnsi="Courier New" w:cs="Courier New"/>
+          <w:color w:val="EE0000"/>
+          <w:kern w:val="0"/>
+          <w:sz w:val="20"/>
+          <w:szCs w:val="20"/>
+          <w:bdr w:val="single" w:sz="6" w:space="2" w:color="F4F6F7" w:frame="1"/>
+          <w:shd w:val="clear" w:color="auto" w:fill="F4F6F7"/>
+          <w:lang w:eastAsia="pt-AO"/>
+          <w14:ligatures w14:val="none"/>
+        </w:rPr>
+        <w:t>$_COOKIE</w:t>
+      </w:r>
+      <w:r>
+        <w:rPr>
+          <w:rFonts w:ascii="Times New Roman" w:eastAsia="Times New Roman" w:hAnsi="Times New Roman" w:cs="Times New Roman"/>
+          <w:color w:val="EE0000"/>
+          <w:kern w:val="0"/>
+          <w:lang w:eastAsia="pt-AO"/>
+          <w14:ligatures w14:val="none"/>
+        </w:rPr>
+        <w:t xml:space="preserve"> (ex: sistemas de login simples).</w:t>
+      </w:r>
+    </w:p>
+    <w:p>
+      <w:pPr>
+        <w:numPr>
+          <w:ilvl w:val="0"/>
+          <w:numId w:val="1"/>
+        </w:numPr>
+        <w:spacing w:before="100" w:beforeAutospacing="1" w:after="100" w:afterAutospacing="1" w:line="240" w:lineRule="auto"/>
+        <w:rPr>
+          <w:rFonts w:ascii="Times New Roman" w:eastAsia="Times New Roman" w:hAnsi="Times New Roman" w:cs="Times New Roman"/>
+          <w:color w:val="EE0000"/>
+          <w:kern w:val="0"/>
+          <w:lang w:eastAsia="pt-AO"/>
+          <w14:ligatures w14:val="none"/>
+        </w:rPr>
+      </w:pPr>
+      <w:r>
+        <w:rPr>
+          <w:rFonts w:ascii="Times New Roman" w:eastAsia="Times New Roman" w:hAnsi="Times New Roman" w:cs="Times New Roman"/>
+          <w:b/>
+          <w:bCs/>
+          <w:color w:val="EE0000"/>
+          <w:kern w:val="0"/>
+          <w:lang w:eastAsia="pt-AO"/>
+          <w14:ligatures w14:val="none"/>
+        </w:rPr>
+        <w:t>Inclusão de Ficheiros:</w:t>
+      </w:r>
+      <w:r>
+        <w:rPr>
+          <w:rFonts w:ascii="Times New Roman" w:eastAsia="Times New Roman" w:hAnsi="Times New Roman" w:cs="Times New Roman"/>
+          <w:color w:val="EE0000"/>
+          <w:kern w:val="0"/>
+          <w:lang w:eastAsia="pt-AO"/>
+          <w14:ligatures w14:val="none"/>
+        </w:rPr>
+        <w:t xml:space="preserve"> Organizar o código reutilizando blocos com </w:t>
+      </w:r>
+      <w:r>
+        <w:rPr>
+          <w:rFonts w:ascii="Courier New" w:eastAsia="Times New Roman" w:hAnsi="Courier New" w:cs="Courier New"/>
+          <w:color w:val="EE0000"/>
+          <w:kern w:val="0"/>
+          <w:sz w:val="20"/>
+          <w:szCs w:val="20"/>
+          <w:bdr w:val="single" w:sz="6" w:space="2" w:color="F4F6F7" w:frame="1"/>
+          <w:shd w:val="clear" w:color="auto" w:fill="F4F6F7"/>
+          <w:lang w:eastAsia="pt-AO"/>
+          <w14:ligatures w14:val="none"/>
+        </w:rPr>
+        <w:t>include</w:t>
+      </w:r>
+      <w:r>
+        <w:rPr>
+          <w:rFonts w:ascii="Times New Roman" w:eastAsia="Times New Roman" w:hAnsi="Times New Roman" w:cs="Times New Roman"/>
+          <w:color w:val="EE0000"/>
+          <w:kern w:val="0"/>
+          <w:lang w:eastAsia="pt-AO"/>
+          <w14:ligatures w14:val="none"/>
+        </w:rPr>
+        <w:t xml:space="preserve">, </w:t>
+      </w:r>
+      <w:r>
+        <w:rPr>
+          <w:rFonts w:ascii="Courier New" w:eastAsia="Times New Roman" w:hAnsi="Courier New" w:cs="Courier New"/>
+          <w:color w:val="EE0000"/>
+          <w:kern w:val="0"/>
+          <w:sz w:val="20"/>
+          <w:szCs w:val="20"/>
+          <w:bdr w:val="single" w:sz="6" w:space="2" w:color="F4F6F7" w:frame="1"/>
+          <w:shd w:val="clear" w:color="auto" w:fill="F4F6F7"/>
+          <w:lang w:eastAsia="pt-AO"/>
+          <w14:ligatures w14:val="none"/>
+        </w:rPr>
+        <w:t>include_once</w:t>
+      </w:r>
+      <w:r>
+        <w:rPr>
+          <w:rFonts w:ascii="Times New Roman" w:eastAsia="Times New Roman" w:hAnsi="Times New Roman" w:cs="Times New Roman"/>
+          <w:color w:val="EE0000"/>
+          <w:kern w:val="0"/>
+          <w:lang w:eastAsia="pt-AO"/>
+          <w14:ligatures w14:val="none"/>
+        </w:rPr>
+        <w:t xml:space="preserve">, </w:t>
+      </w:r>
+      <w:r>
+        <w:rPr>
+          <w:rFonts w:ascii="Courier New" w:eastAsia="Times New Roman" w:hAnsi="Courier New" w:cs="Courier New"/>
+          <w:color w:val="EE0000"/>
+          <w:kern w:val="0"/>
+          <w:sz w:val="20"/>
+          <w:szCs w:val="20"/>
+          <w:bdr w:val="single" w:sz="6" w:space="2" w:color="F4F6F7" w:frame="1"/>
+          <w:shd w:val="clear" w:color="auto" w:fill="F4F6F7"/>
+          <w:lang w:eastAsia="pt-AO"/>
+          <w14:ligatures w14:val="none"/>
+        </w:rPr>
+        <w:t>require</w:t>
+      </w:r>
+      <w:r>
+        <w:rPr>
+          <w:rFonts w:ascii="Times New Roman" w:eastAsia="Times New Roman" w:hAnsi="Times New Roman" w:cs="Times New Roman"/>
+          <w:color w:val="EE0000"/>
+          <w:kern w:val="0"/>
+          <w:lang w:eastAsia="pt-AO"/>
+          <w14:ligatures w14:val="none"/>
+        </w:rPr>
+        <w:t xml:space="preserve"> e </w:t>
+      </w:r>
+      <w:r>
+        <w:rPr>
+          <w:rFonts w:ascii="Courier New" w:eastAsia="Times New Roman" w:hAnsi="Courier New" w:cs="Courier New"/>
+          <w:color w:val="EE0000"/>
+          <w:kern w:val="0"/>
+          <w:sz w:val="20"/>
+          <w:szCs w:val="20"/>
+          <w:bdr w:val="single" w:sz="6" w:space="2" w:color="F4F6F7" w:frame="1"/>
+          <w:shd w:val="clear" w:color="auto" w:fill="F4F6F7"/>
+          <w:lang w:eastAsia="pt-AO"/>
+          <w14:ligatures w14:val="none"/>
+        </w:rPr>
         <w:t>require_once</w:t>
       </w:r>
       <w:r>
         <w:rPr>
           <w:rFonts w:ascii="Times New Roman" w:eastAsia="Times New Roman" w:hAnsi="Times New Roman" w:cs="Times New Roman"/>
+          <w:color w:val="EE0000"/>
           <w:kern w:val="0"/>
           <w:lang w:eastAsia="pt-AO"/>
           <w14:ligatures w14:val="none"/>
@@ -765,6 +1009,7 @@
           <w:rFonts w:ascii="Times New Roman" w:eastAsia="Times New Roman" w:hAnsi="Times New Roman" w:cs="Times New Roman"/>
           <w:b/>
           <w:bCs/>
+          <w:color w:val="EE0000"/>
           <w:kern w:val="0"/>
           <w:sz w:val="30"/>
           <w:szCs w:val="30"/>
@@ -777,6 +1022,7 @@
           <w:rFonts w:ascii="Times New Roman" w:eastAsia="Times New Roman" w:hAnsi="Times New Roman" w:cs="Times New Roman"/>
           <w:b/>
           <w:bCs/>
+          <w:color w:val="EE0000"/>
           <w:kern w:val="0"/>
           <w:sz w:val="30"/>
           <w:szCs w:val="30"/>
@@ -791,14 +1037,16 @@
         <w:spacing w:after="0" w:line="240" w:lineRule="auto"/>
         <w:rPr>
           <w:rFonts w:ascii="Times New Roman" w:eastAsia="Times New Roman" w:hAnsi="Times New Roman" w:cs="Times New Roman"/>
-          <w:kern w:val="0"/>
-          <w:lang w:eastAsia="pt-AO"/>
-          <w14:ligatures w14:val="none"/>
-        </w:rPr>
-      </w:pPr>
-      <w:r>
-        <w:rPr>
-          <w:rFonts w:ascii="Times New Roman" w:eastAsia="Times New Roman" w:hAnsi="Times New Roman" w:cs="Times New Roman"/>
+          <w:color w:val="EE0000"/>
+          <w:kern w:val="0"/>
+          <w:lang w:eastAsia="pt-AO"/>
+          <w14:ligatures w14:val="none"/>
+        </w:rPr>
+      </w:pPr>
+      <w:r>
+        <w:rPr>
+          <w:rFonts w:ascii="Times New Roman" w:eastAsia="Times New Roman" w:hAnsi="Times New Roman" w:cs="Times New Roman"/>
+          <w:color w:val="EE0000"/>
           <w:kern w:val="0"/>
           <w:lang w:eastAsia="pt-AO"/>
           <w14:ligatures w14:val="none"/>
@@ -815,6 +1063,7 @@
         <w:spacing w:before="100" w:beforeAutospacing="1" w:after="100" w:afterAutospacing="1" w:line="240" w:lineRule="auto"/>
         <w:rPr>
           <w:rFonts w:ascii="Times New Roman" w:eastAsia="Times New Roman" w:hAnsi="Times New Roman" w:cs="Times New Roman"/>
+          <w:color w:val="EE0000"/>
           <w:kern w:val="0"/>
           <w:lang w:eastAsia="pt-AO"/>
           <w14:ligatures w14:val="none"/>
@@ -825,24 +1074,27 @@
           <w:rFonts w:ascii="Times New Roman" w:eastAsia="Times New Roman" w:hAnsi="Times New Roman" w:cs="Times New Roman"/>
           <w:b/>
           <w:bCs/>
-          <w:kern w:val="0"/>
-          <w:lang w:eastAsia="pt-AO"/>
-          <w14:ligatures w14:val="none"/>
-        </w:rPr>
-        <w:t>Programação Orientada a Objetos (POO):</w:t>
-      </w:r>
-      <w:r>
-        <w:rPr>
-          <w:rFonts w:ascii="Times New Roman" w:eastAsia="Times New Roman" w:hAnsi="Times New Roman" w:cs="Times New Roman"/>
-          <w:kern w:val="0"/>
-          <w:lang w:eastAsia="pt-AO"/>
-          <w14:ligatures w14:val="none"/>
-        </w:rPr>
-        <w:t xml:space="preserve"> Classes, objetos, propriedades, métodos, visibilidade (</w:t>
+          <w:color w:val="EE0000"/>
+          <w:kern w:val="0"/>
+          <w:lang w:eastAsia="pt-AO"/>
+          <w14:ligatures w14:val="none"/>
+        </w:rPr>
+        <w:t>Formulários e Variáveis Globais</w:t>
+      </w:r>
+      <w:r>
+        <w:rPr>
+          <w:rFonts w:ascii="Times New Roman" w:eastAsia="Times New Roman" w:hAnsi="Times New Roman" w:cs="Times New Roman"/>
+          <w:color w:val="EE0000"/>
+          <w:kern w:val="0"/>
+          <w:lang w:eastAsia="pt-AO"/>
+          <w14:ligatures w14:val="none"/>
+        </w:rPr>
+        <w:t xml:space="preserve">: Manipulação de dados com </w:t>
       </w:r>
       <w:r>
         <w:rPr>
           <w:rFonts w:ascii="Courier New" w:eastAsia="Times New Roman" w:hAnsi="Courier New" w:cs="Courier New"/>
+          <w:color w:val="EE0000"/>
           <w:kern w:val="0"/>
           <w:sz w:val="20"/>
           <w:szCs w:val="20"/>
@@ -851,20 +1103,22 @@
           <w:lang w:eastAsia="pt-AO"/>
           <w14:ligatures w14:val="none"/>
         </w:rPr>
-        <w:t>public</w:t>
-      </w:r>
-      <w:r>
-        <w:rPr>
-          <w:rFonts w:ascii="Times New Roman" w:eastAsia="Times New Roman" w:hAnsi="Times New Roman" w:cs="Times New Roman"/>
-          <w:kern w:val="0"/>
-          <w:lang w:eastAsia="pt-AO"/>
-          <w14:ligatures w14:val="none"/>
-        </w:rPr>
-        <w:t xml:space="preserve">, </w:t>
+        <w:t>$_POST</w:t>
+      </w:r>
+      <w:r>
+        <w:rPr>
+          <w:rFonts w:ascii="Times New Roman" w:eastAsia="Times New Roman" w:hAnsi="Times New Roman" w:cs="Times New Roman"/>
+          <w:color w:val="EE0000"/>
+          <w:kern w:val="0"/>
+          <w:lang w:eastAsia="pt-AO"/>
+          <w14:ligatures w14:val="none"/>
+        </w:rPr>
+        <w:t xml:space="preserve"> e </w:t>
       </w:r>
       <w:r>
         <w:rPr>
           <w:rFonts w:ascii="Courier New" w:eastAsia="Times New Roman" w:hAnsi="Courier New" w:cs="Courier New"/>
+          <w:color w:val="EE0000"/>
           <w:kern w:val="0"/>
           <w:sz w:val="20"/>
           <w:szCs w:val="20"/>
@@ -873,60 +1127,17 @@
           <w:lang w:eastAsia="pt-AO"/>
           <w14:ligatures w14:val="none"/>
         </w:rPr>
-        <w:t>protected</w:t>
-      </w:r>
-      <w:r>
-        <w:rPr>
-          <w:rFonts w:ascii="Times New Roman" w:eastAsia="Times New Roman" w:hAnsi="Times New Roman" w:cs="Times New Roman"/>
-          <w:kern w:val="0"/>
-          <w:lang w:eastAsia="pt-AO"/>
-          <w14:ligatures w14:val="none"/>
-        </w:rPr>
-        <w:t xml:space="preserve">, </w:t>
-      </w:r>
-      <w:r>
-        <w:rPr>
-          <w:rFonts w:ascii="Courier New" w:eastAsia="Times New Roman" w:hAnsi="Courier New" w:cs="Courier New"/>
-          <w:kern w:val="0"/>
-          <w:sz w:val="20"/>
-          <w:szCs w:val="20"/>
-          <w:bdr w:val="single" w:sz="6" w:space="2" w:color="F4F6F7" w:frame="1"/>
-          <w:shd w:val="clear" w:color="auto" w:fill="F4F6F7"/>
-          <w:lang w:eastAsia="pt-AO"/>
-          <w14:ligatures w14:val="none"/>
-        </w:rPr>
-        <w:t>private</w:t>
-      </w:r>
-      <w:r>
-        <w:rPr>
-          <w:rFonts w:ascii="Times New Roman" w:eastAsia="Times New Roman" w:hAnsi="Times New Roman" w:cs="Times New Roman"/>
-          <w:kern w:val="0"/>
-          <w:lang w:eastAsia="pt-AO"/>
-          <w14:ligatures w14:val="none"/>
-        </w:rPr>
-        <w:t>), e construtores (</w:t>
-      </w:r>
-      <w:r>
-        <w:rPr>
-          <w:rFonts w:ascii="Courier New" w:eastAsia="Times New Roman" w:hAnsi="Courier New" w:cs="Courier New"/>
-          <w:kern w:val="0"/>
-          <w:sz w:val="20"/>
-          <w:szCs w:val="20"/>
-          <w:bdr w:val="single" w:sz="6" w:space="2" w:color="F4F6F7" w:frame="1"/>
-          <w:shd w:val="clear" w:color="auto" w:fill="F4F6F7"/>
-          <w:lang w:eastAsia="pt-AO"/>
-          <w14:ligatures w14:val="none"/>
-        </w:rPr>
-        <w:t>__construct</w:t>
-      </w:r>
-      <w:r>
-        <w:rPr>
-          <w:rFonts w:ascii="Times New Roman" w:eastAsia="Times New Roman" w:hAnsi="Times New Roman" w:cs="Times New Roman"/>
-          <w:kern w:val="0"/>
-          <w:lang w:eastAsia="pt-AO"/>
-          <w14:ligatures w14:val="none"/>
-        </w:rPr>
-        <w:t>).</w:t>
+        <w:t>$_GET</w:t>
+      </w:r>
+      <w:r>
+        <w:rPr>
+          <w:rFonts w:ascii="Times New Roman" w:eastAsia="Times New Roman" w:hAnsi="Times New Roman" w:cs="Times New Roman"/>
+          <w:color w:val="EE0000"/>
+          <w:kern w:val="0"/>
+          <w:lang w:eastAsia="pt-AO"/>
+          <w14:ligatures w14:val="none"/>
+        </w:rPr>
+        <w:t>.</w:t>
       </w:r>
     </w:p>
     <w:p>
@@ -938,6 +1149,7 @@
         <w:spacing w:before="100" w:beforeAutospacing="1" w:after="100" w:afterAutospacing="1" w:line="240" w:lineRule="auto"/>
         <w:rPr>
           <w:rFonts w:ascii="Times New Roman" w:eastAsia="Times New Roman" w:hAnsi="Times New Roman" w:cs="Times New Roman"/>
+          <w:color w:val="EE0000"/>
           <w:kern w:val="0"/>
           <w:lang w:eastAsia="pt-AO"/>
           <w14:ligatures w14:val="none"/>
@@ -948,60 +1160,46 @@
           <w:rFonts w:ascii="Times New Roman" w:eastAsia="Times New Roman" w:hAnsi="Times New Roman" w:cs="Times New Roman"/>
           <w:b/>
           <w:bCs/>
-          <w:kern w:val="0"/>
-          <w:lang w:eastAsia="pt-AO"/>
-          <w14:ligatures w14:val="none"/>
-        </w:rPr>
-        <w:t>Bases de Dados (MySQL/MariaDB):</w:t>
-      </w:r>
-      <w:r>
-        <w:rPr>
-          <w:rFonts w:ascii="Times New Roman" w:eastAsia="Times New Roman" w:hAnsi="Times New Roman" w:cs="Times New Roman"/>
-          <w:kern w:val="0"/>
-          <w:lang w:eastAsia="pt-AO"/>
-          <w14:ligatures w14:val="none"/>
-        </w:rPr>
-        <w:t xml:space="preserve"> Ligar ao banco de dados de forma segura usando </w:t>
-      </w:r>
-      <w:r>
-        <w:rPr>
-          <w:rFonts w:ascii="Times New Roman" w:eastAsia="Times New Roman" w:hAnsi="Times New Roman" w:cs="Times New Roman"/>
-          <w:b/>
-          <w:bCs/>
-          <w:kern w:val="0"/>
-          <w:lang w:eastAsia="pt-AO"/>
-          <w14:ligatures w14:val="none"/>
-        </w:rPr>
-        <w:t>PDO</w:t>
-      </w:r>
-      <w:r>
-        <w:rPr>
-          <w:rFonts w:ascii="Times New Roman" w:eastAsia="Times New Roman" w:hAnsi="Times New Roman" w:cs="Times New Roman"/>
-          <w:kern w:val="0"/>
-          <w:lang w:eastAsia="pt-AO"/>
-          <w14:ligatures w14:val="none"/>
-        </w:rPr>
-        <w:t xml:space="preserve"> (PHP Data Objects) e executar </w:t>
-      </w:r>
-      <w:r>
-        <w:rPr>
-          <w:rFonts w:ascii="Times New Roman" w:eastAsia="Times New Roman" w:hAnsi="Times New Roman" w:cs="Times New Roman"/>
-          <w:i/>
-          <w:iCs/>
-          <w:kern w:val="0"/>
-          <w:lang w:eastAsia="pt-AO"/>
-          <w14:ligatures w14:val="none"/>
-        </w:rPr>
-        <w:t>Prepared Statements</w:t>
-      </w:r>
-      <w:r>
-        <w:rPr>
-          <w:rFonts w:ascii="Times New Roman" w:eastAsia="Times New Roman" w:hAnsi="Times New Roman" w:cs="Times New Roman"/>
-          <w:kern w:val="0"/>
-          <w:lang w:eastAsia="pt-AO"/>
-          <w14:ligatures w14:val="none"/>
-        </w:rPr>
-        <w:t xml:space="preserve"> contra SQL Injection.</w:t>
+          <w:color w:val="EE0000"/>
+          <w:kern w:val="0"/>
+          <w:lang w:eastAsia="pt-AO"/>
+          <w14:ligatures w14:val="none"/>
+        </w:rPr>
+        <w:t>Validação e Sanitização</w:t>
+      </w:r>
+      <w:r>
+        <w:rPr>
+          <w:rFonts w:ascii="Times New Roman" w:eastAsia="Times New Roman" w:hAnsi="Times New Roman" w:cs="Times New Roman"/>
+          <w:color w:val="EE0000"/>
+          <w:kern w:val="0"/>
+          <w:lang w:eastAsia="pt-AO"/>
+          <w14:ligatures w14:val="none"/>
+        </w:rPr>
+        <w:t xml:space="preserve">: Proteger inputs com </w:t>
+      </w:r>
+      <w:r>
+        <w:rPr>
+          <w:rFonts w:ascii="Courier New" w:eastAsia="Times New Roman" w:hAnsi="Courier New" w:cs="Courier New"/>
+          <w:color w:val="EE0000"/>
+          <w:kern w:val="0"/>
+          <w:sz w:val="20"/>
+          <w:szCs w:val="20"/>
+          <w:bdr w:val="single" w:sz="6" w:space="2" w:color="F4F6F7" w:frame="1"/>
+          <w:shd w:val="clear" w:color="auto" w:fill="F4F6F7"/>
+          <w:lang w:eastAsia="pt-AO"/>
+          <w14:ligatures w14:val="none"/>
+        </w:rPr>
+        <w:t>filter_var()</w:t>
+      </w:r>
+      <w:r>
+        <w:rPr>
+          <w:rFonts w:ascii="Times New Roman" w:eastAsia="Times New Roman" w:hAnsi="Times New Roman" w:cs="Times New Roman"/>
+          <w:color w:val="EE0000"/>
+          <w:kern w:val="0"/>
+          <w:lang w:eastAsia="pt-AO"/>
+          <w14:ligatures w14:val="none"/>
+        </w:rPr>
+        <w:t xml:space="preserve"> para evitar códigos maliciosos.</w:t>
       </w:r>
     </w:p>
     <w:p>
@@ -1013,6 +1211,7 @@
         <w:spacing w:before="100" w:beforeAutospacing="1" w:after="100" w:afterAutospacing="1" w:line="240" w:lineRule="auto"/>
         <w:rPr>
           <w:rFonts w:ascii="Times New Roman" w:eastAsia="Times New Roman" w:hAnsi="Times New Roman" w:cs="Times New Roman"/>
+          <w:color w:val="EE0000"/>
           <w:kern w:val="0"/>
           <w:lang w:eastAsia="pt-AO"/>
           <w14:ligatures w14:val="none"/>
@@ -1023,24 +1222,27 @@
           <w:rFonts w:ascii="Times New Roman" w:eastAsia="Times New Roman" w:hAnsi="Times New Roman" w:cs="Times New Roman"/>
           <w:b/>
           <w:bCs/>
-          <w:kern w:val="0"/>
-          <w:lang w:eastAsia="pt-AO"/>
-          <w14:ligatures w14:val="none"/>
-        </w:rPr>
-        <w:t>Gestão de Dependências (Composer):</w:t>
-      </w:r>
-      <w:r>
-        <w:rPr>
-          <w:rFonts w:ascii="Times New Roman" w:eastAsia="Times New Roman" w:hAnsi="Times New Roman" w:cs="Times New Roman"/>
-          <w:kern w:val="0"/>
-          <w:lang w:eastAsia="pt-AO"/>
-          <w14:ligatures w14:val="none"/>
-        </w:rPr>
-        <w:t xml:space="preserve"> Instalar e gerir bibliotecas externas através do </w:t>
+          <w:color w:val="EE0000"/>
+          <w:kern w:val="0"/>
+          <w:lang w:eastAsia="pt-AO"/>
+          <w14:ligatures w14:val="none"/>
+        </w:rPr>
+        <w:t>Sessões e Cookies</w:t>
+      </w:r>
+      <w:r>
+        <w:rPr>
+          <w:rFonts w:ascii="Times New Roman" w:eastAsia="Times New Roman" w:hAnsi="Times New Roman" w:cs="Times New Roman"/>
+          <w:color w:val="EE0000"/>
+          <w:kern w:val="0"/>
+          <w:lang w:eastAsia="pt-AO"/>
+          <w14:ligatures w14:val="none"/>
+        </w:rPr>
+        <w:t xml:space="preserve">: Gestão de login de utilizadores com </w:t>
       </w:r>
       <w:r>
         <w:rPr>
           <w:rFonts w:ascii="Courier New" w:eastAsia="Times New Roman" w:hAnsi="Courier New" w:cs="Courier New"/>
+          <w:color w:val="EE0000"/>
           <w:kern w:val="0"/>
           <w:sz w:val="20"/>
           <w:szCs w:val="20"/>
@@ -1049,36 +1251,41 @@
           <w:lang w:eastAsia="pt-AO"/>
           <w14:ligatures w14:val="none"/>
         </w:rPr>
-        <w:t>composer.json</w:t>
-      </w:r>
-      <w:r>
-        <w:rPr>
-          <w:rFonts w:ascii="Times New Roman" w:eastAsia="Times New Roman" w:hAnsi="Times New Roman" w:cs="Times New Roman"/>
-          <w:kern w:val="0"/>
-          <w:lang w:eastAsia="pt-AO"/>
-          <w14:ligatures w14:val="none"/>
-        </w:rPr>
-        <w:t xml:space="preserve"> e utilizar o </w:t>
-      </w:r>
-      <w:r>
-        <w:rPr>
-          <w:rFonts w:ascii="Times New Roman" w:eastAsia="Times New Roman" w:hAnsi="Times New Roman" w:cs="Times New Roman"/>
-          <w:i/>
-          <w:iCs/>
-          <w:kern w:val="0"/>
-          <w:lang w:eastAsia="pt-AO"/>
-          <w14:ligatures w14:val="none"/>
-        </w:rPr>
-        <w:t>Autoloading</w:t>
-      </w:r>
-      <w:r>
-        <w:rPr>
-          <w:rFonts w:ascii="Times New Roman" w:eastAsia="Times New Roman" w:hAnsi="Times New Roman" w:cs="Times New Roman"/>
-          <w:kern w:val="0"/>
-          <w:lang w:eastAsia="pt-AO"/>
-          <w14:ligatures w14:val="none"/>
-        </w:rPr>
-        <w:t xml:space="preserve"> (PSR-4).</w:t>
+        <w:t>$_SESSION</w:t>
+      </w:r>
+      <w:r>
+        <w:rPr>
+          <w:rFonts w:ascii="Times New Roman" w:eastAsia="Times New Roman" w:hAnsi="Times New Roman" w:cs="Times New Roman"/>
+          <w:color w:val="EE0000"/>
+          <w:kern w:val="0"/>
+          <w:lang w:eastAsia="pt-AO"/>
+          <w14:ligatures w14:val="none"/>
+        </w:rPr>
+        <w:t xml:space="preserve"> e </w:t>
+      </w:r>
+      <w:r>
+        <w:rPr>
+          <w:rFonts w:ascii="Courier New" w:eastAsia="Times New Roman" w:hAnsi="Courier New" w:cs="Courier New"/>
+          <w:color w:val="EE0000"/>
+          <w:kern w:val="0"/>
+          <w:sz w:val="20"/>
+          <w:szCs w:val="20"/>
+          <w:bdr w:val="single" w:sz="6" w:space="2" w:color="F4F6F7" w:frame="1"/>
+          <w:shd w:val="clear" w:color="auto" w:fill="F4F6F7"/>
+          <w:lang w:eastAsia="pt-AO"/>
+          <w14:ligatures w14:val="none"/>
+        </w:rPr>
+        <w:t>$_COOKIE</w:t>
+      </w:r>
+      <w:r>
+        <w:rPr>
+          <w:rFonts w:ascii="Times New Roman" w:eastAsia="Times New Roman" w:hAnsi="Times New Roman" w:cs="Times New Roman"/>
+          <w:color w:val="EE0000"/>
+          <w:kern w:val="0"/>
+          <w:lang w:eastAsia="pt-AO"/>
+          <w14:ligatures w14:val="none"/>
+        </w:rPr>
+        <w:t>.</w:t>
       </w:r>
     </w:p>
     <w:p>
@@ -1090,6 +1297,7 @@
         <w:spacing w:before="100" w:beforeAutospacing="1" w:after="100" w:afterAutospacing="1" w:line="240" w:lineRule="auto"/>
         <w:rPr>
           <w:rFonts w:ascii="Times New Roman" w:eastAsia="Times New Roman" w:hAnsi="Times New Roman" w:cs="Times New Roman"/>
+          <w:color w:val="EE0000"/>
           <w:kern w:val="0"/>
           <w:lang w:eastAsia="pt-AO"/>
           <w14:ligatures w14:val="none"/>
@@ -1100,24 +1308,28 @@
           <w:rFonts w:ascii="Times New Roman" w:eastAsia="Times New Roman" w:hAnsi="Times New Roman" w:cs="Times New Roman"/>
           <w:b/>
           <w:bCs/>
-          <w:kern w:val="0"/>
-          <w:lang w:eastAsia="pt-AO"/>
-          <w14:ligatures w14:val="none"/>
-        </w:rPr>
-        <w:t>Manipulação de Erros:</w:t>
-      </w:r>
-      <w:r>
-        <w:rPr>
-          <w:rFonts w:ascii="Times New Roman" w:eastAsia="Times New Roman" w:hAnsi="Times New Roman" w:cs="Times New Roman"/>
-          <w:kern w:val="0"/>
-          <w:lang w:eastAsia="pt-AO"/>
-          <w14:ligatures w14:val="none"/>
-        </w:rPr>
-        <w:t xml:space="preserve"> Substituir avisos básicos pelo uso de blocos </w:t>
+          <w:color w:val="EE0000"/>
+          <w:kern w:val="0"/>
+          <w:lang w:eastAsia="pt-AO"/>
+          <w14:ligatures w14:val="none"/>
+        </w:rPr>
+        <w:lastRenderedPageBreak/>
+        <w:t>Manipulação de Ficheiros</w:t>
+      </w:r>
+      <w:r>
+        <w:rPr>
+          <w:rFonts w:ascii="Times New Roman" w:eastAsia="Times New Roman" w:hAnsi="Times New Roman" w:cs="Times New Roman"/>
+          <w:color w:val="EE0000"/>
+          <w:kern w:val="0"/>
+          <w:lang w:eastAsia="pt-AO"/>
+          <w14:ligatures w14:val="none"/>
+        </w:rPr>
+        <w:t>: Ler, escrever e criar ficheiros no servidor (</w:t>
       </w:r>
       <w:r>
         <w:rPr>
           <w:rFonts w:ascii="Courier New" w:eastAsia="Times New Roman" w:hAnsi="Courier New" w:cs="Courier New"/>
+          <w:color w:val="EE0000"/>
           <w:kern w:val="0"/>
           <w:sz w:val="20"/>
           <w:szCs w:val="20"/>
@@ -1126,20 +1338,22 @@
           <w:lang w:eastAsia="pt-AO"/>
           <w14:ligatures w14:val="none"/>
         </w:rPr>
-        <w:t>try/catch</w:t>
-      </w:r>
-      <w:r>
-        <w:rPr>
-          <w:rFonts w:ascii="Times New Roman" w:eastAsia="Times New Roman" w:hAnsi="Times New Roman" w:cs="Times New Roman"/>
-          <w:kern w:val="0"/>
-          <w:lang w:eastAsia="pt-AO"/>
-          <w14:ligatures w14:val="none"/>
-        </w:rPr>
-        <w:t xml:space="preserve"> e exceções (</w:t>
+        <w:t>fopen</w:t>
+      </w:r>
+      <w:r>
+        <w:rPr>
+          <w:rFonts w:ascii="Times New Roman" w:eastAsia="Times New Roman" w:hAnsi="Times New Roman" w:cs="Times New Roman"/>
+          <w:color w:val="EE0000"/>
+          <w:kern w:val="0"/>
+          <w:lang w:eastAsia="pt-AO"/>
+          <w14:ligatures w14:val="none"/>
+        </w:rPr>
+        <w:t xml:space="preserve">, </w:t>
       </w:r>
       <w:r>
         <w:rPr>
           <w:rFonts w:ascii="Courier New" w:eastAsia="Times New Roman" w:hAnsi="Courier New" w:cs="Courier New"/>
+          <w:color w:val="EE0000"/>
           <w:kern w:val="0"/>
           <w:sz w:val="20"/>
           <w:szCs w:val="20"/>
@@ -1148,11 +1362,12 @@
           <w:lang w:eastAsia="pt-AO"/>
           <w14:ligatures w14:val="none"/>
         </w:rPr>
-        <w:t>Exceptions</w:t>
-      </w:r>
-      <w:r>
-        <w:rPr>
-          <w:rFonts w:ascii="Times New Roman" w:eastAsia="Times New Roman" w:hAnsi="Times New Roman" w:cs="Times New Roman"/>
+        <w:t>file_get_contents</w:t>
+      </w:r>
+      <w:r>
+        <w:rPr>
+          <w:rFonts w:ascii="Times New Roman" w:eastAsia="Times New Roman" w:hAnsi="Times New Roman" w:cs="Times New Roman"/>
+          <w:color w:val="EE0000"/>
           <w:kern w:val="0"/>
           <w:lang w:eastAsia="pt-AO"/>
           <w14:ligatures w14:val="none"/>
@@ -1169,6 +1384,7 @@
         <w:spacing w:before="100" w:beforeAutospacing="1" w:after="100" w:afterAutospacing="1" w:line="240" w:lineRule="auto"/>
         <w:rPr>
           <w:rFonts w:ascii="Times New Roman" w:eastAsia="Times New Roman" w:hAnsi="Times New Roman" w:cs="Times New Roman"/>
+          <w:color w:val="EE0000"/>
           <w:kern w:val="0"/>
           <w:lang w:eastAsia="pt-AO"/>
           <w14:ligatures w14:val="none"/>
@@ -1179,25 +1395,27 @@
           <w:rFonts w:ascii="Times New Roman" w:eastAsia="Times New Roman" w:hAnsi="Times New Roman" w:cs="Times New Roman"/>
           <w:b/>
           <w:bCs/>
-          <w:kern w:val="0"/>
-          <w:lang w:eastAsia="pt-AO"/>
-          <w14:ligatures w14:val="none"/>
-        </w:rPr>
-        <w:lastRenderedPageBreak/>
-        <w:t>APIs Rest básicas:</w:t>
-      </w:r>
-      <w:r>
-        <w:rPr>
-          <w:rFonts w:ascii="Times New Roman" w:eastAsia="Times New Roman" w:hAnsi="Times New Roman" w:cs="Times New Roman"/>
-          <w:kern w:val="0"/>
-          <w:lang w:eastAsia="pt-AO"/>
-          <w14:ligatures w14:val="none"/>
-        </w:rPr>
-        <w:t xml:space="preserve"> Criar e consumir dados em formato JSON através do PHP (</w:t>
+          <w:color w:val="EE0000"/>
+          <w:kern w:val="0"/>
+          <w:lang w:eastAsia="pt-AO"/>
+          <w14:ligatures w14:val="none"/>
+        </w:rPr>
+        <w:t>Inclusão de Código</w:t>
+      </w:r>
+      <w:r>
+        <w:rPr>
+          <w:rFonts w:ascii="Times New Roman" w:eastAsia="Times New Roman" w:hAnsi="Times New Roman" w:cs="Times New Roman"/>
+          <w:color w:val="EE0000"/>
+          <w:kern w:val="0"/>
+          <w:lang w:eastAsia="pt-AO"/>
+          <w14:ligatures w14:val="none"/>
+        </w:rPr>
+        <w:t xml:space="preserve">: Organização de ficheiros com </w:t>
       </w:r>
       <w:r>
         <w:rPr>
           <w:rFonts w:ascii="Courier New" w:eastAsia="Times New Roman" w:hAnsi="Courier New" w:cs="Courier New"/>
+          <w:color w:val="EE0000"/>
           <w:kern w:val="0"/>
           <w:sz w:val="20"/>
           <w:szCs w:val="20"/>
@@ -1206,11 +1424,12 @@
           <w:lang w:eastAsia="pt-AO"/>
           <w14:ligatures w14:val="none"/>
         </w:rPr>
-        <w:t>json_encode</w:t>
-      </w:r>
-      <w:r>
-        <w:rPr>
-          <w:rFonts w:ascii="Times New Roman" w:eastAsia="Times New Roman" w:hAnsi="Times New Roman" w:cs="Times New Roman"/>
+        <w:t>include</w:t>
+      </w:r>
+      <w:r>
+        <w:rPr>
+          <w:rFonts w:ascii="Times New Roman" w:eastAsia="Times New Roman" w:hAnsi="Times New Roman" w:cs="Times New Roman"/>
+          <w:color w:val="EE0000"/>
           <w:kern w:val="0"/>
           <w:lang w:eastAsia="pt-AO"/>
           <w14:ligatures w14:val="none"/>
@@ -1220,6 +1439,7 @@
       <w:r>
         <w:rPr>
           <w:rFonts w:ascii="Courier New" w:eastAsia="Times New Roman" w:hAnsi="Courier New" w:cs="Courier New"/>
+          <w:color w:val="EE0000"/>
           <w:kern w:val="0"/>
           <w:sz w:val="20"/>
           <w:szCs w:val="20"/>
@@ -1228,16 +1448,550 @@
           <w:lang w:eastAsia="pt-AO"/>
           <w14:ligatures w14:val="none"/>
         </w:rPr>
-        <w:t>json_decode</w:t>
-      </w:r>
-      <w:r>
-        <w:rPr>
-          <w:rFonts w:ascii="Times New Roman" w:eastAsia="Times New Roman" w:hAnsi="Times New Roman" w:cs="Times New Roman"/>
-          <w:kern w:val="0"/>
-          <w:lang w:eastAsia="pt-AO"/>
-          <w14:ligatures w14:val="none"/>
-        </w:rPr>
-        <w:t>).</w:t>
+        <w:t>require</w:t>
+      </w:r>
+      <w:r>
+        <w:rPr>
+          <w:rFonts w:ascii="Times New Roman" w:eastAsia="Times New Roman" w:hAnsi="Times New Roman" w:cs="Times New Roman"/>
+          <w:color w:val="EE0000"/>
+          <w:kern w:val="0"/>
+          <w:lang w:eastAsia="pt-AO"/>
+          <w14:ligatures w14:val="none"/>
+        </w:rPr>
+        <w:t xml:space="preserve">, </w:t>
+      </w:r>
+      <w:r>
+        <w:rPr>
+          <w:rFonts w:ascii="Courier New" w:eastAsia="Times New Roman" w:hAnsi="Courier New" w:cs="Courier New"/>
+          <w:color w:val="EE0000"/>
+          <w:kern w:val="0"/>
+          <w:sz w:val="20"/>
+          <w:szCs w:val="20"/>
+          <w:bdr w:val="single" w:sz="6" w:space="2" w:color="F4F6F7" w:frame="1"/>
+          <w:shd w:val="clear" w:color="auto" w:fill="F4F6F7"/>
+          <w:lang w:eastAsia="pt-AO"/>
+          <w14:ligatures w14:val="none"/>
+        </w:rPr>
+        <w:t>include_once</w:t>
+      </w:r>
+      <w:r>
+        <w:rPr>
+          <w:rFonts w:ascii="Times New Roman" w:eastAsia="Times New Roman" w:hAnsi="Times New Roman" w:cs="Times New Roman"/>
+          <w:color w:val="EE0000"/>
+          <w:kern w:val="0"/>
+          <w:lang w:eastAsia="pt-AO"/>
+          <w14:ligatures w14:val="none"/>
+        </w:rPr>
+        <w:t xml:space="preserve"> e </w:t>
+      </w:r>
+      <w:r>
+        <w:rPr>
+          <w:rFonts w:ascii="Courier New" w:eastAsia="Times New Roman" w:hAnsi="Courier New" w:cs="Courier New"/>
+          <w:color w:val="EE0000"/>
+          <w:kern w:val="0"/>
+          <w:sz w:val="20"/>
+          <w:szCs w:val="20"/>
+          <w:bdr w:val="single" w:sz="6" w:space="2" w:color="F4F6F7" w:frame="1"/>
+          <w:shd w:val="clear" w:color="auto" w:fill="F4F6F7"/>
+          <w:lang w:eastAsia="pt-AO"/>
+          <w14:ligatures w14:val="none"/>
+        </w:rPr>
+        <w:t>require_once</w:t>
+      </w:r>
+      <w:r>
+        <w:rPr>
+          <w:rFonts w:ascii="Times New Roman" w:eastAsia="Times New Roman" w:hAnsi="Times New Roman" w:cs="Times New Roman"/>
+          <w:color w:val="EE0000"/>
+          <w:kern w:val="0"/>
+          <w:lang w:eastAsia="pt-AO"/>
+          <w14:ligatures w14:val="none"/>
+        </w:rPr>
+        <w:t xml:space="preserve">. [9, 10, 11, 12, 13] </w:t>
+      </w:r>
+    </w:p>
+    <w:p>
+      <w:pPr>
+        <w:spacing w:before="100" w:beforeAutospacing="1" w:after="100" w:afterAutospacing="1" w:line="240" w:lineRule="auto"/>
+        <w:outlineLvl w:val="1"/>
+        <w:rPr>
+          <w:rFonts w:ascii="Times New Roman" w:eastAsia="Times New Roman" w:hAnsi="Times New Roman" w:cs="Times New Roman"/>
+          <w:b/>
+          <w:bCs/>
+          <w:color w:val="EE0000"/>
+          <w:kern w:val="0"/>
+          <w:sz w:val="30"/>
+          <w:szCs w:val="30"/>
+          <w:lang w:eastAsia="pt-AO"/>
+          <w14:ligatures w14:val="none"/>
+        </w:rPr>
+      </w:pPr>
+      <w:r>
+        <w:rPr>
+          <w:rFonts w:ascii="Times New Roman" w:eastAsia="Times New Roman" w:hAnsi="Times New Roman" w:cs="Times New Roman"/>
+          <w:b/>
+          <w:bCs/>
+          <w:color w:val="EE0000"/>
+          <w:kern w:val="0"/>
+          <w:sz w:val="30"/>
+          <w:szCs w:val="30"/>
+          <w:lang w:eastAsia="pt-AO"/>
+          <w14:ligatures w14:val="none"/>
+        </w:rPr>
+        <w:t>Base de Dados e Programação Orientada a Objetos (POO)</w:t>
+      </w:r>
+    </w:p>
+    <w:p>
+      <w:pPr>
+        <w:spacing w:after="0" w:line="240" w:lineRule="auto"/>
+        <w:rPr>
+          <w:rFonts w:ascii="Times New Roman" w:eastAsia="Times New Roman" w:hAnsi="Times New Roman" w:cs="Times New Roman"/>
+          <w:kern w:val="0"/>
+          <w:lang w:eastAsia="pt-AO"/>
+          <w14:ligatures w14:val="none"/>
+        </w:rPr>
+      </w:pPr>
+      <w:r>
+        <w:rPr>
+          <w:rFonts w:ascii="Times New Roman" w:eastAsia="Times New Roman" w:hAnsi="Times New Roman" w:cs="Times New Roman"/>
+          <w:color w:val="EE0000"/>
+          <w:kern w:val="0"/>
+          <w:lang w:eastAsia="pt-AO"/>
+          <w14:ligatures w14:val="none"/>
+        </w:rPr>
+        <w:t xml:space="preserve">Entre na arquitetura moderna do PHP. [14] </w:t>
+      </w:r>
+      <w:r>
+        <w:rPr>
+          <w:rFonts w:ascii="Times New Roman" w:eastAsia="Times New Roman" w:hAnsi="Times New Roman" w:cs="Times New Roman"/>
+          <w:color w:val="EE0000"/>
+          <w:kern w:val="0"/>
+          <w:lang w:eastAsia="pt-AO"/>
+          <w14:ligatures w14:val="none"/>
+        </w:rPr>
+        <w:t xml:space="preserve"> </w:t>
+      </w:r>
+      <w:r>
+        <w:rPr>
+          <w:rFonts w:ascii="Times New Roman" w:eastAsia="Times New Roman" w:hAnsi="Times New Roman" w:cs="Times New Roman"/>
+          <w:kern w:val="0"/>
+          <w:lang w:eastAsia="pt-AO"/>
+          <w14:ligatures w14:val="none"/>
+        </w:rPr>
+        <w:t>Aprenda a conectar o PHP com o navegador e com o utilizador. [8]</w:t>
+      </w:r>
+    </w:p>
+    <w:p>
+      <w:pPr>
+        <w:spacing w:after="0" w:line="240" w:lineRule="auto"/>
+        <w:rPr>
+          <w:rFonts w:ascii="Times New Roman" w:eastAsia="Times New Roman" w:hAnsi="Times New Roman" w:cs="Times New Roman"/>
+          <w:color w:val="EE0000"/>
+          <w:kern w:val="0"/>
+          <w:lang w:eastAsia="pt-AO"/>
+          <w14:ligatures w14:val="none"/>
+        </w:rPr>
+      </w:pPr>
+    </w:p>
+    <w:p>
+      <w:pPr>
+        <w:numPr>
+          <w:ilvl w:val="0"/>
+          <w:numId w:val="8"/>
+        </w:numPr>
+        <w:spacing w:before="100" w:beforeAutospacing="1" w:after="100" w:afterAutospacing="1" w:line="240" w:lineRule="auto"/>
+        <w:rPr>
+          <w:rFonts w:ascii="Times New Roman" w:eastAsia="Times New Roman" w:hAnsi="Times New Roman" w:cs="Times New Roman"/>
+          <w:color w:val="EE0000"/>
+          <w:kern w:val="0"/>
+          <w:lang w:eastAsia="pt-AO"/>
+          <w14:ligatures w14:val="none"/>
+        </w:rPr>
+      </w:pPr>
+      <w:r>
+        <w:rPr>
+          <w:rFonts w:ascii="Times New Roman" w:eastAsia="Times New Roman" w:hAnsi="Times New Roman" w:cs="Times New Roman"/>
+          <w:b/>
+          <w:bCs/>
+          <w:color w:val="EE0000"/>
+          <w:kern w:val="0"/>
+          <w:lang w:eastAsia="pt-AO"/>
+          <w14:ligatures w14:val="none"/>
+        </w:rPr>
+        <w:t>Introdução à POO</w:t>
+      </w:r>
+      <w:r>
+        <w:rPr>
+          <w:rFonts w:ascii="Times New Roman" w:eastAsia="Times New Roman" w:hAnsi="Times New Roman" w:cs="Times New Roman"/>
+          <w:color w:val="EE0000"/>
+          <w:kern w:val="0"/>
+          <w:lang w:eastAsia="pt-AO"/>
+          <w14:ligatures w14:val="none"/>
+        </w:rPr>
+        <w:t>: Classes, objetos, propriedades e métodos.</w:t>
+      </w:r>
+    </w:p>
+    <w:p>
+      <w:pPr>
+        <w:numPr>
+          <w:ilvl w:val="0"/>
+          <w:numId w:val="8"/>
+        </w:numPr>
+        <w:spacing w:before="100" w:beforeAutospacing="1" w:after="100" w:afterAutospacing="1" w:line="240" w:lineRule="auto"/>
+        <w:rPr>
+          <w:rFonts w:ascii="Times New Roman" w:eastAsia="Times New Roman" w:hAnsi="Times New Roman" w:cs="Times New Roman"/>
+          <w:color w:val="EE0000"/>
+          <w:kern w:val="0"/>
+          <w:lang w:eastAsia="pt-AO"/>
+          <w14:ligatures w14:val="none"/>
+        </w:rPr>
+      </w:pPr>
+      <w:r>
+        <w:rPr>
+          <w:rFonts w:ascii="Times New Roman" w:eastAsia="Times New Roman" w:hAnsi="Times New Roman" w:cs="Times New Roman"/>
+          <w:b/>
+          <w:bCs/>
+          <w:color w:val="EE0000"/>
+          <w:kern w:val="0"/>
+          <w:lang w:eastAsia="pt-AO"/>
+          <w14:ligatures w14:val="none"/>
+        </w:rPr>
+        <w:t>Pilares da POO</w:t>
+      </w:r>
+      <w:r>
+        <w:rPr>
+          <w:rFonts w:ascii="Times New Roman" w:eastAsia="Times New Roman" w:hAnsi="Times New Roman" w:cs="Times New Roman"/>
+          <w:color w:val="EE0000"/>
+          <w:kern w:val="0"/>
+          <w:lang w:eastAsia="pt-AO"/>
+          <w14:ligatures w14:val="none"/>
+        </w:rPr>
+        <w:t>: Herança, polimorfismo, encapsulamento (</w:t>
+      </w:r>
+      <w:r>
+        <w:rPr>
+          <w:rFonts w:ascii="Courier New" w:eastAsia="Times New Roman" w:hAnsi="Courier New" w:cs="Courier New"/>
+          <w:color w:val="EE0000"/>
+          <w:kern w:val="0"/>
+          <w:sz w:val="20"/>
+          <w:szCs w:val="20"/>
+          <w:bdr w:val="single" w:sz="6" w:space="2" w:color="F4F6F7" w:frame="1"/>
+          <w:shd w:val="clear" w:color="auto" w:fill="F4F6F7"/>
+          <w:lang w:eastAsia="pt-AO"/>
+          <w14:ligatures w14:val="none"/>
+        </w:rPr>
+        <w:t>public</w:t>
+      </w:r>
+      <w:r>
+        <w:rPr>
+          <w:rFonts w:ascii="Times New Roman" w:eastAsia="Times New Roman" w:hAnsi="Times New Roman" w:cs="Times New Roman"/>
+          <w:color w:val="EE0000"/>
+          <w:kern w:val="0"/>
+          <w:lang w:eastAsia="pt-AO"/>
+          <w14:ligatures w14:val="none"/>
+        </w:rPr>
+        <w:t xml:space="preserve">, </w:t>
+      </w:r>
+      <w:r>
+        <w:rPr>
+          <w:rFonts w:ascii="Courier New" w:eastAsia="Times New Roman" w:hAnsi="Courier New" w:cs="Courier New"/>
+          <w:color w:val="EE0000"/>
+          <w:kern w:val="0"/>
+          <w:sz w:val="20"/>
+          <w:szCs w:val="20"/>
+          <w:bdr w:val="single" w:sz="6" w:space="2" w:color="F4F6F7" w:frame="1"/>
+          <w:shd w:val="clear" w:color="auto" w:fill="F4F6F7"/>
+          <w:lang w:eastAsia="pt-AO"/>
+          <w14:ligatures w14:val="none"/>
+        </w:rPr>
+        <w:t>protected</w:t>
+      </w:r>
+      <w:r>
+        <w:rPr>
+          <w:rFonts w:ascii="Times New Roman" w:eastAsia="Times New Roman" w:hAnsi="Times New Roman" w:cs="Times New Roman"/>
+          <w:color w:val="EE0000"/>
+          <w:kern w:val="0"/>
+          <w:lang w:eastAsia="pt-AO"/>
+          <w14:ligatures w14:val="none"/>
+        </w:rPr>
+        <w:t xml:space="preserve">, </w:t>
+      </w:r>
+      <w:r>
+        <w:rPr>
+          <w:rFonts w:ascii="Courier New" w:eastAsia="Times New Roman" w:hAnsi="Courier New" w:cs="Courier New"/>
+          <w:color w:val="EE0000"/>
+          <w:kern w:val="0"/>
+          <w:sz w:val="20"/>
+          <w:szCs w:val="20"/>
+          <w:bdr w:val="single" w:sz="6" w:space="2" w:color="F4F6F7" w:frame="1"/>
+          <w:shd w:val="clear" w:color="auto" w:fill="F4F6F7"/>
+          <w:lang w:eastAsia="pt-AO"/>
+          <w14:ligatures w14:val="none"/>
+        </w:rPr>
+        <w:t>private</w:t>
+      </w:r>
+      <w:r>
+        <w:rPr>
+          <w:rFonts w:ascii="Times New Roman" w:eastAsia="Times New Roman" w:hAnsi="Times New Roman" w:cs="Times New Roman"/>
+          <w:color w:val="EE0000"/>
+          <w:kern w:val="0"/>
+          <w:lang w:eastAsia="pt-AO"/>
+          <w14:ligatures w14:val="none"/>
+        </w:rPr>
+        <w:t>) e abstração.</w:t>
+      </w:r>
+    </w:p>
+    <w:p>
+      <w:pPr>
+        <w:numPr>
+          <w:ilvl w:val="0"/>
+          <w:numId w:val="8"/>
+        </w:numPr>
+        <w:spacing w:before="100" w:beforeAutospacing="1" w:after="100" w:afterAutospacing="1" w:line="240" w:lineRule="auto"/>
+        <w:rPr>
+          <w:rFonts w:ascii="Times New Roman" w:eastAsia="Times New Roman" w:hAnsi="Times New Roman" w:cs="Times New Roman"/>
+          <w:color w:val="EE0000"/>
+          <w:kern w:val="0"/>
+          <w:lang w:eastAsia="pt-AO"/>
+          <w14:ligatures w14:val="none"/>
+        </w:rPr>
+      </w:pPr>
+      <w:r>
+        <w:rPr>
+          <w:rFonts w:ascii="Times New Roman" w:eastAsia="Times New Roman" w:hAnsi="Times New Roman" w:cs="Times New Roman"/>
+          <w:b/>
+          <w:bCs/>
+          <w:color w:val="EE0000"/>
+          <w:kern w:val="0"/>
+          <w:lang w:eastAsia="pt-AO"/>
+          <w14:ligatures w14:val="none"/>
+        </w:rPr>
+        <w:t>Interfaces e Traits</w:t>
+      </w:r>
+      <w:r>
+        <w:rPr>
+          <w:rFonts w:ascii="Times New Roman" w:eastAsia="Times New Roman" w:hAnsi="Times New Roman" w:cs="Times New Roman"/>
+          <w:color w:val="EE0000"/>
+          <w:kern w:val="0"/>
+          <w:lang w:eastAsia="pt-AO"/>
+          <w14:ligatures w14:val="none"/>
+        </w:rPr>
+        <w:t>: Criação de contratos de código e reaproveitamento de métodos.</w:t>
+      </w:r>
+    </w:p>
+    <w:p>
+      <w:pPr>
+        <w:numPr>
+          <w:ilvl w:val="0"/>
+          <w:numId w:val="8"/>
+        </w:numPr>
+        <w:spacing w:before="100" w:beforeAutospacing="1" w:after="100" w:afterAutospacing="1" w:line="240" w:lineRule="auto"/>
+        <w:rPr>
+          <w:rFonts w:ascii="Times New Roman" w:eastAsia="Times New Roman" w:hAnsi="Times New Roman" w:cs="Times New Roman"/>
+          <w:color w:val="EE0000"/>
+          <w:kern w:val="0"/>
+          <w:lang w:eastAsia="pt-AO"/>
+          <w14:ligatures w14:val="none"/>
+        </w:rPr>
+      </w:pPr>
+      <w:r>
+        <w:rPr>
+          <w:rFonts w:ascii="Times New Roman" w:eastAsia="Times New Roman" w:hAnsi="Times New Roman" w:cs="Times New Roman"/>
+          <w:b/>
+          <w:bCs/>
+          <w:color w:val="EE0000"/>
+          <w:kern w:val="0"/>
+          <w:lang w:eastAsia="pt-AO"/>
+          <w14:ligatures w14:val="none"/>
+        </w:rPr>
+        <w:t>Tratamento de Erros</w:t>
+      </w:r>
+      <w:r>
+        <w:rPr>
+          <w:rFonts w:ascii="Times New Roman" w:eastAsia="Times New Roman" w:hAnsi="Times New Roman" w:cs="Times New Roman"/>
+          <w:color w:val="EE0000"/>
+          <w:kern w:val="0"/>
+          <w:lang w:eastAsia="pt-AO"/>
+          <w14:ligatures w14:val="none"/>
+        </w:rPr>
+        <w:t xml:space="preserve">: Uso de blocos </w:t>
+      </w:r>
+      <w:r>
+        <w:rPr>
+          <w:rFonts w:ascii="Courier New" w:eastAsia="Times New Roman" w:hAnsi="Courier New" w:cs="Courier New"/>
+          <w:color w:val="EE0000"/>
+          <w:kern w:val="0"/>
+          <w:sz w:val="20"/>
+          <w:szCs w:val="20"/>
+          <w:bdr w:val="single" w:sz="6" w:space="2" w:color="F4F6F7" w:frame="1"/>
+          <w:shd w:val="clear" w:color="auto" w:fill="F4F6F7"/>
+          <w:lang w:eastAsia="pt-AO"/>
+          <w14:ligatures w14:val="none"/>
+        </w:rPr>
+        <w:t>try</w:t>
+      </w:r>
+      <w:r>
+        <w:rPr>
+          <w:rFonts w:ascii="Times New Roman" w:eastAsia="Times New Roman" w:hAnsi="Times New Roman" w:cs="Times New Roman"/>
+          <w:color w:val="EE0000"/>
+          <w:kern w:val="0"/>
+          <w:lang w:eastAsia="pt-AO"/>
+          <w14:ligatures w14:val="none"/>
+        </w:rPr>
+        <w:t xml:space="preserve">, </w:t>
+      </w:r>
+      <w:r>
+        <w:rPr>
+          <w:rFonts w:ascii="Courier New" w:eastAsia="Times New Roman" w:hAnsi="Courier New" w:cs="Courier New"/>
+          <w:color w:val="EE0000"/>
+          <w:kern w:val="0"/>
+          <w:sz w:val="20"/>
+          <w:szCs w:val="20"/>
+          <w:bdr w:val="single" w:sz="6" w:space="2" w:color="F4F6F7" w:frame="1"/>
+          <w:shd w:val="clear" w:color="auto" w:fill="F4F6F7"/>
+          <w:lang w:eastAsia="pt-AO"/>
+          <w14:ligatures w14:val="none"/>
+        </w:rPr>
+        <w:t>catch</w:t>
+      </w:r>
+      <w:r>
+        <w:rPr>
+          <w:rFonts w:ascii="Times New Roman" w:eastAsia="Times New Roman" w:hAnsi="Times New Roman" w:cs="Times New Roman"/>
+          <w:color w:val="EE0000"/>
+          <w:kern w:val="0"/>
+          <w:lang w:eastAsia="pt-AO"/>
+          <w14:ligatures w14:val="none"/>
+        </w:rPr>
+        <w:t xml:space="preserve"> e </w:t>
+      </w:r>
+      <w:r>
+        <w:rPr>
+          <w:rFonts w:ascii="Courier New" w:eastAsia="Times New Roman" w:hAnsi="Courier New" w:cs="Courier New"/>
+          <w:color w:val="EE0000"/>
+          <w:kern w:val="0"/>
+          <w:sz w:val="20"/>
+          <w:szCs w:val="20"/>
+          <w:bdr w:val="single" w:sz="6" w:space="2" w:color="F4F6F7" w:frame="1"/>
+          <w:shd w:val="clear" w:color="auto" w:fill="F4F6F7"/>
+          <w:lang w:eastAsia="pt-AO"/>
+          <w14:ligatures w14:val="none"/>
+        </w:rPr>
+        <w:t>finally</w:t>
+      </w:r>
+      <w:r>
+        <w:rPr>
+          <w:rFonts w:ascii="Times New Roman" w:eastAsia="Times New Roman" w:hAnsi="Times New Roman" w:cs="Times New Roman"/>
+          <w:color w:val="EE0000"/>
+          <w:kern w:val="0"/>
+          <w:lang w:eastAsia="pt-AO"/>
+          <w14:ligatures w14:val="none"/>
+        </w:rPr>
+        <w:t xml:space="preserve"> com </w:t>
+      </w:r>
+      <w:r>
+        <w:rPr>
+          <w:rFonts w:ascii="Courier New" w:eastAsia="Times New Roman" w:hAnsi="Courier New" w:cs="Courier New"/>
+          <w:color w:val="EE0000"/>
+          <w:kern w:val="0"/>
+          <w:sz w:val="20"/>
+          <w:szCs w:val="20"/>
+          <w:bdr w:val="single" w:sz="6" w:space="2" w:color="F4F6F7" w:frame="1"/>
+          <w:shd w:val="clear" w:color="auto" w:fill="F4F6F7"/>
+          <w:lang w:eastAsia="pt-AO"/>
+          <w14:ligatures w14:val="none"/>
+        </w:rPr>
+        <w:t>Exceptions</w:t>
+      </w:r>
+      <w:r>
+        <w:rPr>
+          <w:rFonts w:ascii="Times New Roman" w:eastAsia="Times New Roman" w:hAnsi="Times New Roman" w:cs="Times New Roman"/>
+          <w:color w:val="EE0000"/>
+          <w:kern w:val="0"/>
+          <w:lang w:eastAsia="pt-AO"/>
+          <w14:ligatures w14:val="none"/>
+        </w:rPr>
+        <w:t>.</w:t>
+      </w:r>
+    </w:p>
+    <w:p>
+      <w:pPr>
+        <w:numPr>
+          <w:ilvl w:val="0"/>
+          <w:numId w:val="8"/>
+        </w:numPr>
+        <w:spacing w:before="100" w:beforeAutospacing="1" w:after="100" w:afterAutospacing="1" w:line="240" w:lineRule="auto"/>
+        <w:rPr>
+          <w:rFonts w:ascii="Times New Roman" w:eastAsia="Times New Roman" w:hAnsi="Times New Roman" w:cs="Times New Roman"/>
+          <w:color w:val="EE0000"/>
+          <w:kern w:val="0"/>
+          <w:lang w:eastAsia="pt-AO"/>
+          <w14:ligatures w14:val="none"/>
+        </w:rPr>
+      </w:pPr>
+      <w:r>
+        <w:rPr>
+          <w:rFonts w:ascii="Times New Roman" w:eastAsia="Times New Roman" w:hAnsi="Times New Roman" w:cs="Times New Roman"/>
+          <w:b/>
+          <w:bCs/>
+          <w:color w:val="EE0000"/>
+          <w:kern w:val="0"/>
+          <w:lang w:eastAsia="pt-AO"/>
+          <w14:ligatures w14:val="none"/>
+        </w:rPr>
+        <w:t>Conexão com Base de Dados</w:t>
+      </w:r>
+      <w:r>
+        <w:rPr>
+          <w:rFonts w:ascii="Times New Roman" w:eastAsia="Times New Roman" w:hAnsi="Times New Roman" w:cs="Times New Roman"/>
+          <w:color w:val="EE0000"/>
+          <w:kern w:val="0"/>
+          <w:lang w:eastAsia="pt-AO"/>
+          <w14:ligatures w14:val="none"/>
+        </w:rPr>
+        <w:t xml:space="preserve">: Uso do </w:t>
+      </w:r>
+      <w:r>
+        <w:rPr>
+          <w:rFonts w:ascii="Times New Roman" w:eastAsia="Times New Roman" w:hAnsi="Times New Roman" w:cs="Times New Roman"/>
+          <w:b/>
+          <w:bCs/>
+          <w:color w:val="EE0000"/>
+          <w:kern w:val="0"/>
+          <w:lang w:eastAsia="pt-AO"/>
+          <w14:ligatures w14:val="none"/>
+        </w:rPr>
+        <w:t>PDO (PHP Data Objects)</w:t>
+      </w:r>
+      <w:r>
+        <w:rPr>
+          <w:rFonts w:ascii="Times New Roman" w:eastAsia="Times New Roman" w:hAnsi="Times New Roman" w:cs="Times New Roman"/>
+          <w:color w:val="EE0000"/>
+          <w:kern w:val="0"/>
+          <w:lang w:eastAsia="pt-AO"/>
+          <w14:ligatures w14:val="none"/>
+        </w:rPr>
+        <w:t xml:space="preserve"> e execução de </w:t>
+      </w:r>
+      <w:r>
+        <w:rPr>
+          <w:rFonts w:ascii="Times New Roman" w:eastAsia="Times New Roman" w:hAnsi="Times New Roman" w:cs="Times New Roman"/>
+          <w:i/>
+          <w:iCs/>
+          <w:color w:val="EE0000"/>
+          <w:kern w:val="0"/>
+          <w:lang w:eastAsia="pt-AO"/>
+          <w14:ligatures w14:val="none"/>
+        </w:rPr>
+        <w:t>Prepared Statements</w:t>
+      </w:r>
+      <w:r>
+        <w:rPr>
+          <w:rFonts w:ascii="Times New Roman" w:eastAsia="Times New Roman" w:hAnsi="Times New Roman" w:cs="Times New Roman"/>
+          <w:color w:val="EE0000"/>
+          <w:kern w:val="0"/>
+          <w:lang w:eastAsia="pt-AO"/>
+          <w14:ligatures w14:val="none"/>
+        </w:rPr>
+        <w:t xml:space="preserve"> contra SQL Injection. [15, 16, 17, 18] </w:t>
       </w:r>
     </w:p>
     <w:p>
@@ -1249,6 +2003,7 @@
         <w:spacing w:before="100" w:beforeAutospacing="1" w:after="100" w:afterAutospacing="1" w:line="240" w:lineRule="auto"/>
         <w:rPr>
           <w:rFonts w:ascii="Times New Roman" w:eastAsia="Times New Roman" w:hAnsi="Times New Roman" w:cs="Times New Roman"/>
+          <w:color w:val="EE0000"/>
           <w:kern w:val="0"/>
           <w:lang w:eastAsia="pt-AO"/>
           <w14:ligatures w14:val="none"/>
@@ -1259,46 +2014,523 @@
           <w:rFonts w:ascii="Times New Roman" w:eastAsia="Times New Roman" w:hAnsi="Times New Roman" w:cs="Times New Roman"/>
           <w:b/>
           <w:bCs/>
-          <w:kern w:val="0"/>
-          <w:lang w:eastAsia="pt-AO"/>
-          <w14:ligatures w14:val="none"/>
-        </w:rPr>
-        <w:t>Introdução a um Framework:</w:t>
-      </w:r>
-      <w:r>
-        <w:rPr>
-          <w:rFonts w:ascii="Times New Roman" w:eastAsia="Times New Roman" w:hAnsi="Times New Roman" w:cs="Times New Roman"/>
-          <w:kern w:val="0"/>
-          <w:lang w:eastAsia="pt-AO"/>
-          <w14:ligatures w14:val="none"/>
-        </w:rPr>
-        <w:t xml:space="preserve"> Dar os primeiros passos num ecossistema moderno, preferencialmente </w:t>
-      </w:r>
+          <w:color w:val="EE0000"/>
+          <w:kern w:val="0"/>
+          <w:lang w:eastAsia="pt-AO"/>
+          <w14:ligatures w14:val="none"/>
+        </w:rPr>
+        <w:t>Programação Orientada a Objetos (POO):</w:t>
+      </w:r>
+      <w:r>
+        <w:rPr>
+          <w:rFonts w:ascii="Times New Roman" w:eastAsia="Times New Roman" w:hAnsi="Times New Roman" w:cs="Times New Roman"/>
+          <w:color w:val="EE0000"/>
+          <w:kern w:val="0"/>
+          <w:lang w:eastAsia="pt-AO"/>
+          <w14:ligatures w14:val="none"/>
+        </w:rPr>
+        <w:t xml:space="preserve"> Classes, objetos, propriedades, métodos, visibilidade (</w:t>
+      </w:r>
+      <w:r>
+        <w:rPr>
+          <w:rFonts w:ascii="Courier New" w:eastAsia="Times New Roman" w:hAnsi="Courier New" w:cs="Courier New"/>
+          <w:color w:val="EE0000"/>
+          <w:kern w:val="0"/>
+          <w:sz w:val="20"/>
+          <w:szCs w:val="20"/>
+          <w:bdr w:val="single" w:sz="6" w:space="2" w:color="F4F6F7" w:frame="1"/>
+          <w:shd w:val="clear" w:color="auto" w:fill="F4F6F7"/>
+          <w:lang w:eastAsia="pt-AO"/>
+          <w14:ligatures w14:val="none"/>
+        </w:rPr>
+        <w:t>public</w:t>
+      </w:r>
+      <w:r>
+        <w:rPr>
+          <w:rFonts w:ascii="Times New Roman" w:eastAsia="Times New Roman" w:hAnsi="Times New Roman" w:cs="Times New Roman"/>
+          <w:color w:val="EE0000"/>
+          <w:kern w:val="0"/>
+          <w:lang w:eastAsia="pt-AO"/>
+          <w14:ligatures w14:val="none"/>
+        </w:rPr>
+        <w:t xml:space="preserve">, </w:t>
+      </w:r>
+      <w:r>
+        <w:rPr>
+          <w:rFonts w:ascii="Courier New" w:eastAsia="Times New Roman" w:hAnsi="Courier New" w:cs="Courier New"/>
+          <w:color w:val="EE0000"/>
+          <w:kern w:val="0"/>
+          <w:sz w:val="20"/>
+          <w:szCs w:val="20"/>
+          <w:bdr w:val="single" w:sz="6" w:space="2" w:color="F4F6F7" w:frame="1"/>
+          <w:shd w:val="clear" w:color="auto" w:fill="F4F6F7"/>
+          <w:lang w:eastAsia="pt-AO"/>
+          <w14:ligatures w14:val="none"/>
+        </w:rPr>
+        <w:t>protected</w:t>
+      </w:r>
+      <w:r>
+        <w:rPr>
+          <w:rFonts w:ascii="Times New Roman" w:eastAsia="Times New Roman" w:hAnsi="Times New Roman" w:cs="Times New Roman"/>
+          <w:color w:val="EE0000"/>
+          <w:kern w:val="0"/>
+          <w:lang w:eastAsia="pt-AO"/>
+          <w14:ligatures w14:val="none"/>
+        </w:rPr>
+        <w:t xml:space="preserve">, </w:t>
+      </w:r>
+      <w:r>
+        <w:rPr>
+          <w:rFonts w:ascii="Courier New" w:eastAsia="Times New Roman" w:hAnsi="Courier New" w:cs="Courier New"/>
+          <w:color w:val="EE0000"/>
+          <w:kern w:val="0"/>
+          <w:sz w:val="20"/>
+          <w:szCs w:val="20"/>
+          <w:bdr w:val="single" w:sz="6" w:space="2" w:color="F4F6F7" w:frame="1"/>
+          <w:shd w:val="clear" w:color="auto" w:fill="F4F6F7"/>
+          <w:lang w:eastAsia="pt-AO"/>
+          <w14:ligatures w14:val="none"/>
+        </w:rPr>
+        <w:t>private</w:t>
+      </w:r>
+      <w:r>
+        <w:rPr>
+          <w:rFonts w:ascii="Times New Roman" w:eastAsia="Times New Roman" w:hAnsi="Times New Roman" w:cs="Times New Roman"/>
+          <w:color w:val="EE0000"/>
+          <w:kern w:val="0"/>
+          <w:lang w:eastAsia="pt-AO"/>
+          <w14:ligatures w14:val="none"/>
+        </w:rPr>
+        <w:t>), e construtores (</w:t>
+      </w:r>
+      <w:r>
+        <w:rPr>
+          <w:rFonts w:ascii="Courier New" w:eastAsia="Times New Roman" w:hAnsi="Courier New" w:cs="Courier New"/>
+          <w:color w:val="EE0000"/>
+          <w:kern w:val="0"/>
+          <w:sz w:val="20"/>
+          <w:szCs w:val="20"/>
+          <w:bdr w:val="single" w:sz="6" w:space="2" w:color="F4F6F7" w:frame="1"/>
+          <w:shd w:val="clear" w:color="auto" w:fill="F4F6F7"/>
+          <w:lang w:eastAsia="pt-AO"/>
+          <w14:ligatures w14:val="none"/>
+        </w:rPr>
+        <w:t>__construct</w:t>
+      </w:r>
+      <w:r>
+        <w:rPr>
+          <w:rFonts w:ascii="Times New Roman" w:eastAsia="Times New Roman" w:hAnsi="Times New Roman" w:cs="Times New Roman"/>
+          <w:color w:val="EE0000"/>
+          <w:kern w:val="0"/>
+          <w:lang w:eastAsia="pt-AO"/>
+          <w14:ligatures w14:val="none"/>
+        </w:rPr>
+        <w:t>).</w:t>
+      </w:r>
+    </w:p>
+    <w:p>
+      <w:pPr>
+        <w:numPr>
+          <w:ilvl w:val="0"/>
+          <w:numId w:val="2"/>
+        </w:numPr>
+        <w:spacing w:before="100" w:beforeAutospacing="1" w:after="100" w:afterAutospacing="1" w:line="240" w:lineRule="auto"/>
+        <w:rPr>
+          <w:rFonts w:ascii="Times New Roman" w:eastAsia="Times New Roman" w:hAnsi="Times New Roman" w:cs="Times New Roman"/>
+          <w:color w:val="EE0000"/>
+          <w:kern w:val="0"/>
+          <w:lang w:eastAsia="pt-AO"/>
+          <w14:ligatures w14:val="none"/>
+        </w:rPr>
+      </w:pPr>
       <w:r>
         <w:rPr>
           <w:rFonts w:ascii="Times New Roman" w:eastAsia="Times New Roman" w:hAnsi="Times New Roman" w:cs="Times New Roman"/>
           <w:b/>
           <w:bCs/>
-          <w:kern w:val="0"/>
-          <w:lang w:eastAsia="pt-AO"/>
-          <w14:ligatures w14:val="none"/>
-        </w:rPr>
-        <w:t>Laravel</w:t>
-      </w:r>
-      <w:r>
-        <w:rPr>
-          <w:rFonts w:ascii="Times New Roman" w:eastAsia="Times New Roman" w:hAnsi="Times New Roman" w:cs="Times New Roman"/>
-          <w:kern w:val="0"/>
-          <w:lang w:eastAsia="pt-AO"/>
-          <w14:ligatures w14:val="none"/>
-        </w:rPr>
-        <w:t xml:space="preserve"> ou </w:t>
+          <w:color w:val="EE0000"/>
+          <w:kern w:val="0"/>
+          <w:lang w:eastAsia="pt-AO"/>
+          <w14:ligatures w14:val="none"/>
+        </w:rPr>
+        <w:t>Bases de Dados (MySQL/MariaDB):</w:t>
+      </w:r>
+      <w:r>
+        <w:rPr>
+          <w:rFonts w:ascii="Times New Roman" w:eastAsia="Times New Roman" w:hAnsi="Times New Roman" w:cs="Times New Roman"/>
+          <w:color w:val="EE0000"/>
+          <w:kern w:val="0"/>
+          <w:lang w:eastAsia="pt-AO"/>
+          <w14:ligatures w14:val="none"/>
+        </w:rPr>
+        <w:t xml:space="preserve"> Ligar ao banco de dados de forma segura usando </w:t>
       </w:r>
       <w:r>
         <w:rPr>
           <w:rFonts w:ascii="Times New Roman" w:eastAsia="Times New Roman" w:hAnsi="Times New Roman" w:cs="Times New Roman"/>
           <w:b/>
           <w:bCs/>
+          <w:color w:val="EE0000"/>
+          <w:kern w:val="0"/>
+          <w:lang w:eastAsia="pt-AO"/>
+          <w14:ligatures w14:val="none"/>
+        </w:rPr>
+        <w:t>PDO</w:t>
+      </w:r>
+      <w:r>
+        <w:rPr>
+          <w:rFonts w:ascii="Times New Roman" w:eastAsia="Times New Roman" w:hAnsi="Times New Roman" w:cs="Times New Roman"/>
+          <w:color w:val="EE0000"/>
+          <w:kern w:val="0"/>
+          <w:lang w:eastAsia="pt-AO"/>
+          <w14:ligatures w14:val="none"/>
+        </w:rPr>
+        <w:t xml:space="preserve"> (PHP Data Objects) e executar </w:t>
+      </w:r>
+      <w:r>
+        <w:rPr>
+          <w:rFonts w:ascii="Times New Roman" w:eastAsia="Times New Roman" w:hAnsi="Times New Roman" w:cs="Times New Roman"/>
+          <w:i/>
+          <w:iCs/>
+          <w:color w:val="EE0000"/>
+          <w:kern w:val="0"/>
+          <w:lang w:eastAsia="pt-AO"/>
+          <w14:ligatures w14:val="none"/>
+        </w:rPr>
+        <w:t>Prepared Statements</w:t>
+      </w:r>
+      <w:r>
+        <w:rPr>
+          <w:rFonts w:ascii="Times New Roman" w:eastAsia="Times New Roman" w:hAnsi="Times New Roman" w:cs="Times New Roman"/>
+          <w:color w:val="EE0000"/>
+          <w:kern w:val="0"/>
+          <w:lang w:eastAsia="pt-AO"/>
+          <w14:ligatures w14:val="none"/>
+        </w:rPr>
+        <w:t xml:space="preserve"> contra SQL Injection.</w:t>
+      </w:r>
+    </w:p>
+    <w:p>
+      <w:pPr>
+        <w:numPr>
+          <w:ilvl w:val="0"/>
+          <w:numId w:val="2"/>
+        </w:numPr>
+        <w:spacing w:before="100" w:beforeAutospacing="1" w:after="100" w:afterAutospacing="1" w:line="240" w:lineRule="auto"/>
+        <w:rPr>
+          <w:rFonts w:ascii="Times New Roman" w:eastAsia="Times New Roman" w:hAnsi="Times New Roman" w:cs="Times New Roman"/>
+          <w:color w:val="EE0000"/>
+          <w:kern w:val="0"/>
+          <w:lang w:eastAsia="pt-AO"/>
+          <w14:ligatures w14:val="none"/>
+        </w:rPr>
+      </w:pPr>
+      <w:r>
+        <w:rPr>
+          <w:rFonts w:ascii="Times New Roman" w:eastAsia="Times New Roman" w:hAnsi="Times New Roman" w:cs="Times New Roman"/>
+          <w:b/>
+          <w:bCs/>
+          <w:color w:val="EE0000"/>
+          <w:kern w:val="0"/>
+          <w:lang w:eastAsia="pt-AO"/>
+          <w14:ligatures w14:val="none"/>
+        </w:rPr>
+        <w:t>Gestão de Dependências (Composer):</w:t>
+      </w:r>
+      <w:r>
+        <w:rPr>
+          <w:rFonts w:ascii="Times New Roman" w:eastAsia="Times New Roman" w:hAnsi="Times New Roman" w:cs="Times New Roman"/>
+          <w:color w:val="EE0000"/>
+          <w:kern w:val="0"/>
+          <w:lang w:eastAsia="pt-AO"/>
+          <w14:ligatures w14:val="none"/>
+        </w:rPr>
+        <w:t xml:space="preserve"> Instalar e gerir bibliotecas externas através do </w:t>
+      </w:r>
+      <w:r>
+        <w:rPr>
+          <w:rFonts w:ascii="Courier New" w:eastAsia="Times New Roman" w:hAnsi="Courier New" w:cs="Courier New"/>
+          <w:color w:val="EE0000"/>
+          <w:kern w:val="0"/>
+          <w:sz w:val="20"/>
+          <w:szCs w:val="20"/>
+          <w:bdr w:val="single" w:sz="6" w:space="2" w:color="F4F6F7" w:frame="1"/>
+          <w:shd w:val="clear" w:color="auto" w:fill="F4F6F7"/>
+          <w:lang w:eastAsia="pt-AO"/>
+          <w14:ligatures w14:val="none"/>
+        </w:rPr>
+        <w:t>composer.json</w:t>
+      </w:r>
+      <w:r>
+        <w:rPr>
+          <w:rFonts w:ascii="Times New Roman" w:eastAsia="Times New Roman" w:hAnsi="Times New Roman" w:cs="Times New Roman"/>
+          <w:color w:val="EE0000"/>
+          <w:kern w:val="0"/>
+          <w:lang w:eastAsia="pt-AO"/>
+          <w14:ligatures w14:val="none"/>
+        </w:rPr>
+        <w:t xml:space="preserve"> e utilizar o </w:t>
+      </w:r>
+      <w:r>
+        <w:rPr>
+          <w:rFonts w:ascii="Times New Roman" w:eastAsia="Times New Roman" w:hAnsi="Times New Roman" w:cs="Times New Roman"/>
+          <w:i/>
+          <w:iCs/>
+          <w:color w:val="EE0000"/>
+          <w:kern w:val="0"/>
+          <w:lang w:eastAsia="pt-AO"/>
+          <w14:ligatures w14:val="none"/>
+        </w:rPr>
+        <w:t>Autoloading</w:t>
+      </w:r>
+      <w:r>
+        <w:rPr>
+          <w:rFonts w:ascii="Times New Roman" w:eastAsia="Times New Roman" w:hAnsi="Times New Roman" w:cs="Times New Roman"/>
+          <w:color w:val="EE0000"/>
+          <w:kern w:val="0"/>
+          <w:lang w:eastAsia="pt-AO"/>
+          <w14:ligatures w14:val="none"/>
+        </w:rPr>
+        <w:t xml:space="preserve"> (PSR-4).</w:t>
+      </w:r>
+    </w:p>
+    <w:p>
+      <w:pPr>
+        <w:numPr>
+          <w:ilvl w:val="0"/>
+          <w:numId w:val="2"/>
+        </w:numPr>
+        <w:spacing w:before="100" w:beforeAutospacing="1" w:after="100" w:afterAutospacing="1" w:line="240" w:lineRule="auto"/>
+        <w:rPr>
+          <w:rFonts w:ascii="Times New Roman" w:eastAsia="Times New Roman" w:hAnsi="Times New Roman" w:cs="Times New Roman"/>
+          <w:color w:val="EE0000"/>
+          <w:kern w:val="0"/>
+          <w:lang w:eastAsia="pt-AO"/>
+          <w14:ligatures w14:val="none"/>
+        </w:rPr>
+      </w:pPr>
+      <w:r>
+        <w:rPr>
+          <w:rFonts w:ascii="Times New Roman" w:eastAsia="Times New Roman" w:hAnsi="Times New Roman" w:cs="Times New Roman"/>
+          <w:b/>
+          <w:bCs/>
+          <w:color w:val="EE0000"/>
+          <w:kern w:val="0"/>
+          <w:lang w:eastAsia="pt-AO"/>
+          <w14:ligatures w14:val="none"/>
+        </w:rPr>
+        <w:t>Manipulação de Erros:</w:t>
+      </w:r>
+      <w:r>
+        <w:rPr>
+          <w:rFonts w:ascii="Times New Roman" w:eastAsia="Times New Roman" w:hAnsi="Times New Roman" w:cs="Times New Roman"/>
+          <w:color w:val="EE0000"/>
+          <w:kern w:val="0"/>
+          <w:lang w:eastAsia="pt-AO"/>
+          <w14:ligatures w14:val="none"/>
+        </w:rPr>
+        <w:t xml:space="preserve"> Substituir avisos básicos pelo uso de blocos </w:t>
+      </w:r>
+      <w:r>
+        <w:rPr>
+          <w:rFonts w:ascii="Courier New" w:eastAsia="Times New Roman" w:hAnsi="Courier New" w:cs="Courier New"/>
+          <w:color w:val="EE0000"/>
+          <w:kern w:val="0"/>
+          <w:sz w:val="20"/>
+          <w:szCs w:val="20"/>
+          <w:bdr w:val="single" w:sz="6" w:space="2" w:color="F4F6F7" w:frame="1"/>
+          <w:shd w:val="clear" w:color="auto" w:fill="F4F6F7"/>
+          <w:lang w:eastAsia="pt-AO"/>
+          <w14:ligatures w14:val="none"/>
+        </w:rPr>
+        <w:t>try/catch</w:t>
+      </w:r>
+      <w:r>
+        <w:rPr>
+          <w:rFonts w:ascii="Times New Roman" w:eastAsia="Times New Roman" w:hAnsi="Times New Roman" w:cs="Times New Roman"/>
+          <w:color w:val="EE0000"/>
+          <w:kern w:val="0"/>
+          <w:lang w:eastAsia="pt-AO"/>
+          <w14:ligatures w14:val="none"/>
+        </w:rPr>
+        <w:t xml:space="preserve"> e exceções (</w:t>
+      </w:r>
+      <w:r>
+        <w:rPr>
+          <w:rFonts w:ascii="Courier New" w:eastAsia="Times New Roman" w:hAnsi="Courier New" w:cs="Courier New"/>
+          <w:color w:val="EE0000"/>
+          <w:kern w:val="0"/>
+          <w:sz w:val="20"/>
+          <w:szCs w:val="20"/>
+          <w:bdr w:val="single" w:sz="6" w:space="2" w:color="F4F6F7" w:frame="1"/>
+          <w:shd w:val="clear" w:color="auto" w:fill="F4F6F7"/>
+          <w:lang w:eastAsia="pt-AO"/>
+          <w14:ligatures w14:val="none"/>
+        </w:rPr>
+        <w:t>Exceptions</w:t>
+      </w:r>
+      <w:r>
+        <w:rPr>
+          <w:rFonts w:ascii="Times New Roman" w:eastAsia="Times New Roman" w:hAnsi="Times New Roman" w:cs="Times New Roman"/>
+          <w:color w:val="EE0000"/>
+          <w:kern w:val="0"/>
+          <w:lang w:eastAsia="pt-AO"/>
+          <w14:ligatures w14:val="none"/>
+        </w:rPr>
+        <w:t>).</w:t>
+      </w:r>
+    </w:p>
+    <w:p>
+      <w:pPr>
+        <w:numPr>
+          <w:ilvl w:val="0"/>
+          <w:numId w:val="2"/>
+        </w:numPr>
+        <w:spacing w:before="100" w:beforeAutospacing="1" w:after="100" w:afterAutospacing="1" w:line="240" w:lineRule="auto"/>
+        <w:rPr>
+          <w:rFonts w:ascii="Times New Roman" w:eastAsia="Times New Roman" w:hAnsi="Times New Roman" w:cs="Times New Roman"/>
+          <w:color w:val="EE0000"/>
+          <w:kern w:val="0"/>
+          <w:lang w:eastAsia="pt-AO"/>
+          <w14:ligatures w14:val="none"/>
+        </w:rPr>
+      </w:pPr>
+      <w:r>
+        <w:rPr>
+          <w:rFonts w:ascii="Times New Roman" w:eastAsia="Times New Roman" w:hAnsi="Times New Roman" w:cs="Times New Roman"/>
+          <w:b/>
+          <w:bCs/>
+          <w:color w:val="EE0000"/>
+          <w:kern w:val="0"/>
+          <w:lang w:eastAsia="pt-AO"/>
+          <w14:ligatures w14:val="none"/>
+        </w:rPr>
+        <w:t>APIs Rest básicas:</w:t>
+      </w:r>
+      <w:r>
+        <w:rPr>
+          <w:rFonts w:ascii="Times New Roman" w:eastAsia="Times New Roman" w:hAnsi="Times New Roman" w:cs="Times New Roman"/>
+          <w:color w:val="EE0000"/>
+          <w:kern w:val="0"/>
+          <w:lang w:eastAsia="pt-AO"/>
+          <w14:ligatures w14:val="none"/>
+        </w:rPr>
+        <w:t xml:space="preserve"> Criar e consumir dados em formato JSON através do PHP (</w:t>
+      </w:r>
+      <w:r>
+        <w:rPr>
+          <w:rFonts w:ascii="Courier New" w:eastAsia="Times New Roman" w:hAnsi="Courier New" w:cs="Courier New"/>
+          <w:color w:val="EE0000"/>
+          <w:kern w:val="0"/>
+          <w:sz w:val="20"/>
+          <w:szCs w:val="20"/>
+          <w:bdr w:val="single" w:sz="6" w:space="2" w:color="F4F6F7" w:frame="1"/>
+          <w:shd w:val="clear" w:color="auto" w:fill="F4F6F7"/>
+          <w:lang w:eastAsia="pt-AO"/>
+          <w14:ligatures w14:val="none"/>
+        </w:rPr>
+        <w:t>json_encode</w:t>
+      </w:r>
+      <w:r>
+        <w:rPr>
+          <w:rFonts w:ascii="Times New Roman" w:eastAsia="Times New Roman" w:hAnsi="Times New Roman" w:cs="Times New Roman"/>
+          <w:color w:val="EE0000"/>
+          <w:kern w:val="0"/>
+          <w:lang w:eastAsia="pt-AO"/>
+          <w14:ligatures w14:val="none"/>
+        </w:rPr>
+        <w:t xml:space="preserve">, </w:t>
+      </w:r>
+      <w:r>
+        <w:rPr>
+          <w:rFonts w:ascii="Courier New" w:eastAsia="Times New Roman" w:hAnsi="Courier New" w:cs="Courier New"/>
+          <w:color w:val="EE0000"/>
+          <w:kern w:val="0"/>
+          <w:sz w:val="20"/>
+          <w:szCs w:val="20"/>
+          <w:bdr w:val="single" w:sz="6" w:space="2" w:color="F4F6F7" w:frame="1"/>
+          <w:shd w:val="clear" w:color="auto" w:fill="F4F6F7"/>
+          <w:lang w:eastAsia="pt-AO"/>
+          <w14:ligatures w14:val="none"/>
+        </w:rPr>
+        <w:t>json_decode</w:t>
+      </w:r>
+      <w:r>
+        <w:rPr>
+          <w:rFonts w:ascii="Times New Roman" w:eastAsia="Times New Roman" w:hAnsi="Times New Roman" w:cs="Times New Roman"/>
+          <w:color w:val="EE0000"/>
+          <w:kern w:val="0"/>
+          <w:lang w:eastAsia="pt-AO"/>
+          <w14:ligatures w14:val="none"/>
+        </w:rPr>
+        <w:t>).</w:t>
+      </w:r>
+    </w:p>
+    <w:p>
+      <w:pPr>
+        <w:numPr>
+          <w:ilvl w:val="0"/>
+          <w:numId w:val="2"/>
+        </w:numPr>
+        <w:spacing w:before="100" w:beforeAutospacing="1" w:after="100" w:afterAutospacing="1" w:line="240" w:lineRule="auto"/>
+        <w:rPr>
+          <w:rFonts w:ascii="Times New Roman" w:eastAsia="Times New Roman" w:hAnsi="Times New Roman" w:cs="Times New Roman"/>
+          <w:color w:val="EE0000"/>
+          <w:kern w:val="0"/>
+          <w:lang w:eastAsia="pt-AO"/>
+          <w14:ligatures w14:val="none"/>
+        </w:rPr>
+      </w:pPr>
+      <w:r>
+        <w:rPr>
+          <w:rFonts w:ascii="Times New Roman" w:eastAsia="Times New Roman" w:hAnsi="Times New Roman" w:cs="Times New Roman"/>
+          <w:b/>
+          <w:bCs/>
+          <w:color w:val="EE0000"/>
+          <w:kern w:val="0"/>
+          <w:lang w:eastAsia="pt-AO"/>
+          <w14:ligatures w14:val="none"/>
+        </w:rPr>
+        <w:t>Introdução a um Framework:</w:t>
+      </w:r>
+      <w:r>
+        <w:rPr>
+          <w:rFonts w:ascii="Times New Roman" w:eastAsia="Times New Roman" w:hAnsi="Times New Roman" w:cs="Times New Roman"/>
+          <w:color w:val="EE0000"/>
+          <w:kern w:val="0"/>
+          <w:lang w:eastAsia="pt-AO"/>
+          <w14:ligatures w14:val="none"/>
+        </w:rPr>
+        <w:t xml:space="preserve"> Dar os primeiros passos num ecossistema moderno, preferencialmente </w:t>
+      </w:r>
+      <w:r>
+        <w:rPr>
+          <w:rFonts w:ascii="Times New Roman" w:eastAsia="Times New Roman" w:hAnsi="Times New Roman" w:cs="Times New Roman"/>
+          <w:b/>
+          <w:bCs/>
+          <w:color w:val="EE0000"/>
+          <w:kern w:val="0"/>
+          <w:lang w:eastAsia="pt-AO"/>
+          <w14:ligatures w14:val="none"/>
+        </w:rPr>
+        <w:t>Laravel</w:t>
+      </w:r>
+      <w:r>
+        <w:rPr>
+          <w:rFonts w:ascii="Times New Roman" w:eastAsia="Times New Roman" w:hAnsi="Times New Roman" w:cs="Times New Roman"/>
+          <w:color w:val="EE0000"/>
+          <w:kern w:val="0"/>
+          <w:lang w:eastAsia="pt-AO"/>
+          <w14:ligatures w14:val="none"/>
+        </w:rPr>
+        <w:t xml:space="preserve"> ou </w:t>
+      </w:r>
+      <w:r>
+        <w:rPr>
+          <w:rFonts w:ascii="Times New Roman" w:eastAsia="Times New Roman" w:hAnsi="Times New Roman" w:cs="Times New Roman"/>
+          <w:b/>
+          <w:bCs/>
+          <w:color w:val="EE0000"/>
           <w:kern w:val="0"/>
           <w:lang w:eastAsia="pt-AO"/>
           <w14:ligatures w14:val="none"/>
@@ -1308,6 +2540,7 @@
       <w:r>
         <w:rPr>
           <w:rFonts w:ascii="Times New Roman" w:eastAsia="Times New Roman" w:hAnsi="Times New Roman" w:cs="Times New Roman"/>
+          <w:color w:val="EE0000"/>
           <w:kern w:val="0"/>
           <w:lang w:eastAsia="pt-AO"/>
           <w14:ligatures w14:val="none"/>
@@ -1323,6 +2556,7 @@
           <w:rFonts w:ascii="Times New Roman" w:eastAsia="Times New Roman" w:hAnsi="Times New Roman" w:cs="Times New Roman"/>
           <w:b/>
           <w:bCs/>
+          <w:color w:val="EE0000"/>
           <w:kern w:val="0"/>
           <w:sz w:val="30"/>
           <w:szCs w:val="30"/>
@@ -1335,6 +2569,7 @@
           <w:rFonts w:ascii="Times New Roman" w:eastAsia="Times New Roman" w:hAnsi="Times New Roman" w:cs="Times New Roman"/>
           <w:b/>
           <w:bCs/>
+          <w:color w:val="EE0000"/>
           <w:kern w:val="0"/>
           <w:sz w:val="30"/>
           <w:szCs w:val="30"/>
@@ -1349,19 +2584,42 @@
         <w:spacing w:after="0" w:line="240" w:lineRule="auto"/>
         <w:rPr>
           <w:rFonts w:ascii="Times New Roman" w:eastAsia="Times New Roman" w:hAnsi="Times New Roman" w:cs="Times New Roman"/>
-          <w:kern w:val="0"/>
-          <w:lang w:eastAsia="pt-AO"/>
-          <w14:ligatures w14:val="none"/>
-        </w:rPr>
-      </w:pPr>
-      <w:r>
-        <w:rPr>
-          <w:rFonts w:ascii="Times New Roman" w:eastAsia="Times New Roman" w:hAnsi="Times New Roman" w:cs="Times New Roman"/>
+          <w:color w:val="EE0000"/>
+          <w:kern w:val="0"/>
+          <w:lang w:eastAsia="pt-AO"/>
+          <w14:ligatures w14:val="none"/>
+        </w:rPr>
+      </w:pPr>
+      <w:r>
+        <w:rPr>
+          <w:rFonts w:ascii="Times New Roman" w:eastAsia="Times New Roman" w:hAnsi="Times New Roman" w:cs="Times New Roman"/>
+          <w:color w:val="EE0000"/>
           <w:kern w:val="0"/>
           <w:lang w:eastAsia="pt-AO"/>
           <w14:ligatures w14:val="none"/>
         </w:rPr>
         <w:t>Aqui, o foco muda para a arquitetura de software, padrões de design reconhecidos pela comunidade e segurança rigorosa.</w:t>
+      </w:r>
+    </w:p>
+    <w:p>
+      <w:pPr>
+        <w:spacing w:after="0" w:line="240" w:lineRule="auto"/>
+        <w:rPr>
+          <w:rFonts w:ascii="Times New Roman" w:eastAsia="Times New Roman" w:hAnsi="Times New Roman" w:cs="Times New Roman"/>
+          <w:color w:val="EE0000"/>
+          <w:kern w:val="0"/>
+          <w:lang w:eastAsia="pt-AO"/>
+          <w14:ligatures w14:val="none"/>
+        </w:rPr>
+      </w:pPr>
+      <w:r>
+        <w:rPr>
+          <w:rFonts w:ascii="Times New Roman" w:eastAsia="Times New Roman" w:hAnsi="Times New Roman" w:cs="Times New Roman"/>
+          <w:kern w:val="0"/>
+          <w:lang w:eastAsia="pt-AO"/>
+          <w14:ligatures w14:val="none"/>
+        </w:rPr>
+        <w:t>Aprenda a trabalhar como o mercado exige.</w:t>
       </w:r>
     </w:p>
     <w:p>
@@ -1373,6 +2631,7 @@
         <w:spacing w:before="100" w:beforeAutospacing="1" w:after="100" w:afterAutospacing="1" w:line="240" w:lineRule="auto"/>
         <w:rPr>
           <w:rFonts w:ascii="Times New Roman" w:eastAsia="Times New Roman" w:hAnsi="Times New Roman" w:cs="Times New Roman"/>
+          <w:color w:val="EE0000"/>
           <w:kern w:val="0"/>
           <w:lang w:eastAsia="pt-AO"/>
           <w14:ligatures w14:val="none"/>
@@ -1383,6 +2642,7 @@
           <w:rFonts w:ascii="Times New Roman" w:eastAsia="Times New Roman" w:hAnsi="Times New Roman" w:cs="Times New Roman"/>
           <w:b/>
           <w:bCs/>
+          <w:color w:val="EE0000"/>
           <w:kern w:val="0"/>
           <w:lang w:eastAsia="pt-AO"/>
           <w14:ligatures w14:val="none"/>
@@ -1392,6 +2652,7 @@
       <w:r>
         <w:rPr>
           <w:rFonts w:ascii="Times New Roman" w:eastAsia="Times New Roman" w:hAnsi="Times New Roman" w:cs="Times New Roman"/>
+          <w:color w:val="EE0000"/>
           <w:kern w:val="0"/>
           <w:lang w:eastAsia="pt-AO"/>
           <w14:ligatures w14:val="none"/>
@@ -1403,6 +2664,7 @@
           <w:rFonts w:ascii="Times New Roman" w:eastAsia="Times New Roman" w:hAnsi="Times New Roman" w:cs="Times New Roman"/>
           <w:i/>
           <w:iCs/>
+          <w:color w:val="EE0000"/>
           <w:kern w:val="0"/>
           <w:lang w:eastAsia="pt-AO"/>
           <w14:ligatures w14:val="none"/>
@@ -1412,6 +2674,7 @@
       <w:r>
         <w:rPr>
           <w:rFonts w:ascii="Times New Roman" w:eastAsia="Times New Roman" w:hAnsi="Times New Roman" w:cs="Times New Roman"/>
+          <w:color w:val="EE0000"/>
           <w:kern w:val="0"/>
           <w:lang w:eastAsia="pt-AO"/>
           <w14:ligatures w14:val="none"/>
@@ -1423,6 +2686,7 @@
           <w:rFonts w:ascii="Times New Roman" w:eastAsia="Times New Roman" w:hAnsi="Times New Roman" w:cs="Times New Roman"/>
           <w:i/>
           <w:iCs/>
+          <w:color w:val="EE0000"/>
           <w:kern w:val="0"/>
           <w:lang w:eastAsia="pt-AO"/>
           <w14:ligatures w14:val="none"/>
@@ -1432,6 +2696,7 @@
       <w:r>
         <w:rPr>
           <w:rFonts w:ascii="Times New Roman" w:eastAsia="Times New Roman" w:hAnsi="Times New Roman" w:cs="Times New Roman"/>
+          <w:color w:val="EE0000"/>
           <w:kern w:val="0"/>
           <w:lang w:eastAsia="pt-AO"/>
           <w14:ligatures w14:val="none"/>
@@ -1443,6 +2708,7 @@
           <w:rFonts w:ascii="Times New Roman" w:eastAsia="Times New Roman" w:hAnsi="Times New Roman" w:cs="Times New Roman"/>
           <w:i/>
           <w:iCs/>
+          <w:color w:val="EE0000"/>
           <w:kern w:val="0"/>
           <w:lang w:eastAsia="pt-AO"/>
           <w14:ligatures w14:val="none"/>
@@ -1452,6 +2718,7 @@
       <w:r>
         <w:rPr>
           <w:rFonts w:ascii="Times New Roman" w:eastAsia="Times New Roman" w:hAnsi="Times New Roman" w:cs="Times New Roman"/>
+          <w:color w:val="EE0000"/>
           <w:kern w:val="0"/>
           <w:lang w:eastAsia="pt-AO"/>
           <w14:ligatures w14:val="none"/>
@@ -1463,6 +2730,7 @@
           <w:rFonts w:ascii="Times New Roman" w:eastAsia="Times New Roman" w:hAnsi="Times New Roman" w:cs="Times New Roman"/>
           <w:i/>
           <w:iCs/>
+          <w:color w:val="EE0000"/>
           <w:kern w:val="0"/>
           <w:lang w:eastAsia="pt-AO"/>
           <w14:ligatures w14:val="none"/>
@@ -1472,6 +2740,7 @@
       <w:r>
         <w:rPr>
           <w:rFonts w:ascii="Times New Roman" w:eastAsia="Times New Roman" w:hAnsi="Times New Roman" w:cs="Times New Roman"/>
+          <w:color w:val="EE0000"/>
           <w:kern w:val="0"/>
           <w:lang w:eastAsia="pt-AO"/>
           <w14:ligatures w14:val="none"/>
@@ -1483,6 +2752,7 @@
           <w:rFonts w:ascii="Times New Roman" w:eastAsia="Times New Roman" w:hAnsi="Times New Roman" w:cs="Times New Roman"/>
           <w:i/>
           <w:iCs/>
+          <w:color w:val="EE0000"/>
           <w:kern w:val="0"/>
           <w:lang w:eastAsia="pt-AO"/>
           <w14:ligatures w14:val="none"/>
@@ -1492,6 +2762,7 @@
       <w:r>
         <w:rPr>
           <w:rFonts w:ascii="Times New Roman" w:eastAsia="Times New Roman" w:hAnsi="Times New Roman" w:cs="Times New Roman"/>
+          <w:color w:val="EE0000"/>
           <w:kern w:val="0"/>
           <w:lang w:eastAsia="pt-AO"/>
           <w14:ligatures w14:val="none"/>
@@ -1508,6 +2779,7 @@
         <w:spacing w:before="100" w:beforeAutospacing="1" w:after="100" w:afterAutospacing="1" w:line="240" w:lineRule="auto"/>
         <w:rPr>
           <w:rFonts w:ascii="Times New Roman" w:eastAsia="Times New Roman" w:hAnsi="Times New Roman" w:cs="Times New Roman"/>
+          <w:color w:val="EE0000"/>
           <w:kern w:val="0"/>
           <w:lang w:eastAsia="pt-AO"/>
           <w14:ligatures w14:val="none"/>
@@ -1518,15 +2790,18 @@
           <w:rFonts w:ascii="Times New Roman" w:eastAsia="Times New Roman" w:hAnsi="Times New Roman" w:cs="Times New Roman"/>
           <w:b/>
           <w:bCs/>
-          <w:kern w:val="0"/>
-          <w:lang w:eastAsia="pt-AO"/>
-          <w14:ligatures w14:val="none"/>
-        </w:rPr>
+          <w:color w:val="EE0000"/>
+          <w:kern w:val="0"/>
+          <w:lang w:eastAsia="pt-AO"/>
+          <w14:ligatures w14:val="none"/>
+        </w:rPr>
+        <w:lastRenderedPageBreak/>
         <w:t>Normas PSR (PHP Standard Recommendations):</w:t>
       </w:r>
       <w:r>
         <w:rPr>
           <w:rFonts w:ascii="Times New Roman" w:eastAsia="Times New Roman" w:hAnsi="Times New Roman" w:cs="Times New Roman"/>
+          <w:color w:val="EE0000"/>
           <w:kern w:val="0"/>
           <w:lang w:eastAsia="pt-AO"/>
           <w14:ligatures w14:val="none"/>
@@ -1543,6 +2818,7 @@
         <w:spacing w:before="100" w:beforeAutospacing="1" w:after="100" w:afterAutospacing="1" w:line="240" w:lineRule="auto"/>
         <w:rPr>
           <w:rFonts w:ascii="Times New Roman" w:eastAsia="Times New Roman" w:hAnsi="Times New Roman" w:cs="Times New Roman"/>
+          <w:color w:val="EE0000"/>
           <w:kern w:val="0"/>
           <w:lang w:eastAsia="pt-AO"/>
           <w14:ligatures w14:val="none"/>
@@ -1553,6 +2829,7 @@
           <w:rFonts w:ascii="Times New Roman" w:eastAsia="Times New Roman" w:hAnsi="Times New Roman" w:cs="Times New Roman"/>
           <w:b/>
           <w:bCs/>
+          <w:color w:val="EE0000"/>
           <w:kern w:val="0"/>
           <w:lang w:eastAsia="pt-AO"/>
           <w14:ligatures w14:val="none"/>
@@ -1562,6 +2839,7 @@
       <w:r>
         <w:rPr>
           <w:rFonts w:ascii="Times New Roman" w:eastAsia="Times New Roman" w:hAnsi="Times New Roman" w:cs="Times New Roman"/>
+          <w:color w:val="EE0000"/>
           <w:kern w:val="0"/>
           <w:lang w:eastAsia="pt-AO"/>
           <w14:ligatures w14:val="none"/>
@@ -1571,6 +2849,7 @@
       <w:r>
         <w:rPr>
           <w:rFonts w:ascii="Courier New" w:eastAsia="Times New Roman" w:hAnsi="Courier New" w:cs="Courier New"/>
+          <w:color w:val="EE0000"/>
           <w:kern w:val="0"/>
           <w:sz w:val="20"/>
           <w:szCs w:val="20"/>
@@ -1584,6 +2863,7 @@
       <w:r>
         <w:rPr>
           <w:rFonts w:ascii="Times New Roman" w:eastAsia="Times New Roman" w:hAnsi="Times New Roman" w:cs="Times New Roman"/>
+          <w:color w:val="EE0000"/>
           <w:kern w:val="0"/>
           <w:lang w:eastAsia="pt-AO"/>
           <w14:ligatures w14:val="none"/>
@@ -1600,6 +2880,7 @@
         <w:spacing w:before="100" w:beforeAutospacing="1" w:after="100" w:afterAutospacing="1" w:line="240" w:lineRule="auto"/>
         <w:rPr>
           <w:rFonts w:ascii="Times New Roman" w:eastAsia="Times New Roman" w:hAnsi="Times New Roman" w:cs="Times New Roman"/>
+          <w:color w:val="EE0000"/>
           <w:kern w:val="0"/>
           <w:lang w:eastAsia="pt-AO"/>
           <w14:ligatures w14:val="none"/>
@@ -1610,6 +2891,7 @@
           <w:rFonts w:ascii="Times New Roman" w:eastAsia="Times New Roman" w:hAnsi="Times New Roman" w:cs="Times New Roman"/>
           <w:b/>
           <w:bCs/>
+          <w:color w:val="EE0000"/>
           <w:kern w:val="0"/>
           <w:lang w:eastAsia="pt-AO"/>
           <w14:ligatures w14:val="none"/>
@@ -1619,6 +2901,7 @@
       <w:r>
         <w:rPr>
           <w:rFonts w:ascii="Times New Roman" w:eastAsia="Times New Roman" w:hAnsi="Times New Roman" w:cs="Times New Roman"/>
+          <w:color w:val="EE0000"/>
           <w:kern w:val="0"/>
           <w:lang w:eastAsia="pt-AO"/>
           <w14:ligatures w14:val="none"/>
@@ -1630,6 +2913,7 @@
           <w:rFonts w:ascii="Times New Roman" w:eastAsia="Times New Roman" w:hAnsi="Times New Roman" w:cs="Times New Roman"/>
           <w:b/>
           <w:bCs/>
+          <w:color w:val="EE0000"/>
           <w:kern w:val="0"/>
           <w:lang w:eastAsia="pt-AO"/>
           <w14:ligatures w14:val="none"/>
@@ -1639,6 +2923,7 @@
       <w:r>
         <w:rPr>
           <w:rFonts w:ascii="Times New Roman" w:eastAsia="Times New Roman" w:hAnsi="Times New Roman" w:cs="Times New Roman"/>
+          <w:color w:val="EE0000"/>
           <w:kern w:val="0"/>
           <w:lang w:eastAsia="pt-AO"/>
           <w14:ligatures w14:val="none"/>
@@ -1650,6 +2935,7 @@
           <w:rFonts w:ascii="Times New Roman" w:eastAsia="Times New Roman" w:hAnsi="Times New Roman" w:cs="Times New Roman"/>
           <w:b/>
           <w:bCs/>
+          <w:color w:val="EE0000"/>
           <w:kern w:val="0"/>
           <w:lang w:eastAsia="pt-AO"/>
           <w14:ligatures w14:val="none"/>
@@ -1659,6 +2945,7 @@
       <w:r>
         <w:rPr>
           <w:rFonts w:ascii="Times New Roman" w:eastAsia="Times New Roman" w:hAnsi="Times New Roman" w:cs="Times New Roman"/>
+          <w:color w:val="EE0000"/>
           <w:kern w:val="0"/>
           <w:lang w:eastAsia="pt-AO"/>
           <w14:ligatures w14:val="none"/>
@@ -1675,6 +2962,7 @@
         <w:spacing w:before="100" w:beforeAutospacing="1" w:after="100" w:afterAutospacing="1" w:line="240" w:lineRule="auto"/>
         <w:rPr>
           <w:rFonts w:ascii="Times New Roman" w:eastAsia="Times New Roman" w:hAnsi="Times New Roman" w:cs="Times New Roman"/>
+          <w:color w:val="EE0000"/>
           <w:kern w:val="0"/>
           <w:lang w:eastAsia="pt-AO"/>
           <w14:ligatures w14:val="none"/>
@@ -1685,6 +2973,7 @@
           <w:rFonts w:ascii="Times New Roman" w:eastAsia="Times New Roman" w:hAnsi="Times New Roman" w:cs="Times New Roman"/>
           <w:b/>
           <w:bCs/>
+          <w:color w:val="EE0000"/>
           <w:kern w:val="0"/>
           <w:lang w:eastAsia="pt-AO"/>
           <w14:ligatures w14:val="none"/>
@@ -1694,6 +2983,7 @@
       <w:r>
         <w:rPr>
           <w:rFonts w:ascii="Times New Roman" w:eastAsia="Times New Roman" w:hAnsi="Times New Roman" w:cs="Times New Roman"/>
+          <w:color w:val="EE0000"/>
           <w:kern w:val="0"/>
           <w:lang w:eastAsia="pt-AO"/>
           <w14:ligatures w14:val="none"/>
@@ -1705,6 +2995,7 @@
           <w:rFonts w:ascii="Times New Roman" w:eastAsia="Times New Roman" w:hAnsi="Times New Roman" w:cs="Times New Roman"/>
           <w:i/>
           <w:iCs/>
+          <w:color w:val="EE0000"/>
           <w:kern w:val="0"/>
           <w:lang w:eastAsia="pt-AO"/>
           <w14:ligatures w14:val="none"/>
@@ -1714,6 +3005,7 @@
       <w:r>
         <w:rPr>
           <w:rFonts w:ascii="Times New Roman" w:eastAsia="Times New Roman" w:hAnsi="Times New Roman" w:cs="Times New Roman"/>
+          <w:color w:val="EE0000"/>
           <w:kern w:val="0"/>
           <w:lang w:eastAsia="pt-AO"/>
           <w14:ligatures w14:val="none"/>
@@ -1725,6 +3017,7 @@
           <w:rFonts w:ascii="Times New Roman" w:eastAsia="Times New Roman" w:hAnsi="Times New Roman" w:cs="Times New Roman"/>
           <w:i/>
           <w:iCs/>
+          <w:color w:val="EE0000"/>
           <w:kern w:val="0"/>
           <w:lang w:eastAsia="pt-AO"/>
           <w14:ligatures w14:val="none"/>
@@ -1734,6 +3027,7 @@
       <w:r>
         <w:rPr>
           <w:rFonts w:ascii="Times New Roman" w:eastAsia="Times New Roman" w:hAnsi="Times New Roman" w:cs="Times New Roman"/>
+          <w:color w:val="EE0000"/>
           <w:kern w:val="0"/>
           <w:lang w:eastAsia="pt-AO"/>
           <w14:ligatures w14:val="none"/>
@@ -1745,6 +3039,7 @@
           <w:rFonts w:ascii="Times New Roman" w:eastAsia="Times New Roman" w:hAnsi="Times New Roman" w:cs="Times New Roman"/>
           <w:i/>
           <w:iCs/>
+          <w:color w:val="EE0000"/>
           <w:kern w:val="0"/>
           <w:lang w:eastAsia="pt-AO"/>
           <w14:ligatures w14:val="none"/>
@@ -1754,6 +3049,7 @@
       <w:r>
         <w:rPr>
           <w:rFonts w:ascii="Times New Roman" w:eastAsia="Times New Roman" w:hAnsi="Times New Roman" w:cs="Times New Roman"/>
+          <w:color w:val="EE0000"/>
           <w:kern w:val="0"/>
           <w:lang w:eastAsia="pt-AO"/>
           <w14:ligatures w14:val="none"/>
@@ -1765,6 +3061,7 @@
           <w:rFonts w:ascii="Times New Roman" w:eastAsia="Times New Roman" w:hAnsi="Times New Roman" w:cs="Times New Roman"/>
           <w:i/>
           <w:iCs/>
+          <w:color w:val="EE0000"/>
           <w:kern w:val="0"/>
           <w:lang w:eastAsia="pt-AO"/>
           <w14:ligatures w14:val="none"/>
@@ -1774,6 +3071,7 @@
       <w:r>
         <w:rPr>
           <w:rFonts w:ascii="Times New Roman" w:eastAsia="Times New Roman" w:hAnsi="Times New Roman" w:cs="Times New Roman"/>
+          <w:color w:val="EE0000"/>
           <w:kern w:val="0"/>
           <w:lang w:eastAsia="pt-AO"/>
           <w14:ligatures w14:val="none"/>
@@ -1790,6 +3088,7 @@
         <w:spacing w:before="100" w:beforeAutospacing="1" w:after="100" w:afterAutospacing="1" w:line="240" w:lineRule="auto"/>
         <w:rPr>
           <w:rFonts w:ascii="Times New Roman" w:eastAsia="Times New Roman" w:hAnsi="Times New Roman" w:cs="Times New Roman"/>
+          <w:color w:val="EE0000"/>
           <w:kern w:val="0"/>
           <w:lang w:eastAsia="pt-AO"/>
           <w14:ligatures w14:val="none"/>
@@ -1800,6 +3099,7 @@
           <w:rFonts w:ascii="Times New Roman" w:eastAsia="Times New Roman" w:hAnsi="Times New Roman" w:cs="Times New Roman"/>
           <w:b/>
           <w:bCs/>
+          <w:color w:val="EE0000"/>
           <w:kern w:val="0"/>
           <w:lang w:eastAsia="pt-AO"/>
           <w14:ligatures w14:val="none"/>
@@ -1809,6 +3109,7 @@
       <w:r>
         <w:rPr>
           <w:rFonts w:ascii="Times New Roman" w:eastAsia="Times New Roman" w:hAnsi="Times New Roman" w:cs="Times New Roman"/>
+          <w:color w:val="EE0000"/>
           <w:kern w:val="0"/>
           <w:lang w:eastAsia="pt-AO"/>
           <w14:ligatures w14:val="none"/>
@@ -1820,6 +3121,7 @@
           <w:rFonts w:ascii="Times New Roman" w:eastAsia="Times New Roman" w:hAnsi="Times New Roman" w:cs="Times New Roman"/>
           <w:b/>
           <w:bCs/>
+          <w:color w:val="EE0000"/>
           <w:kern w:val="0"/>
           <w:lang w:eastAsia="pt-AO"/>
           <w14:ligatures w14:val="none"/>
@@ -1829,12 +3131,238 @@
       <w:r>
         <w:rPr>
           <w:rFonts w:ascii="Times New Roman" w:eastAsia="Times New Roman" w:hAnsi="Times New Roman" w:cs="Times New Roman"/>
+          <w:color w:val="EE0000"/>
           <w:kern w:val="0"/>
           <w:lang w:eastAsia="pt-AO"/>
           <w14:ligatures w14:val="none"/>
         </w:rPr>
         <w:t xml:space="preserve">, cache de dados com Redis/Memcached e análise de queries lentas. [21, 22] </w:t>
       </w:r>
+    </w:p>
+    <w:p>
+      <w:pPr>
+        <w:spacing w:before="100" w:beforeAutospacing="1" w:after="100" w:afterAutospacing="1" w:line="240" w:lineRule="auto"/>
+        <w:rPr>
+          <w:rFonts w:ascii="Times New Roman" w:eastAsia="Times New Roman" w:hAnsi="Times New Roman" w:cs="Times New Roman"/>
+          <w:color w:val="EE0000"/>
+          <w:kern w:val="0"/>
+          <w:lang w:eastAsia="pt-AO"/>
+          <w14:ligatures w14:val="none"/>
+        </w:rPr>
+      </w:pPr>
+    </w:p>
+    <w:p>
+      <w:pPr>
+        <w:numPr>
+          <w:ilvl w:val="0"/>
+          <w:numId w:val="3"/>
+        </w:numPr>
+        <w:spacing w:before="100" w:beforeAutospacing="1" w:after="100" w:afterAutospacing="1" w:line="240" w:lineRule="auto"/>
+        <w:rPr>
+          <w:rFonts w:ascii="Times New Roman" w:eastAsia="Times New Roman" w:hAnsi="Times New Roman" w:cs="Times New Roman"/>
+          <w:kern w:val="0"/>
+          <w:lang w:eastAsia="pt-AO"/>
+          <w14:ligatures w14:val="none"/>
+        </w:rPr>
+      </w:pPr>
+      <w:r>
+        <w:rPr>
+          <w:rFonts w:ascii="Times New Roman" w:eastAsia="Times New Roman" w:hAnsi="Times New Roman" w:cs="Times New Roman"/>
+          <w:b/>
+          <w:bCs/>
+          <w:kern w:val="0"/>
+          <w:lang w:eastAsia="pt-AO"/>
+          <w14:ligatures w14:val="none"/>
+        </w:rPr>
+        <w:t>Composer</w:t>
+      </w:r>
+      <w:r>
+        <w:rPr>
+          <w:rFonts w:ascii="Times New Roman" w:eastAsia="Times New Roman" w:hAnsi="Times New Roman" w:cs="Times New Roman"/>
+          <w:kern w:val="0"/>
+          <w:lang w:eastAsia="pt-AO"/>
+          <w14:ligatures w14:val="none"/>
+        </w:rPr>
+        <w:t>: Gestão de dependências e pacotes de terceiros.</w:t>
+      </w:r>
+    </w:p>
+    <w:p>
+      <w:pPr>
+        <w:numPr>
+          <w:ilvl w:val="0"/>
+          <w:numId w:val="3"/>
+        </w:numPr>
+        <w:spacing w:before="100" w:beforeAutospacing="1" w:after="100" w:afterAutospacing="1" w:line="240" w:lineRule="auto"/>
+        <w:rPr>
+          <w:rFonts w:ascii="Times New Roman" w:eastAsia="Times New Roman" w:hAnsi="Times New Roman" w:cs="Times New Roman"/>
+          <w:kern w:val="0"/>
+          <w:lang w:eastAsia="pt-AO"/>
+          <w14:ligatures w14:val="none"/>
+        </w:rPr>
+      </w:pPr>
+      <w:r>
+        <w:rPr>
+          <w:rFonts w:ascii="Times New Roman" w:eastAsia="Times New Roman" w:hAnsi="Times New Roman" w:cs="Times New Roman"/>
+          <w:b/>
+          <w:bCs/>
+          <w:kern w:val="0"/>
+          <w:lang w:eastAsia="pt-AO"/>
+          <w14:ligatures w14:val="none"/>
+        </w:rPr>
+        <w:t>Namespaces e Autoload</w:t>
+      </w:r>
+      <w:r>
+        <w:rPr>
+          <w:rFonts w:ascii="Times New Roman" w:eastAsia="Times New Roman" w:hAnsi="Times New Roman" w:cs="Times New Roman"/>
+          <w:kern w:val="0"/>
+          <w:lang w:eastAsia="pt-AO"/>
+          <w14:ligatures w14:val="none"/>
+        </w:rPr>
+        <w:t>: Organização de ficheiros seguindo o padrão PSR-4.</w:t>
+      </w:r>
+    </w:p>
+    <w:p>
+      <w:pPr>
+        <w:numPr>
+          <w:ilvl w:val="0"/>
+          <w:numId w:val="3"/>
+        </w:numPr>
+        <w:spacing w:before="100" w:beforeAutospacing="1" w:after="100" w:afterAutospacing="1" w:line="240" w:lineRule="auto"/>
+        <w:rPr>
+          <w:rFonts w:ascii="Times New Roman" w:eastAsia="Times New Roman" w:hAnsi="Times New Roman" w:cs="Times New Roman"/>
+          <w:kern w:val="0"/>
+          <w:lang w:eastAsia="pt-AO"/>
+          <w14:ligatures w14:val="none"/>
+        </w:rPr>
+      </w:pPr>
+      <w:r>
+        <w:rPr>
+          <w:rFonts w:ascii="Times New Roman" w:eastAsia="Times New Roman" w:hAnsi="Times New Roman" w:cs="Times New Roman"/>
+          <w:b/>
+          <w:bCs/>
+          <w:kern w:val="0"/>
+          <w:lang w:eastAsia="pt-AO"/>
+          <w14:ligatures w14:val="none"/>
+        </w:rPr>
+        <w:t>Padrões de Projeto (Design Patterns)</w:t>
+      </w:r>
+      <w:r>
+        <w:rPr>
+          <w:rFonts w:ascii="Times New Roman" w:eastAsia="Times New Roman" w:hAnsi="Times New Roman" w:cs="Times New Roman"/>
+          <w:kern w:val="0"/>
+          <w:lang w:eastAsia="pt-AO"/>
+          <w14:ligatures w14:val="none"/>
+        </w:rPr>
+        <w:t>: Entendimento do padrão MVC (Model-View-Controller) e Singleton.</w:t>
+      </w:r>
+    </w:p>
+    <w:p>
+      <w:pPr>
+        <w:numPr>
+          <w:ilvl w:val="0"/>
+          <w:numId w:val="3"/>
+        </w:numPr>
+        <w:spacing w:before="100" w:beforeAutospacing="1" w:after="100" w:afterAutospacing="1" w:line="240" w:lineRule="auto"/>
+        <w:rPr>
+          <w:rFonts w:ascii="Times New Roman" w:eastAsia="Times New Roman" w:hAnsi="Times New Roman" w:cs="Times New Roman"/>
+          <w:kern w:val="0"/>
+          <w:lang w:eastAsia="pt-AO"/>
+          <w14:ligatures w14:val="none"/>
+        </w:rPr>
+      </w:pPr>
+      <w:r>
+        <w:rPr>
+          <w:rFonts w:ascii="Times New Roman" w:eastAsia="Times New Roman" w:hAnsi="Times New Roman" w:cs="Times New Roman"/>
+          <w:b/>
+          <w:bCs/>
+          <w:kern w:val="0"/>
+          <w:lang w:eastAsia="pt-AO"/>
+          <w14:ligatures w14:val="none"/>
+        </w:rPr>
+        <w:t>APIs RESTful</w:t>
+      </w:r>
+      <w:r>
+        <w:rPr>
+          <w:rFonts w:ascii="Times New Roman" w:eastAsia="Times New Roman" w:hAnsi="Times New Roman" w:cs="Times New Roman"/>
+          <w:kern w:val="0"/>
+          <w:lang w:eastAsia="pt-AO"/>
+          <w14:ligatures w14:val="none"/>
+        </w:rPr>
+        <w:t>: Criação e consumo de endpoints JSON com PHP.</w:t>
+      </w:r>
+    </w:p>
+    <w:p>
+      <w:pPr>
+        <w:numPr>
+          <w:ilvl w:val="0"/>
+          <w:numId w:val="3"/>
+        </w:numPr>
+        <w:spacing w:before="100" w:beforeAutospacing="1" w:after="100" w:afterAutospacing="1" w:line="240" w:lineRule="auto"/>
+        <w:rPr>
+          <w:rFonts w:ascii="Times New Roman" w:eastAsia="Times New Roman" w:hAnsi="Times New Roman" w:cs="Times New Roman"/>
+          <w:kern w:val="0"/>
+          <w:lang w:eastAsia="pt-AO"/>
+          <w14:ligatures w14:val="none"/>
+        </w:rPr>
+      </w:pPr>
+      <w:r>
+        <w:rPr>
+          <w:rFonts w:ascii="Times New Roman" w:eastAsia="Times New Roman" w:hAnsi="Times New Roman" w:cs="Times New Roman"/>
+          <w:b/>
+          <w:bCs/>
+          <w:kern w:val="0"/>
+          <w:lang w:eastAsia="pt-AO"/>
+          <w14:ligatures w14:val="none"/>
+        </w:rPr>
+        <w:t>Segurança Avançada</w:t>
+      </w:r>
+      <w:r>
+        <w:rPr>
+          <w:rFonts w:ascii="Times New Roman" w:eastAsia="Times New Roman" w:hAnsi="Times New Roman" w:cs="Times New Roman"/>
+          <w:kern w:val="0"/>
+          <w:lang w:eastAsia="pt-AO"/>
+          <w14:ligatures w14:val="none"/>
+        </w:rPr>
+        <w:t xml:space="preserve">: Criptografia de passwords com </w:t>
+      </w:r>
+      <w:r>
+        <w:rPr>
+          <w:rFonts w:ascii="Courier New" w:eastAsia="Times New Roman" w:hAnsi="Courier New" w:cs="Courier New"/>
+          <w:kern w:val="0"/>
+          <w:sz w:val="20"/>
+          <w:szCs w:val="20"/>
+          <w:bdr w:val="single" w:sz="6" w:space="2" w:color="F4F6F7" w:frame="1"/>
+          <w:shd w:val="clear" w:color="auto" w:fill="F4F6F7"/>
+          <w:lang w:eastAsia="pt-AO"/>
+          <w14:ligatures w14:val="none"/>
+        </w:rPr>
+        <w:t>password_hash()</w:t>
+      </w:r>
+      <w:r>
+        <w:rPr>
+          <w:rFonts w:ascii="Times New Roman" w:eastAsia="Times New Roman" w:hAnsi="Times New Roman" w:cs="Times New Roman"/>
+          <w:kern w:val="0"/>
+          <w:lang w:eastAsia="pt-AO"/>
+          <w14:ligatures w14:val="none"/>
+        </w:rPr>
+        <w:t xml:space="preserve">, proteção contra CSRF e XSS. [19, 20, 21, 22, 23] </w:t>
+      </w:r>
+    </w:p>
+    <w:p>
+      <w:pPr>
+        <w:numPr>
+          <w:ilvl w:val="0"/>
+          <w:numId w:val="3"/>
+        </w:numPr>
+        <w:spacing w:before="100" w:beforeAutospacing="1" w:after="100" w:afterAutospacing="1" w:line="240" w:lineRule="auto"/>
+        <w:rPr>
+          <w:rFonts w:ascii="Times New Roman" w:eastAsia="Times New Roman" w:hAnsi="Times New Roman" w:cs="Times New Roman"/>
+          <w:color w:val="EE0000"/>
+          <w:kern w:val="0"/>
+          <w:lang w:eastAsia="pt-AO"/>
+          <w14:ligatures w14:val="none"/>
+        </w:rPr>
+      </w:pPr>
     </w:p>
     <w:p>
       <w:pPr>
@@ -1844,6 +3372,7 @@
           <w:rFonts w:ascii="Times New Roman" w:eastAsia="Times New Roman" w:hAnsi="Times New Roman" w:cs="Times New Roman"/>
           <w:b/>
           <w:bCs/>
+          <w:color w:val="EE0000"/>
           <w:kern w:val="0"/>
           <w:sz w:val="30"/>
           <w:szCs w:val="30"/>
@@ -1856,6 +3385,7 @@
           <w:rFonts w:ascii="Times New Roman" w:eastAsia="Times New Roman" w:hAnsi="Times New Roman" w:cs="Times New Roman"/>
           <w:b/>
           <w:bCs/>
+          <w:color w:val="EE0000"/>
           <w:kern w:val="0"/>
           <w:sz w:val="30"/>
           <w:szCs w:val="30"/>
@@ -1870,14 +3400,16 @@
         <w:spacing w:after="0" w:line="240" w:lineRule="auto"/>
         <w:rPr>
           <w:rFonts w:ascii="Times New Roman" w:eastAsia="Times New Roman" w:hAnsi="Times New Roman" w:cs="Times New Roman"/>
-          <w:kern w:val="0"/>
-          <w:lang w:eastAsia="pt-AO"/>
-          <w14:ligatures w14:val="none"/>
-        </w:rPr>
-      </w:pPr>
-      <w:r>
-        <w:rPr>
-          <w:rFonts w:ascii="Times New Roman" w:eastAsia="Times New Roman" w:hAnsi="Times New Roman" w:cs="Times New Roman"/>
+          <w:color w:val="EE0000"/>
+          <w:kern w:val="0"/>
+          <w:lang w:eastAsia="pt-AO"/>
+          <w14:ligatures w14:val="none"/>
+        </w:rPr>
+      </w:pPr>
+      <w:r>
+        <w:rPr>
+          <w:rFonts w:ascii="Times New Roman" w:eastAsia="Times New Roman" w:hAnsi="Times New Roman" w:cs="Times New Roman"/>
+          <w:color w:val="EE0000"/>
           <w:kern w:val="0"/>
           <w:lang w:eastAsia="pt-AO"/>
           <w14:ligatures w14:val="none"/>
@@ -1894,6 +3426,7 @@
         <w:spacing w:before="100" w:beforeAutospacing="1" w:after="100" w:afterAutospacing="1" w:line="240" w:lineRule="auto"/>
         <w:rPr>
           <w:rFonts w:ascii="Times New Roman" w:eastAsia="Times New Roman" w:hAnsi="Times New Roman" w:cs="Times New Roman"/>
+          <w:color w:val="EE0000"/>
           <w:kern w:val="0"/>
           <w:lang w:eastAsia="pt-AO"/>
           <w14:ligatures w14:val="none"/>
@@ -1904,6 +3437,7 @@
           <w:rFonts w:ascii="Times New Roman" w:eastAsia="Times New Roman" w:hAnsi="Times New Roman" w:cs="Times New Roman"/>
           <w:b/>
           <w:bCs/>
+          <w:color w:val="EE0000"/>
           <w:kern w:val="0"/>
           <w:lang w:eastAsia="pt-AO"/>
           <w14:ligatures w14:val="none"/>
@@ -1913,6 +3447,7 @@
       <w:r>
         <w:rPr>
           <w:rFonts w:ascii="Times New Roman" w:eastAsia="Times New Roman" w:hAnsi="Times New Roman" w:cs="Times New Roman"/>
+          <w:color w:val="EE0000"/>
           <w:kern w:val="0"/>
           <w:lang w:eastAsia="pt-AO"/>
           <w14:ligatures w14:val="none"/>
@@ -1929,6 +3464,7 @@
         <w:spacing w:before="100" w:beforeAutospacing="1" w:after="100" w:afterAutospacing="1" w:line="240" w:lineRule="auto"/>
         <w:rPr>
           <w:rFonts w:ascii="Times New Roman" w:eastAsia="Times New Roman" w:hAnsi="Times New Roman" w:cs="Times New Roman"/>
+          <w:color w:val="EE0000"/>
           <w:kern w:val="0"/>
           <w:lang w:eastAsia="pt-AO"/>
           <w14:ligatures w14:val="none"/>
@@ -1939,6 +3475,7 @@
           <w:rFonts w:ascii="Times New Roman" w:eastAsia="Times New Roman" w:hAnsi="Times New Roman" w:cs="Times New Roman"/>
           <w:b/>
           <w:bCs/>
+          <w:color w:val="EE0000"/>
           <w:kern w:val="0"/>
           <w:lang w:eastAsia="pt-AO"/>
           <w14:ligatures w14:val="none"/>
@@ -1948,6 +3485,7 @@
       <w:r>
         <w:rPr>
           <w:rFonts w:ascii="Times New Roman" w:eastAsia="Times New Roman" w:hAnsi="Times New Roman" w:cs="Times New Roman"/>
+          <w:color w:val="EE0000"/>
           <w:kern w:val="0"/>
           <w:lang w:eastAsia="pt-AO"/>
           <w14:ligatures w14:val="none"/>
@@ -1959,6 +3497,7 @@
           <w:rFonts w:ascii="Times New Roman" w:eastAsia="Times New Roman" w:hAnsi="Times New Roman" w:cs="Times New Roman"/>
           <w:b/>
           <w:bCs/>
+          <w:color w:val="EE0000"/>
           <w:kern w:val="0"/>
           <w:lang w:eastAsia="pt-AO"/>
           <w14:ligatures w14:val="none"/>
@@ -1968,6 +3507,7 @@
       <w:r>
         <w:rPr>
           <w:rFonts w:ascii="Times New Roman" w:eastAsia="Times New Roman" w:hAnsi="Times New Roman" w:cs="Times New Roman"/>
+          <w:color w:val="EE0000"/>
           <w:kern w:val="0"/>
           <w:lang w:eastAsia="pt-AO"/>
           <w14:ligatures w14:val="none"/>
@@ -1979,6 +3519,7 @@
           <w:rFonts w:ascii="Times New Roman" w:eastAsia="Times New Roman" w:hAnsi="Times New Roman" w:cs="Times New Roman"/>
           <w:b/>
           <w:bCs/>
+          <w:color w:val="EE0000"/>
           <w:kern w:val="0"/>
           <w:lang w:eastAsia="pt-AO"/>
           <w14:ligatures w14:val="none"/>
@@ -1988,6 +3529,7 @@
       <w:r>
         <w:rPr>
           <w:rFonts w:ascii="Times New Roman" w:eastAsia="Times New Roman" w:hAnsi="Times New Roman" w:cs="Times New Roman"/>
+          <w:color w:val="EE0000"/>
           <w:kern w:val="0"/>
           <w:lang w:eastAsia="pt-AO"/>
           <w14:ligatures w14:val="none"/>
@@ -1999,6 +3541,7 @@
           <w:rFonts w:ascii="Times New Roman" w:eastAsia="Times New Roman" w:hAnsi="Times New Roman" w:cs="Times New Roman"/>
           <w:b/>
           <w:bCs/>
+          <w:color w:val="EE0000"/>
           <w:kern w:val="0"/>
           <w:lang w:eastAsia="pt-AO"/>
           <w14:ligatures w14:val="none"/>
@@ -2008,6 +3551,7 @@
       <w:r>
         <w:rPr>
           <w:rFonts w:ascii="Times New Roman" w:eastAsia="Times New Roman" w:hAnsi="Times New Roman" w:cs="Times New Roman"/>
+          <w:color w:val="EE0000"/>
           <w:kern w:val="0"/>
           <w:lang w:eastAsia="pt-AO"/>
           <w14:ligatures w14:val="none"/>
@@ -2024,6 +3568,7 @@
         <w:spacing w:before="100" w:beforeAutospacing="1" w:after="100" w:afterAutospacing="1" w:line="240" w:lineRule="auto"/>
         <w:rPr>
           <w:rFonts w:ascii="Times New Roman" w:eastAsia="Times New Roman" w:hAnsi="Times New Roman" w:cs="Times New Roman"/>
+          <w:color w:val="EE0000"/>
           <w:kern w:val="0"/>
           <w:lang w:eastAsia="pt-AO"/>
           <w14:ligatures w14:val="none"/>
@@ -2034,6 +3579,7 @@
           <w:rFonts w:ascii="Times New Roman" w:eastAsia="Times New Roman" w:hAnsi="Times New Roman" w:cs="Times New Roman"/>
           <w:b/>
           <w:bCs/>
+          <w:color w:val="EE0000"/>
           <w:kern w:val="0"/>
           <w:lang w:eastAsia="pt-AO"/>
           <w14:ligatures w14:val="none"/>
@@ -2043,6 +3589,7 @@
       <w:r>
         <w:rPr>
           <w:rFonts w:ascii="Times New Roman" w:eastAsia="Times New Roman" w:hAnsi="Times New Roman" w:cs="Times New Roman"/>
+          <w:color w:val="EE0000"/>
           <w:kern w:val="0"/>
           <w:lang w:eastAsia="pt-AO"/>
           <w14:ligatures w14:val="none"/>
@@ -2054,6 +3601,7 @@
           <w:rFonts w:ascii="Times New Roman" w:eastAsia="Times New Roman" w:hAnsi="Times New Roman" w:cs="Times New Roman"/>
           <w:i/>
           <w:iCs/>
+          <w:color w:val="EE0000"/>
           <w:kern w:val="0"/>
           <w:lang w:eastAsia="pt-AO"/>
           <w14:ligatures w14:val="none"/>
@@ -2063,6 +3611,7 @@
       <w:r>
         <w:rPr>
           <w:rFonts w:ascii="Times New Roman" w:eastAsia="Times New Roman" w:hAnsi="Times New Roman" w:cs="Times New Roman"/>
+          <w:color w:val="EE0000"/>
           <w:kern w:val="0"/>
           <w:lang w:eastAsia="pt-AO"/>
           <w14:ligatures w14:val="none"/>
@@ -2074,6 +3623,7 @@
           <w:rFonts w:ascii="Times New Roman" w:eastAsia="Times New Roman" w:hAnsi="Times New Roman" w:cs="Times New Roman"/>
           <w:i/>
           <w:iCs/>
+          <w:color w:val="EE0000"/>
           <w:kern w:val="0"/>
           <w:lang w:eastAsia="pt-AO"/>
           <w14:ligatures w14:val="none"/>
@@ -2083,6 +3633,7 @@
       <w:r>
         <w:rPr>
           <w:rFonts w:ascii="Times New Roman" w:eastAsia="Times New Roman" w:hAnsi="Times New Roman" w:cs="Times New Roman"/>
+          <w:color w:val="EE0000"/>
           <w:kern w:val="0"/>
           <w:lang w:eastAsia="pt-AO"/>
           <w14:ligatures w14:val="none"/>
@@ -2099,6 +3650,7 @@
         <w:spacing w:before="100" w:beforeAutospacing="1" w:after="100" w:afterAutospacing="1" w:line="240" w:lineRule="auto"/>
         <w:rPr>
           <w:rFonts w:ascii="Times New Roman" w:eastAsia="Times New Roman" w:hAnsi="Times New Roman" w:cs="Times New Roman"/>
+          <w:color w:val="EE0000"/>
           <w:kern w:val="0"/>
           <w:lang w:eastAsia="pt-AO"/>
           <w14:ligatures w14:val="none"/>
@@ -2109,6 +3661,7 @@
           <w:rFonts w:ascii="Times New Roman" w:eastAsia="Times New Roman" w:hAnsi="Times New Roman" w:cs="Times New Roman"/>
           <w:b/>
           <w:bCs/>
+          <w:color w:val="EE0000"/>
           <w:kern w:val="0"/>
           <w:lang w:eastAsia="pt-AO"/>
           <w14:ligatures w14:val="none"/>
@@ -2118,6 +3671,7 @@
       <w:r>
         <w:rPr>
           <w:rFonts w:ascii="Times New Roman" w:eastAsia="Times New Roman" w:hAnsi="Times New Roman" w:cs="Times New Roman"/>
+          <w:color w:val="EE0000"/>
           <w:kern w:val="0"/>
           <w:lang w:eastAsia="pt-AO"/>
           <w14:ligatures w14:val="none"/>
@@ -2129,6 +3683,7 @@
           <w:rFonts w:ascii="Times New Roman" w:eastAsia="Times New Roman" w:hAnsi="Times New Roman" w:cs="Times New Roman"/>
           <w:b/>
           <w:bCs/>
+          <w:color w:val="EE0000"/>
           <w:kern w:val="0"/>
           <w:lang w:eastAsia="pt-AO"/>
           <w14:ligatures w14:val="none"/>
@@ -2138,6 +3693,7 @@
       <w:r>
         <w:rPr>
           <w:rFonts w:ascii="Times New Roman" w:eastAsia="Times New Roman" w:hAnsi="Times New Roman" w:cs="Times New Roman"/>
+          <w:color w:val="EE0000"/>
           <w:kern w:val="0"/>
           <w:lang w:eastAsia="pt-AO"/>
           <w14:ligatures w14:val="none"/>
@@ -2154,6 +3710,7 @@
         <w:spacing w:before="100" w:beforeAutospacing="1" w:after="100" w:afterAutospacing="1" w:line="240" w:lineRule="auto"/>
         <w:rPr>
           <w:rFonts w:ascii="Times New Roman" w:eastAsia="Times New Roman" w:hAnsi="Times New Roman" w:cs="Times New Roman"/>
+          <w:color w:val="EE0000"/>
           <w:kern w:val="0"/>
           <w:lang w:eastAsia="pt-AO"/>
           <w14:ligatures w14:val="none"/>
@@ -2164,6 +3721,7 @@
           <w:rFonts w:ascii="Times New Roman" w:eastAsia="Times New Roman" w:hAnsi="Times New Roman" w:cs="Times New Roman"/>
           <w:b/>
           <w:bCs/>
+          <w:color w:val="EE0000"/>
           <w:kern w:val="0"/>
           <w:lang w:eastAsia="pt-AO"/>
           <w14:ligatures w14:val="none"/>
@@ -2173,6 +3731,7 @@
       <w:r>
         <w:rPr>
           <w:rFonts w:ascii="Times New Roman" w:eastAsia="Times New Roman" w:hAnsi="Times New Roman" w:cs="Times New Roman"/>
+          <w:color w:val="EE0000"/>
           <w:kern w:val="0"/>
           <w:lang w:eastAsia="pt-AO"/>
           <w14:ligatures w14:val="none"/>
@@ -2189,6 +3748,7 @@
         <w:spacing w:before="100" w:beforeAutospacing="1" w:after="100" w:afterAutospacing="1" w:line="240" w:lineRule="auto"/>
         <w:rPr>
           <w:rFonts w:ascii="Times New Roman" w:eastAsia="Times New Roman" w:hAnsi="Times New Roman" w:cs="Times New Roman"/>
+          <w:color w:val="EE0000"/>
           <w:kern w:val="0"/>
           <w:lang w:eastAsia="pt-AO"/>
           <w14:ligatures w14:val="none"/>
@@ -2199,6 +3759,7 @@
           <w:rFonts w:ascii="Times New Roman" w:eastAsia="Times New Roman" w:hAnsi="Times New Roman" w:cs="Times New Roman"/>
           <w:b/>
           <w:bCs/>
+          <w:color w:val="EE0000"/>
           <w:kern w:val="0"/>
           <w:lang w:eastAsia="pt-AO"/>
           <w14:ligatures w14:val="none"/>
@@ -2208,6 +3769,7 @@
       <w:r>
         <w:rPr>
           <w:rFonts w:ascii="Times New Roman" w:eastAsia="Times New Roman" w:hAnsi="Times New Roman" w:cs="Times New Roman"/>
+          <w:color w:val="EE0000"/>
           <w:kern w:val="0"/>
           <w:lang w:eastAsia="pt-AO"/>
           <w14:ligatures w14:val="none"/>
@@ -2220,19 +3782,20 @@
         <w:spacing w:after="0" w:line="240" w:lineRule="auto"/>
         <w:rPr>
           <w:rFonts w:ascii="Times New Roman" w:eastAsia="Times New Roman" w:hAnsi="Times New Roman" w:cs="Times New Roman"/>
-          <w:kern w:val="0"/>
-          <w:lang w:eastAsia="pt-AO"/>
-          <w14:ligatures w14:val="none"/>
-        </w:rPr>
-      </w:pPr>
-      <w:r>
-        <w:rPr>
-          <w:rFonts w:ascii="Times New Roman" w:eastAsia="Times New Roman" w:hAnsi="Times New Roman" w:cs="Times New Roman"/>
-          <w:kern w:val="0"/>
-          <w:lang w:eastAsia="pt-AO"/>
-          <w14:ligatures w14:val="none"/>
-        </w:rPr>
-        <w:lastRenderedPageBreak/>
+          <w:color w:val="EE0000"/>
+          <w:kern w:val="0"/>
+          <w:lang w:eastAsia="pt-AO"/>
+          <w14:ligatures w14:val="none"/>
+        </w:rPr>
+      </w:pPr>
+      <w:r>
+        <w:rPr>
+          <w:rFonts w:ascii="Times New Roman" w:eastAsia="Times New Roman" w:hAnsi="Times New Roman" w:cs="Times New Roman"/>
+          <w:color w:val="EE0000"/>
+          <w:kern w:val="0"/>
+          <w:lang w:eastAsia="pt-AO"/>
+          <w14:ligatures w14:val="none"/>
+        </w:rPr>
         <w:pict w14:anchorId="3CC2564A">
           <v:rect id="_x0000_i1026" style="width:0;height:.75pt" o:hralign="center" o:hrstd="t" o:hr="t" fillcolor="#a0a0a0" stroked="f"/>
         </w:pict>
@@ -2243,18 +3806,21 @@
         <w:spacing w:after="0" w:line="240" w:lineRule="auto"/>
         <w:rPr>
           <w:rFonts w:ascii="Times New Roman" w:eastAsia="Times New Roman" w:hAnsi="Times New Roman" w:cs="Times New Roman"/>
-          <w:kern w:val="0"/>
-          <w:lang w:eastAsia="pt-AO"/>
-          <w14:ligatures w14:val="none"/>
-        </w:rPr>
-      </w:pPr>
-      <w:r>
-        <w:rPr>
-          <w:rFonts w:ascii="Times New Roman" w:eastAsia="Times New Roman" w:hAnsi="Times New Roman" w:cs="Times New Roman"/>
-          <w:kern w:val="0"/>
-          <w:lang w:eastAsia="pt-AO"/>
-          <w14:ligatures w14:val="none"/>
-        </w:rPr>
+          <w:color w:val="EE0000"/>
+          <w:kern w:val="0"/>
+          <w:lang w:eastAsia="pt-AO"/>
+          <w14:ligatures w14:val="none"/>
+        </w:rPr>
+      </w:pPr>
+      <w:r>
+        <w:rPr>
+          <w:rFonts w:ascii="Times New Roman" w:eastAsia="Times New Roman" w:hAnsi="Times New Roman" w:cs="Times New Roman"/>
+          <w:color w:val="EE0000"/>
+          <w:kern w:val="0"/>
+          <w:lang w:eastAsia="pt-AO"/>
+          <w14:ligatures w14:val="none"/>
+        </w:rPr>
+        <w:lastRenderedPageBreak/>
         <w:t>Para alinhar este plano com o seu momento atual, diga-me:</w:t>
       </w:r>
     </w:p>
@@ -2267,14 +3833,16 @@
         <w:spacing w:before="100" w:beforeAutospacing="1" w:after="100" w:afterAutospacing="1" w:line="240" w:lineRule="auto"/>
         <w:rPr>
           <w:rFonts w:ascii="Times New Roman" w:eastAsia="Times New Roman" w:hAnsi="Times New Roman" w:cs="Times New Roman"/>
-          <w:kern w:val="0"/>
-          <w:lang w:eastAsia="pt-AO"/>
-          <w14:ligatures w14:val="none"/>
-        </w:rPr>
-      </w:pPr>
-      <w:r>
-        <w:rPr>
-          <w:rFonts w:ascii="Times New Roman" w:eastAsia="Times New Roman" w:hAnsi="Times New Roman" w:cs="Times New Roman"/>
+          <w:color w:val="EE0000"/>
+          <w:kern w:val="0"/>
+          <w:lang w:eastAsia="pt-AO"/>
+          <w14:ligatures w14:val="none"/>
+        </w:rPr>
+      </w:pPr>
+      <w:r>
+        <w:rPr>
+          <w:rFonts w:ascii="Times New Roman" w:eastAsia="Times New Roman" w:hAnsi="Times New Roman" w:cs="Times New Roman"/>
+          <w:color w:val="EE0000"/>
           <w:kern w:val="0"/>
           <w:lang w:eastAsia="pt-AO"/>
           <w14:ligatures w14:val="none"/>
@@ -2286,6 +3854,7 @@
           <w:rFonts w:ascii="Times New Roman" w:eastAsia="Times New Roman" w:hAnsi="Times New Roman" w:cs="Times New Roman"/>
           <w:b/>
           <w:bCs/>
+          <w:color w:val="EE0000"/>
           <w:kern w:val="0"/>
           <w:lang w:eastAsia="pt-AO"/>
           <w14:ligatures w14:val="none"/>
@@ -2295,6 +3864,7 @@
       <w:r>
         <w:rPr>
           <w:rFonts w:ascii="Times New Roman" w:eastAsia="Times New Roman" w:hAnsi="Times New Roman" w:cs="Times New Roman"/>
+          <w:color w:val="EE0000"/>
           <w:kern w:val="0"/>
           <w:lang w:eastAsia="pt-AO"/>
           <w14:ligatures w14:val="none"/>
@@ -2311,14 +3881,16 @@
         <w:spacing w:before="100" w:beforeAutospacing="1" w:after="100" w:afterAutospacing="1" w:line="240" w:lineRule="auto"/>
         <w:rPr>
           <w:rFonts w:ascii="Times New Roman" w:eastAsia="Times New Roman" w:hAnsi="Times New Roman" w:cs="Times New Roman"/>
-          <w:kern w:val="0"/>
-          <w:lang w:eastAsia="pt-AO"/>
-          <w14:ligatures w14:val="none"/>
-        </w:rPr>
-      </w:pPr>
-      <w:r>
-        <w:rPr>
-          <w:rFonts w:ascii="Times New Roman" w:eastAsia="Times New Roman" w:hAnsi="Times New Roman" w:cs="Times New Roman"/>
+          <w:color w:val="EE0000"/>
+          <w:kern w:val="0"/>
+          <w:lang w:eastAsia="pt-AO"/>
+          <w14:ligatures w14:val="none"/>
+        </w:rPr>
+      </w:pPr>
+      <w:r>
+        <w:rPr>
+          <w:rFonts w:ascii="Times New Roman" w:eastAsia="Times New Roman" w:hAnsi="Times New Roman" w:cs="Times New Roman"/>
+          <w:color w:val="EE0000"/>
           <w:kern w:val="0"/>
           <w:lang w:eastAsia="pt-AO"/>
           <w14:ligatures w14:val="none"/>
@@ -2330,6 +3902,7 @@
           <w:rFonts w:ascii="Times New Roman" w:eastAsia="Times New Roman" w:hAnsi="Times New Roman" w:cs="Times New Roman"/>
           <w:b/>
           <w:bCs/>
+          <w:color w:val="EE0000"/>
           <w:kern w:val="0"/>
           <w:lang w:eastAsia="pt-AO"/>
           <w14:ligatures w14:val="none"/>
@@ -2339,6 +3912,7 @@
       <w:r>
         <w:rPr>
           <w:rFonts w:ascii="Times New Roman" w:eastAsia="Times New Roman" w:hAnsi="Times New Roman" w:cs="Times New Roman"/>
+          <w:color w:val="EE0000"/>
           <w:kern w:val="0"/>
           <w:lang w:eastAsia="pt-AO"/>
           <w14:ligatures w14:val="none"/>
@@ -2350,6 +3924,7 @@
           <w:rFonts w:ascii="Times New Roman" w:eastAsia="Times New Roman" w:hAnsi="Times New Roman" w:cs="Times New Roman"/>
           <w:b/>
           <w:bCs/>
+          <w:color w:val="EE0000"/>
           <w:kern w:val="0"/>
           <w:lang w:eastAsia="pt-AO"/>
           <w14:ligatures w14:val="none"/>
@@ -2359,12 +3934,237 @@
       <w:r>
         <w:rPr>
           <w:rFonts w:ascii="Times New Roman" w:eastAsia="Times New Roman" w:hAnsi="Times New Roman" w:cs="Times New Roman"/>
+          <w:color w:val="EE0000"/>
           <w:kern w:val="0"/>
           <w:lang w:eastAsia="pt-AO"/>
           <w14:ligatures w14:val="none"/>
         </w:rPr>
         <w:t xml:space="preserve">? [24] </w:t>
       </w:r>
+    </w:p>
+    <w:p>
+      <w:pPr>
+        <w:spacing w:before="100" w:beforeAutospacing="1" w:after="100" w:afterAutospacing="1" w:line="240" w:lineRule="auto"/>
+        <w:rPr>
+          <w:rFonts w:ascii="Times New Roman" w:eastAsia="Times New Roman" w:hAnsi="Times New Roman" w:cs="Times New Roman"/>
+          <w:color w:val="EE0000"/>
+          <w:kern w:val="0"/>
+          <w:lang w:eastAsia="pt-AO"/>
+          <w14:ligatures w14:val="none"/>
+        </w:rPr>
+      </w:pPr>
+    </w:p>
+    <w:p>
+      <w:pPr>
+        <w:spacing w:after="0" w:line="240" w:lineRule="auto"/>
+        <w:rPr>
+          <w:rFonts w:ascii="Times New Roman" w:eastAsia="Times New Roman" w:hAnsi="Times New Roman" w:cs="Times New Roman"/>
+          <w:kern w:val="0"/>
+          <w:lang w:eastAsia="pt-AO"/>
+          <w14:ligatures w14:val="none"/>
+        </w:rPr>
+      </w:pPr>
+      <w:r>
+        <w:rPr>
+          <w:rFonts w:ascii="Times New Roman" w:eastAsia="Times New Roman" w:hAnsi="Times New Roman" w:cs="Times New Roman"/>
+          <w:kern w:val="0"/>
+          <w:lang w:eastAsia="pt-AO"/>
+          <w14:ligatures w14:val="none"/>
+        </w:rPr>
+        <w:t>Tópicos para se destacar como programador sénior.</w:t>
+      </w:r>
+    </w:p>
+    <w:p>
+      <w:pPr>
+        <w:numPr>
+          <w:ilvl w:val="0"/>
+          <w:numId w:val="10"/>
+        </w:numPr>
+        <w:spacing w:before="100" w:beforeAutospacing="1" w:after="100" w:afterAutospacing="1" w:line="240" w:lineRule="auto"/>
+        <w:rPr>
+          <w:rFonts w:ascii="Times New Roman" w:eastAsia="Times New Roman" w:hAnsi="Times New Roman" w:cs="Times New Roman"/>
+          <w:kern w:val="0"/>
+          <w:lang w:eastAsia="pt-AO"/>
+          <w14:ligatures w14:val="none"/>
+        </w:rPr>
+      </w:pPr>
+      <w:r>
+        <w:rPr>
+          <w:rFonts w:ascii="Times New Roman" w:eastAsia="Times New Roman" w:hAnsi="Times New Roman" w:cs="Times New Roman"/>
+          <w:b/>
+          <w:bCs/>
+          <w:kern w:val="0"/>
+          <w:lang w:eastAsia="pt-AO"/>
+          <w14:ligatures w14:val="none"/>
+        </w:rPr>
+        <w:t>Testes Unitários</w:t>
+      </w:r>
+      <w:r>
+        <w:rPr>
+          <w:rFonts w:ascii="Times New Roman" w:eastAsia="Times New Roman" w:hAnsi="Times New Roman" w:cs="Times New Roman"/>
+          <w:kern w:val="0"/>
+          <w:lang w:eastAsia="pt-AO"/>
+          <w14:ligatures w14:val="none"/>
+        </w:rPr>
+        <w:t xml:space="preserve">: Criação de testes automatizados com o </w:t>
+      </w:r>
+      <w:r>
+        <w:rPr>
+          <w:rFonts w:ascii="Times New Roman" w:eastAsia="Times New Roman" w:hAnsi="Times New Roman" w:cs="Times New Roman"/>
+          <w:b/>
+          <w:bCs/>
+          <w:kern w:val="0"/>
+          <w:lang w:eastAsia="pt-AO"/>
+          <w14:ligatures w14:val="none"/>
+        </w:rPr>
+        <w:t>PHPUnit</w:t>
+      </w:r>
+      <w:r>
+        <w:rPr>
+          <w:rFonts w:ascii="Times New Roman" w:eastAsia="Times New Roman" w:hAnsi="Times New Roman" w:cs="Times New Roman"/>
+          <w:kern w:val="0"/>
+          <w:lang w:eastAsia="pt-AO"/>
+          <w14:ligatures w14:val="none"/>
+        </w:rPr>
+        <w:t>.</w:t>
+      </w:r>
+    </w:p>
+    <w:p>
+      <w:pPr>
+        <w:numPr>
+          <w:ilvl w:val="0"/>
+          <w:numId w:val="10"/>
+        </w:numPr>
+        <w:spacing w:before="100" w:beforeAutospacing="1" w:after="100" w:afterAutospacing="1" w:line="240" w:lineRule="auto"/>
+        <w:rPr>
+          <w:rFonts w:ascii="Times New Roman" w:eastAsia="Times New Roman" w:hAnsi="Times New Roman" w:cs="Times New Roman"/>
+          <w:kern w:val="0"/>
+          <w:lang w:eastAsia="pt-AO"/>
+          <w14:ligatures w14:val="none"/>
+        </w:rPr>
+      </w:pPr>
+      <w:r>
+        <w:rPr>
+          <w:rFonts w:ascii="Times New Roman" w:eastAsia="Times New Roman" w:hAnsi="Times New Roman" w:cs="Times New Roman"/>
+          <w:b/>
+          <w:bCs/>
+          <w:kern w:val="0"/>
+          <w:lang w:eastAsia="pt-AO"/>
+          <w14:ligatures w14:val="none"/>
+        </w:rPr>
+        <w:t>Frameworks modernos</w:t>
+      </w:r>
+      <w:r>
+        <w:rPr>
+          <w:rFonts w:ascii="Times New Roman" w:eastAsia="Times New Roman" w:hAnsi="Times New Roman" w:cs="Times New Roman"/>
+          <w:kern w:val="0"/>
+          <w:lang w:eastAsia="pt-AO"/>
+          <w14:ligatures w14:val="none"/>
+        </w:rPr>
+        <w:t xml:space="preserve">: Especialização num ecossistema como </w:t>
+      </w:r>
+      <w:r>
+        <w:rPr>
+          <w:rFonts w:ascii="Times New Roman" w:eastAsia="Times New Roman" w:hAnsi="Times New Roman" w:cs="Times New Roman"/>
+          <w:b/>
+          <w:bCs/>
+          <w:kern w:val="0"/>
+          <w:lang w:eastAsia="pt-AO"/>
+          <w14:ligatures w14:val="none"/>
+        </w:rPr>
+        <w:t>Laravel</w:t>
+      </w:r>
+      <w:r>
+        <w:rPr>
+          <w:rFonts w:ascii="Times New Roman" w:eastAsia="Times New Roman" w:hAnsi="Times New Roman" w:cs="Times New Roman"/>
+          <w:kern w:val="0"/>
+          <w:lang w:eastAsia="pt-AO"/>
+          <w14:ligatures w14:val="none"/>
+        </w:rPr>
+        <w:t xml:space="preserve"> (altamente recomendado) ou Symfony.</w:t>
+      </w:r>
+    </w:p>
+    <w:p>
+      <w:pPr>
+        <w:numPr>
+          <w:ilvl w:val="0"/>
+          <w:numId w:val="10"/>
+        </w:numPr>
+        <w:spacing w:before="100" w:beforeAutospacing="1" w:after="100" w:afterAutospacing="1" w:line="240" w:lineRule="auto"/>
+        <w:rPr>
+          <w:rFonts w:ascii="Times New Roman" w:eastAsia="Times New Roman" w:hAnsi="Times New Roman" w:cs="Times New Roman"/>
+          <w:kern w:val="0"/>
+          <w:lang w:eastAsia="pt-AO"/>
+          <w14:ligatures w14:val="none"/>
+        </w:rPr>
+      </w:pPr>
+      <w:r>
+        <w:rPr>
+          <w:rFonts w:ascii="Times New Roman" w:eastAsia="Times New Roman" w:hAnsi="Times New Roman" w:cs="Times New Roman"/>
+          <w:b/>
+          <w:bCs/>
+          <w:kern w:val="0"/>
+          <w:lang w:eastAsia="pt-AO"/>
+          <w14:ligatures w14:val="none"/>
+        </w:rPr>
+        <w:t>PHP Assíncrono / Alta Performance</w:t>
+      </w:r>
+      <w:r>
+        <w:rPr>
+          <w:rFonts w:ascii="Times New Roman" w:eastAsia="Times New Roman" w:hAnsi="Times New Roman" w:cs="Times New Roman"/>
+          <w:kern w:val="0"/>
+          <w:lang w:eastAsia="pt-AO"/>
+          <w14:ligatures w14:val="none"/>
+        </w:rPr>
+        <w:t>: Conceitos de Swoole, RoadRunner ou Fibers (PHP 8.1+).</w:t>
+      </w:r>
+    </w:p>
+    <w:p>
+      <w:pPr>
+        <w:numPr>
+          <w:ilvl w:val="0"/>
+          <w:numId w:val="10"/>
+        </w:numPr>
+        <w:spacing w:before="100" w:beforeAutospacing="1" w:after="100" w:afterAutospacing="1" w:line="240" w:lineRule="auto"/>
+        <w:rPr>
+          <w:rFonts w:ascii="Times New Roman" w:eastAsia="Times New Roman" w:hAnsi="Times New Roman" w:cs="Times New Roman"/>
+          <w:kern w:val="0"/>
+          <w:lang w:eastAsia="pt-AO"/>
+          <w14:ligatures w14:val="none"/>
+        </w:rPr>
+      </w:pPr>
+      <w:r>
+        <w:rPr>
+          <w:rFonts w:ascii="Times New Roman" w:eastAsia="Times New Roman" w:hAnsi="Times New Roman" w:cs="Times New Roman"/>
+          <w:b/>
+          <w:bCs/>
+          <w:kern w:val="0"/>
+          <w:lang w:eastAsia="pt-AO"/>
+          <w14:ligatures w14:val="none"/>
+        </w:rPr>
+        <w:t>Novas Funcionalidades (PHP 8+)</w:t>
+      </w:r>
+      <w:r>
+        <w:rPr>
+          <w:rFonts w:ascii="Times New Roman" w:eastAsia="Times New Roman" w:hAnsi="Times New Roman" w:cs="Times New Roman"/>
+          <w:kern w:val="0"/>
+          <w:lang w:eastAsia="pt-AO"/>
+          <w14:ligatures w14:val="none"/>
+        </w:rPr>
+        <w:t xml:space="preserve">: JIT compiler, Union Types, Constructor Property Promotion, Match Expression e Attributes. [24, 25, 26] </w:t>
+      </w:r>
+    </w:p>
+    <w:p>
+      <w:pPr>
+        <w:spacing w:before="100" w:beforeAutospacing="1" w:after="100" w:afterAutospacing="1" w:line="240" w:lineRule="auto"/>
+        <w:rPr>
+          <w:rFonts w:ascii="Times New Roman" w:eastAsia="Times New Roman" w:hAnsi="Times New Roman" w:cs="Times New Roman"/>
+          <w:color w:val="EE0000"/>
+          <w:kern w:val="0"/>
+          <w:lang w:eastAsia="pt-AO"/>
+          <w14:ligatures w14:val="none"/>
+        </w:rPr>
+      </w:pPr>
     </w:p>
     <w:p>
       <w:pPr>
@@ -3183,6 +4983,304 @@
 <file path=word/numbering.xml><?xml version="1.0" encoding="utf-8"?>
 <w:numbering xmlns:wpc="http://schemas.microsoft.com/office/word/2010/wordprocessingCanvas" xmlns:cx="http://schemas.microsoft.com/office/drawing/2014/chartex" xmlns:cx1="http://schemas.microsoft.com/office/drawing/2015/9/8/chartex" xmlns:cx2="http://schemas.microsoft.com/office/drawing/2015/10/21/chartex" xmlns:cx3="http://schemas.microsoft.com/office/drawing/2016/5/9/chartex" xmlns:cx4="http://schemas.microsoft.com/office/drawing/2016/5/10/chartex" xmlns:cx5="http://schemas.microsoft.com/office/drawing/2016/5/11/chartex" xmlns:cx6="http://schemas.microsoft.com/office/drawing/2016/5/12/chartex" xmlns:cx7="http://schemas.microsoft.com/office/drawing/2016/5/13/chartex" xmlns:cx8="http://schemas.microsoft.com/office/drawing/2016/5/14/chartex" xmlns:mc="http://schemas.openxmlformats.org/markup-compatibility/2006" xmlns:aink="http://schemas.microsoft.com/office/drawing/2016/ink" xmlns:am3d="http://schemas.microsoft.com/office/drawing/2017/model3d" xmlns:o="urn:schemas-microsoft-com:office:office" xmlns:oel="http://schemas.microsoft.com/office/2019/extlst" xmlns:r="http://schemas.openxmlformats.org/officeDocument/2006/relationships" xmlns:m="http://schemas.openxmlformats.org/officeDocument/2006/math" xmlns:v="urn:schemas-microsoft-com:vml" xmlns:wp14="http://schemas.microsoft.com/office/word/2010/wordprocessingDrawing" xmlns:wp="http://schemas.openxmlformats.org/drawingml/2006/wordprocessingDrawing" xmlns:w10="urn:schemas-microsoft-com:office:word" xmlns:w="http://schemas.openxmlformats.org/wordprocessingml/2006/main" xmlns:w14="http://schemas.microsoft.com/office/word/2010/wordml" xmlns:w15="http://schemas.microsoft.com/office/word/2012/wordml" xmlns:w16cex="http://schemas.microsoft.com/office/word/2018/wordml/cex" xmlns:w16cid="http://schemas.microsoft.com/office/word/2016/wordml/cid" xmlns:w16="http://schemas.microsoft.com/office/word/2018/wordml" xmlns:w16du="http://schemas.microsoft.com/office/word/2023/wordml/word16du" xmlns:w16sdtdh="http://schemas.microsoft.com/office/word/2020/wordml/sdtdatahash" xmlns:w16sdtfl="http://schemas.microsoft.com/office/word/2024/wordml/sdtformatlock" xmlns:w16se="http://schemas.microsoft.com/office/word/2015/wordml/symex" xmlns:wpg="http://schemas.microsoft.com/office/word/2010/wordprocessingGroup" xmlns:wpi="http://schemas.microsoft.com/office/word/2010/wordprocessingInk" xmlns:wne="http://schemas.microsoft.com/office/word/2006/wordml" xmlns:wps="http://schemas.microsoft.com/office/word/2010/wordprocessingShape" mc:Ignorable="w14 w15 w16se w16cid w16 w16cex w16sdtdh w16sdtfl w16du wp14">
   <w:abstractNum w:abstractNumId="0" w15:restartNumberingAfterBreak="0">
+    <w:nsid w:val="029F3039"/>
+    <w:multiLevelType w:val="multilevel"/>
+    <w:tmpl w:val="71EE2C24"/>
+    <w:lvl w:ilvl="0">
+      <w:start w:val="1"/>
+      <w:numFmt w:val="bullet"/>
+      <w:lvlText w:val=""/>
+      <w:lvlJc w:val="left"/>
+      <w:pPr>
+        <w:tabs>
+          <w:tab w:val="num" w:pos="720"/>
+        </w:tabs>
+        <w:ind w:left="720" w:hanging="360"/>
+      </w:pPr>
+      <w:rPr>
+        <w:rFonts w:ascii="Symbol" w:hAnsi="Symbol" w:hint="default"/>
+        <w:sz w:val="20"/>
+      </w:rPr>
+    </w:lvl>
+    <w:lvl w:ilvl="1" w:tentative="1">
+      <w:start w:val="1"/>
+      <w:numFmt w:val="bullet"/>
+      <w:lvlText w:val="o"/>
+      <w:lvlJc w:val="left"/>
+      <w:pPr>
+        <w:tabs>
+          <w:tab w:val="num" w:pos="1440"/>
+        </w:tabs>
+        <w:ind w:left="1440" w:hanging="360"/>
+      </w:pPr>
+      <w:rPr>
+        <w:rFonts w:ascii="Courier New" w:hAnsi="Courier New" w:hint="default"/>
+        <w:sz w:val="20"/>
+      </w:rPr>
+    </w:lvl>
+    <w:lvl w:ilvl="2" w:tentative="1">
+      <w:start w:val="1"/>
+      <w:numFmt w:val="bullet"/>
+      <w:lvlText w:val=""/>
+      <w:lvlJc w:val="left"/>
+      <w:pPr>
+        <w:tabs>
+          <w:tab w:val="num" w:pos="2160"/>
+        </w:tabs>
+        <w:ind w:left="2160" w:hanging="360"/>
+      </w:pPr>
+      <w:rPr>
+        <w:rFonts w:ascii="Wingdings" w:hAnsi="Wingdings" w:hint="default"/>
+        <w:sz w:val="20"/>
+      </w:rPr>
+    </w:lvl>
+    <w:lvl w:ilvl="3" w:tentative="1">
+      <w:start w:val="1"/>
+      <w:numFmt w:val="bullet"/>
+      <w:lvlText w:val=""/>
+      <w:lvlJc w:val="left"/>
+      <w:pPr>
+        <w:tabs>
+          <w:tab w:val="num" w:pos="2880"/>
+        </w:tabs>
+        <w:ind w:left="2880" w:hanging="360"/>
+      </w:pPr>
+      <w:rPr>
+        <w:rFonts w:ascii="Wingdings" w:hAnsi="Wingdings" w:hint="default"/>
+        <w:sz w:val="20"/>
+      </w:rPr>
+    </w:lvl>
+    <w:lvl w:ilvl="4" w:tentative="1">
+      <w:start w:val="1"/>
+      <w:numFmt w:val="bullet"/>
+      <w:lvlText w:val=""/>
+      <w:lvlJc w:val="left"/>
+      <w:pPr>
+        <w:tabs>
+          <w:tab w:val="num" w:pos="3600"/>
+        </w:tabs>
+        <w:ind w:left="3600" w:hanging="360"/>
+      </w:pPr>
+      <w:rPr>
+        <w:rFonts w:ascii="Wingdings" w:hAnsi="Wingdings" w:hint="default"/>
+        <w:sz w:val="20"/>
+      </w:rPr>
+    </w:lvl>
+    <w:lvl w:ilvl="5" w:tentative="1">
+      <w:start w:val="1"/>
+      <w:numFmt w:val="bullet"/>
+      <w:lvlText w:val=""/>
+      <w:lvlJc w:val="left"/>
+      <w:pPr>
+        <w:tabs>
+          <w:tab w:val="num" w:pos="4320"/>
+        </w:tabs>
+        <w:ind w:left="4320" w:hanging="360"/>
+      </w:pPr>
+      <w:rPr>
+        <w:rFonts w:ascii="Wingdings" w:hAnsi="Wingdings" w:hint="default"/>
+        <w:sz w:val="20"/>
+      </w:rPr>
+    </w:lvl>
+    <w:lvl w:ilvl="6" w:tentative="1">
+      <w:start w:val="1"/>
+      <w:numFmt w:val="bullet"/>
+      <w:lvlText w:val=""/>
+      <w:lvlJc w:val="left"/>
+      <w:pPr>
+        <w:tabs>
+          <w:tab w:val="num" w:pos="5040"/>
+        </w:tabs>
+        <w:ind w:left="5040" w:hanging="360"/>
+      </w:pPr>
+      <w:rPr>
+        <w:rFonts w:ascii="Wingdings" w:hAnsi="Wingdings" w:hint="default"/>
+        <w:sz w:val="20"/>
+      </w:rPr>
+    </w:lvl>
+    <w:lvl w:ilvl="7" w:tentative="1">
+      <w:start w:val="1"/>
+      <w:numFmt w:val="bullet"/>
+      <w:lvlText w:val=""/>
+      <w:lvlJc w:val="left"/>
+      <w:pPr>
+        <w:tabs>
+          <w:tab w:val="num" w:pos="5760"/>
+        </w:tabs>
+        <w:ind w:left="5760" w:hanging="360"/>
+      </w:pPr>
+      <w:rPr>
+        <w:rFonts w:ascii="Wingdings" w:hAnsi="Wingdings" w:hint="default"/>
+        <w:sz w:val="20"/>
+      </w:rPr>
+    </w:lvl>
+    <w:lvl w:ilvl="8" w:tentative="1">
+      <w:start w:val="1"/>
+      <w:numFmt w:val="bullet"/>
+      <w:lvlText w:val=""/>
+      <w:lvlJc w:val="left"/>
+      <w:pPr>
+        <w:tabs>
+          <w:tab w:val="num" w:pos="6480"/>
+        </w:tabs>
+        <w:ind w:left="6480" w:hanging="360"/>
+      </w:pPr>
+      <w:rPr>
+        <w:rFonts w:ascii="Wingdings" w:hAnsi="Wingdings" w:hint="default"/>
+        <w:sz w:val="20"/>
+      </w:rPr>
+    </w:lvl>
+  </w:abstractNum>
+  <w:abstractNum w:abstractNumId="1" w15:restartNumberingAfterBreak="0">
+    <w:nsid w:val="0AE523DC"/>
+    <w:multiLevelType w:val="multilevel"/>
+    <w:tmpl w:val="D05AAA0A"/>
+    <w:lvl w:ilvl="0">
+      <w:start w:val="1"/>
+      <w:numFmt w:val="bullet"/>
+      <w:lvlText w:val=""/>
+      <w:lvlJc w:val="left"/>
+      <w:pPr>
+        <w:tabs>
+          <w:tab w:val="num" w:pos="720"/>
+        </w:tabs>
+        <w:ind w:left="720" w:hanging="360"/>
+      </w:pPr>
+      <w:rPr>
+        <w:rFonts w:ascii="Symbol" w:hAnsi="Symbol" w:hint="default"/>
+        <w:sz w:val="20"/>
+      </w:rPr>
+    </w:lvl>
+    <w:lvl w:ilvl="1" w:tentative="1">
+      <w:start w:val="1"/>
+      <w:numFmt w:val="bullet"/>
+      <w:lvlText w:val="o"/>
+      <w:lvlJc w:val="left"/>
+      <w:pPr>
+        <w:tabs>
+          <w:tab w:val="num" w:pos="1440"/>
+        </w:tabs>
+        <w:ind w:left="1440" w:hanging="360"/>
+      </w:pPr>
+      <w:rPr>
+        <w:rFonts w:ascii="Courier New" w:hAnsi="Courier New" w:hint="default"/>
+        <w:sz w:val="20"/>
+      </w:rPr>
+    </w:lvl>
+    <w:lvl w:ilvl="2" w:tentative="1">
+      <w:start w:val="1"/>
+      <w:numFmt w:val="bullet"/>
+      <w:lvlText w:val=""/>
+      <w:lvlJc w:val="left"/>
+      <w:pPr>
+        <w:tabs>
+          <w:tab w:val="num" w:pos="2160"/>
+        </w:tabs>
+        <w:ind w:left="2160" w:hanging="360"/>
+      </w:pPr>
+      <w:rPr>
+        <w:rFonts w:ascii="Wingdings" w:hAnsi="Wingdings" w:hint="default"/>
+        <w:sz w:val="20"/>
+      </w:rPr>
+    </w:lvl>
+    <w:lvl w:ilvl="3" w:tentative="1">
+      <w:start w:val="1"/>
+      <w:numFmt w:val="bullet"/>
+      <w:lvlText w:val=""/>
+      <w:lvlJc w:val="left"/>
+      <w:pPr>
+        <w:tabs>
+          <w:tab w:val="num" w:pos="2880"/>
+        </w:tabs>
+        <w:ind w:left="2880" w:hanging="360"/>
+      </w:pPr>
+      <w:rPr>
+        <w:rFonts w:ascii="Wingdings" w:hAnsi="Wingdings" w:hint="default"/>
+        <w:sz w:val="20"/>
+      </w:rPr>
+    </w:lvl>
+    <w:lvl w:ilvl="4" w:tentative="1">
+      <w:start w:val="1"/>
+      <w:numFmt w:val="bullet"/>
+      <w:lvlText w:val=""/>
+      <w:lvlJc w:val="left"/>
+      <w:pPr>
+        <w:tabs>
+          <w:tab w:val="num" w:pos="3600"/>
+        </w:tabs>
+        <w:ind w:left="3600" w:hanging="360"/>
+      </w:pPr>
+      <w:rPr>
+        <w:rFonts w:ascii="Wingdings" w:hAnsi="Wingdings" w:hint="default"/>
+        <w:sz w:val="20"/>
+      </w:rPr>
+    </w:lvl>
+    <w:lvl w:ilvl="5" w:tentative="1">
+      <w:start w:val="1"/>
+      <w:numFmt w:val="bullet"/>
+      <w:lvlText w:val=""/>
+      <w:lvlJc w:val="left"/>
+      <w:pPr>
+        <w:tabs>
+          <w:tab w:val="num" w:pos="4320"/>
+        </w:tabs>
+        <w:ind w:left="4320" w:hanging="360"/>
+      </w:pPr>
+      <w:rPr>
+        <w:rFonts w:ascii="Wingdings" w:hAnsi="Wingdings" w:hint="default"/>
+        <w:sz w:val="20"/>
+      </w:rPr>
+    </w:lvl>
+    <w:lvl w:ilvl="6" w:tentative="1">
+      <w:start w:val="1"/>
+      <w:numFmt w:val="bullet"/>
+      <w:lvlText w:val=""/>
+      <w:lvlJc w:val="left"/>
+      <w:pPr>
+        <w:tabs>
+          <w:tab w:val="num" w:pos="5040"/>
+        </w:tabs>
+        <w:ind w:left="5040" w:hanging="360"/>
+      </w:pPr>
+      <w:rPr>
+        <w:rFonts w:ascii="Wingdings" w:hAnsi="Wingdings" w:hint="default"/>
+        <w:sz w:val="20"/>
+      </w:rPr>
+    </w:lvl>
+    <w:lvl w:ilvl="7" w:tentative="1">
+      <w:start w:val="1"/>
+      <w:numFmt w:val="bullet"/>
+      <w:lvlText w:val=""/>
+      <w:lvlJc w:val="left"/>
+      <w:pPr>
+        <w:tabs>
+          <w:tab w:val="num" w:pos="5760"/>
+        </w:tabs>
+        <w:ind w:left="5760" w:hanging="360"/>
+      </w:pPr>
+      <w:rPr>
+        <w:rFonts w:ascii="Wingdings" w:hAnsi="Wingdings" w:hint="default"/>
+        <w:sz w:val="20"/>
+      </w:rPr>
+    </w:lvl>
+    <w:lvl w:ilvl="8" w:tentative="1">
+      <w:start w:val="1"/>
+      <w:numFmt w:val="bullet"/>
+      <w:lvlText w:val=""/>
+      <w:lvlJc w:val="left"/>
+      <w:pPr>
+        <w:tabs>
+          <w:tab w:val="num" w:pos="6480"/>
+        </w:tabs>
+        <w:ind w:left="6480" w:hanging="360"/>
+      </w:pPr>
+      <w:rPr>
+        <w:rFonts w:ascii="Wingdings" w:hAnsi="Wingdings" w:hint="default"/>
+        <w:sz w:val="20"/>
+      </w:rPr>
+    </w:lvl>
+  </w:abstractNum>
+  <w:abstractNum w:abstractNumId="2" w15:restartNumberingAfterBreak="0">
     <w:nsid w:val="13F54A2D"/>
     <w:multiLevelType w:val="multilevel"/>
     <w:tmpl w:val="E89069F4"/>
@@ -3331,7 +5429,156 @@
       </w:rPr>
     </w:lvl>
   </w:abstractNum>
-  <w:abstractNum w:abstractNumId="1" w15:restartNumberingAfterBreak="0">
+  <w:abstractNum w:abstractNumId="3" w15:restartNumberingAfterBreak="0">
+    <w:nsid w:val="1A567C5C"/>
+    <w:multiLevelType w:val="multilevel"/>
+    <w:tmpl w:val="3C586852"/>
+    <w:lvl w:ilvl="0">
+      <w:start w:val="1"/>
+      <w:numFmt w:val="bullet"/>
+      <w:lvlText w:val=""/>
+      <w:lvlJc w:val="left"/>
+      <w:pPr>
+        <w:tabs>
+          <w:tab w:val="num" w:pos="720"/>
+        </w:tabs>
+        <w:ind w:left="720" w:hanging="360"/>
+      </w:pPr>
+      <w:rPr>
+        <w:rFonts w:ascii="Symbol" w:hAnsi="Symbol" w:hint="default"/>
+        <w:sz w:val="20"/>
+      </w:rPr>
+    </w:lvl>
+    <w:lvl w:ilvl="1" w:tentative="1">
+      <w:start w:val="1"/>
+      <w:numFmt w:val="bullet"/>
+      <w:lvlText w:val="o"/>
+      <w:lvlJc w:val="left"/>
+      <w:pPr>
+        <w:tabs>
+          <w:tab w:val="num" w:pos="1440"/>
+        </w:tabs>
+        <w:ind w:left="1440" w:hanging="360"/>
+      </w:pPr>
+      <w:rPr>
+        <w:rFonts w:ascii="Courier New" w:hAnsi="Courier New" w:hint="default"/>
+        <w:sz w:val="20"/>
+      </w:rPr>
+    </w:lvl>
+    <w:lvl w:ilvl="2" w:tentative="1">
+      <w:start w:val="1"/>
+      <w:numFmt w:val="bullet"/>
+      <w:lvlText w:val=""/>
+      <w:lvlJc w:val="left"/>
+      <w:pPr>
+        <w:tabs>
+          <w:tab w:val="num" w:pos="2160"/>
+        </w:tabs>
+        <w:ind w:left="2160" w:hanging="360"/>
+      </w:pPr>
+      <w:rPr>
+        <w:rFonts w:ascii="Wingdings" w:hAnsi="Wingdings" w:hint="default"/>
+        <w:sz w:val="20"/>
+      </w:rPr>
+    </w:lvl>
+    <w:lvl w:ilvl="3" w:tentative="1">
+      <w:start w:val="1"/>
+      <w:numFmt w:val="bullet"/>
+      <w:lvlText w:val=""/>
+      <w:lvlJc w:val="left"/>
+      <w:pPr>
+        <w:tabs>
+          <w:tab w:val="num" w:pos="2880"/>
+        </w:tabs>
+        <w:ind w:left="2880" w:hanging="360"/>
+      </w:pPr>
+      <w:rPr>
+        <w:rFonts w:ascii="Wingdings" w:hAnsi="Wingdings" w:hint="default"/>
+        <w:sz w:val="20"/>
+      </w:rPr>
+    </w:lvl>
+    <w:lvl w:ilvl="4" w:tentative="1">
+      <w:start w:val="1"/>
+      <w:numFmt w:val="bullet"/>
+      <w:lvlText w:val=""/>
+      <w:lvlJc w:val="left"/>
+      <w:pPr>
+        <w:tabs>
+          <w:tab w:val="num" w:pos="3600"/>
+        </w:tabs>
+        <w:ind w:left="3600" w:hanging="360"/>
+      </w:pPr>
+      <w:rPr>
+        <w:rFonts w:ascii="Wingdings" w:hAnsi="Wingdings" w:hint="default"/>
+        <w:sz w:val="20"/>
+      </w:rPr>
+    </w:lvl>
+    <w:lvl w:ilvl="5" w:tentative="1">
+      <w:start w:val="1"/>
+      <w:numFmt w:val="bullet"/>
+      <w:lvlText w:val=""/>
+      <w:lvlJc w:val="left"/>
+      <w:pPr>
+        <w:tabs>
+          <w:tab w:val="num" w:pos="4320"/>
+        </w:tabs>
+        <w:ind w:left="4320" w:hanging="360"/>
+      </w:pPr>
+      <w:rPr>
+        <w:rFonts w:ascii="Wingdings" w:hAnsi="Wingdings" w:hint="default"/>
+        <w:sz w:val="20"/>
+      </w:rPr>
+    </w:lvl>
+    <w:lvl w:ilvl="6" w:tentative="1">
+      <w:start w:val="1"/>
+      <w:numFmt w:val="bullet"/>
+      <w:lvlText w:val=""/>
+      <w:lvlJc w:val="left"/>
+      <w:pPr>
+        <w:tabs>
+          <w:tab w:val="num" w:pos="5040"/>
+        </w:tabs>
+        <w:ind w:left="5040" w:hanging="360"/>
+      </w:pPr>
+      <w:rPr>
+        <w:rFonts w:ascii="Wingdings" w:hAnsi="Wingdings" w:hint="default"/>
+        <w:sz w:val="20"/>
+      </w:rPr>
+    </w:lvl>
+    <w:lvl w:ilvl="7" w:tentative="1">
+      <w:start w:val="1"/>
+      <w:numFmt w:val="bullet"/>
+      <w:lvlText w:val=""/>
+      <w:lvlJc w:val="left"/>
+      <w:pPr>
+        <w:tabs>
+          <w:tab w:val="num" w:pos="5760"/>
+        </w:tabs>
+        <w:ind w:left="5760" w:hanging="360"/>
+      </w:pPr>
+      <w:rPr>
+        <w:rFonts w:ascii="Wingdings" w:hAnsi="Wingdings" w:hint="default"/>
+        <w:sz w:val="20"/>
+      </w:rPr>
+    </w:lvl>
+    <w:lvl w:ilvl="8" w:tentative="1">
+      <w:start w:val="1"/>
+      <w:numFmt w:val="bullet"/>
+      <w:lvlText w:val=""/>
+      <w:lvlJc w:val="left"/>
+      <w:pPr>
+        <w:tabs>
+          <w:tab w:val="num" w:pos="6480"/>
+        </w:tabs>
+        <w:ind w:left="6480" w:hanging="360"/>
+      </w:pPr>
+      <w:rPr>
+        <w:rFonts w:ascii="Wingdings" w:hAnsi="Wingdings" w:hint="default"/>
+        <w:sz w:val="20"/>
+      </w:rPr>
+    </w:lvl>
+  </w:abstractNum>
+  <w:abstractNum w:abstractNumId="4" w15:restartNumberingAfterBreak="0">
     <w:nsid w:val="2A606B40"/>
     <w:multiLevelType w:val="multilevel"/>
     <w:tmpl w:val="A01CE086"/>
@@ -3480,7 +5727,156 @@
       </w:rPr>
     </w:lvl>
   </w:abstractNum>
-  <w:abstractNum w:abstractNumId="2" w15:restartNumberingAfterBreak="0">
+  <w:abstractNum w:abstractNumId="5" w15:restartNumberingAfterBreak="0">
+    <w:nsid w:val="2FC961DD"/>
+    <w:multiLevelType w:val="multilevel"/>
+    <w:tmpl w:val="4600DE0A"/>
+    <w:lvl w:ilvl="0">
+      <w:start w:val="1"/>
+      <w:numFmt w:val="bullet"/>
+      <w:lvlText w:val=""/>
+      <w:lvlJc w:val="left"/>
+      <w:pPr>
+        <w:tabs>
+          <w:tab w:val="num" w:pos="720"/>
+        </w:tabs>
+        <w:ind w:left="720" w:hanging="360"/>
+      </w:pPr>
+      <w:rPr>
+        <w:rFonts w:ascii="Symbol" w:hAnsi="Symbol" w:hint="default"/>
+        <w:sz w:val="20"/>
+      </w:rPr>
+    </w:lvl>
+    <w:lvl w:ilvl="1" w:tentative="1">
+      <w:start w:val="1"/>
+      <w:numFmt w:val="bullet"/>
+      <w:lvlText w:val="o"/>
+      <w:lvlJc w:val="left"/>
+      <w:pPr>
+        <w:tabs>
+          <w:tab w:val="num" w:pos="1440"/>
+        </w:tabs>
+        <w:ind w:left="1440" w:hanging="360"/>
+      </w:pPr>
+      <w:rPr>
+        <w:rFonts w:ascii="Courier New" w:hAnsi="Courier New" w:hint="default"/>
+        <w:sz w:val="20"/>
+      </w:rPr>
+    </w:lvl>
+    <w:lvl w:ilvl="2" w:tentative="1">
+      <w:start w:val="1"/>
+      <w:numFmt w:val="bullet"/>
+      <w:lvlText w:val=""/>
+      <w:lvlJc w:val="left"/>
+      <w:pPr>
+        <w:tabs>
+          <w:tab w:val="num" w:pos="2160"/>
+        </w:tabs>
+        <w:ind w:left="2160" w:hanging="360"/>
+      </w:pPr>
+      <w:rPr>
+        <w:rFonts w:ascii="Wingdings" w:hAnsi="Wingdings" w:hint="default"/>
+        <w:sz w:val="20"/>
+      </w:rPr>
+    </w:lvl>
+    <w:lvl w:ilvl="3" w:tentative="1">
+      <w:start w:val="1"/>
+      <w:numFmt w:val="bullet"/>
+      <w:lvlText w:val=""/>
+      <w:lvlJc w:val="left"/>
+      <w:pPr>
+        <w:tabs>
+          <w:tab w:val="num" w:pos="2880"/>
+        </w:tabs>
+        <w:ind w:left="2880" w:hanging="360"/>
+      </w:pPr>
+      <w:rPr>
+        <w:rFonts w:ascii="Wingdings" w:hAnsi="Wingdings" w:hint="default"/>
+        <w:sz w:val="20"/>
+      </w:rPr>
+    </w:lvl>
+    <w:lvl w:ilvl="4" w:tentative="1">
+      <w:start w:val="1"/>
+      <w:numFmt w:val="bullet"/>
+      <w:lvlText w:val=""/>
+      <w:lvlJc w:val="left"/>
+      <w:pPr>
+        <w:tabs>
+          <w:tab w:val="num" w:pos="3600"/>
+        </w:tabs>
+        <w:ind w:left="3600" w:hanging="360"/>
+      </w:pPr>
+      <w:rPr>
+        <w:rFonts w:ascii="Wingdings" w:hAnsi="Wingdings" w:hint="default"/>
+        <w:sz w:val="20"/>
+      </w:rPr>
+    </w:lvl>
+    <w:lvl w:ilvl="5" w:tentative="1">
+      <w:start w:val="1"/>
+      <w:numFmt w:val="bullet"/>
+      <w:lvlText w:val=""/>
+      <w:lvlJc w:val="left"/>
+      <w:pPr>
+        <w:tabs>
+          <w:tab w:val="num" w:pos="4320"/>
+        </w:tabs>
+        <w:ind w:left="4320" w:hanging="360"/>
+      </w:pPr>
+      <w:rPr>
+        <w:rFonts w:ascii="Wingdings" w:hAnsi="Wingdings" w:hint="default"/>
+        <w:sz w:val="20"/>
+      </w:rPr>
+    </w:lvl>
+    <w:lvl w:ilvl="6" w:tentative="1">
+      <w:start w:val="1"/>
+      <w:numFmt w:val="bullet"/>
+      <w:lvlText w:val=""/>
+      <w:lvlJc w:val="left"/>
+      <w:pPr>
+        <w:tabs>
+          <w:tab w:val="num" w:pos="5040"/>
+        </w:tabs>
+        <w:ind w:left="5040" w:hanging="360"/>
+      </w:pPr>
+      <w:rPr>
+        <w:rFonts w:ascii="Wingdings" w:hAnsi="Wingdings" w:hint="default"/>
+        <w:sz w:val="20"/>
+      </w:rPr>
+    </w:lvl>
+    <w:lvl w:ilvl="7" w:tentative="1">
+      <w:start w:val="1"/>
+      <w:numFmt w:val="bullet"/>
+      <w:lvlText w:val=""/>
+      <w:lvlJc w:val="left"/>
+      <w:pPr>
+        <w:tabs>
+          <w:tab w:val="num" w:pos="5760"/>
+        </w:tabs>
+        <w:ind w:left="5760" w:hanging="360"/>
+      </w:pPr>
+      <w:rPr>
+        <w:rFonts w:ascii="Wingdings" w:hAnsi="Wingdings" w:hint="default"/>
+        <w:sz w:val="20"/>
+      </w:rPr>
+    </w:lvl>
+    <w:lvl w:ilvl="8" w:tentative="1">
+      <w:start w:val="1"/>
+      <w:numFmt w:val="bullet"/>
+      <w:lvlText w:val=""/>
+      <w:lvlJc w:val="left"/>
+      <w:pPr>
+        <w:tabs>
+          <w:tab w:val="num" w:pos="6480"/>
+        </w:tabs>
+        <w:ind w:left="6480" w:hanging="360"/>
+      </w:pPr>
+      <w:rPr>
+        <w:rFonts w:ascii="Wingdings" w:hAnsi="Wingdings" w:hint="default"/>
+        <w:sz w:val="20"/>
+      </w:rPr>
+    </w:lvl>
+  </w:abstractNum>
+  <w:abstractNum w:abstractNumId="6" w15:restartNumberingAfterBreak="0">
     <w:nsid w:val="45410C72"/>
     <w:multiLevelType w:val="multilevel"/>
     <w:tmpl w:val="613CD862"/>
@@ -3629,7 +6025,7 @@
       </w:rPr>
     </w:lvl>
   </w:abstractNum>
-  <w:abstractNum w:abstractNumId="3" w15:restartNumberingAfterBreak="0">
+  <w:abstractNum w:abstractNumId="7" w15:restartNumberingAfterBreak="0">
     <w:nsid w:val="54686A37"/>
     <w:multiLevelType w:val="multilevel"/>
     <w:tmpl w:val="312CDF78"/>
@@ -3778,7 +6174,156 @@
       </w:rPr>
     </w:lvl>
   </w:abstractNum>
-  <w:abstractNum w:abstractNumId="4" w15:restartNumberingAfterBreak="0">
+  <w:abstractNum w:abstractNumId="8" w15:restartNumberingAfterBreak="0">
+    <w:nsid w:val="58520A43"/>
+    <w:multiLevelType w:val="multilevel"/>
+    <w:tmpl w:val="94F288DC"/>
+    <w:lvl w:ilvl="0">
+      <w:start w:val="1"/>
+      <w:numFmt w:val="bullet"/>
+      <w:lvlText w:val=""/>
+      <w:lvlJc w:val="left"/>
+      <w:pPr>
+        <w:tabs>
+          <w:tab w:val="num" w:pos="720"/>
+        </w:tabs>
+        <w:ind w:left="720" w:hanging="360"/>
+      </w:pPr>
+      <w:rPr>
+        <w:rFonts w:ascii="Symbol" w:hAnsi="Symbol" w:hint="default"/>
+        <w:sz w:val="20"/>
+      </w:rPr>
+    </w:lvl>
+    <w:lvl w:ilvl="1" w:tentative="1">
+      <w:start w:val="1"/>
+      <w:numFmt w:val="bullet"/>
+      <w:lvlText w:val="o"/>
+      <w:lvlJc w:val="left"/>
+      <w:pPr>
+        <w:tabs>
+          <w:tab w:val="num" w:pos="1440"/>
+        </w:tabs>
+        <w:ind w:left="1440" w:hanging="360"/>
+      </w:pPr>
+      <w:rPr>
+        <w:rFonts w:ascii="Courier New" w:hAnsi="Courier New" w:hint="default"/>
+        <w:sz w:val="20"/>
+      </w:rPr>
+    </w:lvl>
+    <w:lvl w:ilvl="2" w:tentative="1">
+      <w:start w:val="1"/>
+      <w:numFmt w:val="bullet"/>
+      <w:lvlText w:val=""/>
+      <w:lvlJc w:val="left"/>
+      <w:pPr>
+        <w:tabs>
+          <w:tab w:val="num" w:pos="2160"/>
+        </w:tabs>
+        <w:ind w:left="2160" w:hanging="360"/>
+      </w:pPr>
+      <w:rPr>
+        <w:rFonts w:ascii="Wingdings" w:hAnsi="Wingdings" w:hint="default"/>
+        <w:sz w:val="20"/>
+      </w:rPr>
+    </w:lvl>
+    <w:lvl w:ilvl="3" w:tentative="1">
+      <w:start w:val="1"/>
+      <w:numFmt w:val="bullet"/>
+      <w:lvlText w:val=""/>
+      <w:lvlJc w:val="left"/>
+      <w:pPr>
+        <w:tabs>
+          <w:tab w:val="num" w:pos="2880"/>
+        </w:tabs>
+        <w:ind w:left="2880" w:hanging="360"/>
+      </w:pPr>
+      <w:rPr>
+        <w:rFonts w:ascii="Wingdings" w:hAnsi="Wingdings" w:hint="default"/>
+        <w:sz w:val="20"/>
+      </w:rPr>
+    </w:lvl>
+    <w:lvl w:ilvl="4" w:tentative="1">
+      <w:start w:val="1"/>
+      <w:numFmt w:val="bullet"/>
+      <w:lvlText w:val=""/>
+      <w:lvlJc w:val="left"/>
+      <w:pPr>
+        <w:tabs>
+          <w:tab w:val="num" w:pos="3600"/>
+        </w:tabs>
+        <w:ind w:left="3600" w:hanging="360"/>
+      </w:pPr>
+      <w:rPr>
+        <w:rFonts w:ascii="Wingdings" w:hAnsi="Wingdings" w:hint="default"/>
+        <w:sz w:val="20"/>
+      </w:rPr>
+    </w:lvl>
+    <w:lvl w:ilvl="5" w:tentative="1">
+      <w:start w:val="1"/>
+      <w:numFmt w:val="bullet"/>
+      <w:lvlText w:val=""/>
+      <w:lvlJc w:val="left"/>
+      <w:pPr>
+        <w:tabs>
+          <w:tab w:val="num" w:pos="4320"/>
+        </w:tabs>
+        <w:ind w:left="4320" w:hanging="360"/>
+      </w:pPr>
+      <w:rPr>
+        <w:rFonts w:ascii="Wingdings" w:hAnsi="Wingdings" w:hint="default"/>
+        <w:sz w:val="20"/>
+      </w:rPr>
+    </w:lvl>
+    <w:lvl w:ilvl="6" w:tentative="1">
+      <w:start w:val="1"/>
+      <w:numFmt w:val="bullet"/>
+      <w:lvlText w:val=""/>
+      <w:lvlJc w:val="left"/>
+      <w:pPr>
+        <w:tabs>
+          <w:tab w:val="num" w:pos="5040"/>
+        </w:tabs>
+        <w:ind w:left="5040" w:hanging="360"/>
+      </w:pPr>
+      <w:rPr>
+        <w:rFonts w:ascii="Wingdings" w:hAnsi="Wingdings" w:hint="default"/>
+        <w:sz w:val="20"/>
+      </w:rPr>
+    </w:lvl>
+    <w:lvl w:ilvl="7" w:tentative="1">
+      <w:start w:val="1"/>
+      <w:numFmt w:val="bullet"/>
+      <w:lvlText w:val=""/>
+      <w:lvlJc w:val="left"/>
+      <w:pPr>
+        <w:tabs>
+          <w:tab w:val="num" w:pos="5760"/>
+        </w:tabs>
+        <w:ind w:left="5760" w:hanging="360"/>
+      </w:pPr>
+      <w:rPr>
+        <w:rFonts w:ascii="Wingdings" w:hAnsi="Wingdings" w:hint="default"/>
+        <w:sz w:val="20"/>
+      </w:rPr>
+    </w:lvl>
+    <w:lvl w:ilvl="8" w:tentative="1">
+      <w:start w:val="1"/>
+      <w:numFmt w:val="bullet"/>
+      <w:lvlText w:val=""/>
+      <w:lvlJc w:val="left"/>
+      <w:pPr>
+        <w:tabs>
+          <w:tab w:val="num" w:pos="6480"/>
+        </w:tabs>
+        <w:ind w:left="6480" w:hanging="360"/>
+      </w:pPr>
+      <w:rPr>
+        <w:rFonts w:ascii="Wingdings" w:hAnsi="Wingdings" w:hint="default"/>
+        <w:sz w:val="20"/>
+      </w:rPr>
+    </w:lvl>
+  </w:abstractNum>
+  <w:abstractNum w:abstractNumId="9" w15:restartNumberingAfterBreak="0">
     <w:nsid w:val="5EFF32C2"/>
     <w:multiLevelType w:val="multilevel"/>
     <w:tmpl w:val="E63AD4B8"/>
@@ -3928,19 +6473,34 @@
     </w:lvl>
   </w:abstractNum>
   <w:num w:numId="1" w16cid:durableId="441270301">
-    <w:abstractNumId w:val="0"/>
+    <w:abstractNumId w:val="2"/>
   </w:num>
   <w:num w:numId="2" w16cid:durableId="205332399">
+    <w:abstractNumId w:val="9"/>
+  </w:num>
+  <w:num w:numId="3" w16cid:durableId="2084595066">
     <w:abstractNumId w:val="4"/>
   </w:num>
-  <w:num w:numId="3" w16cid:durableId="2084595066">
+  <w:num w:numId="4" w16cid:durableId="1396272157">
+    <w:abstractNumId w:val="6"/>
+  </w:num>
+  <w:num w:numId="5" w16cid:durableId="1063286374">
+    <w:abstractNumId w:val="7"/>
+  </w:num>
+  <w:num w:numId="6" w16cid:durableId="1821380006">
     <w:abstractNumId w:val="1"/>
   </w:num>
-  <w:num w:numId="4" w16cid:durableId="1396272157">
-    <w:abstractNumId w:val="2"/>
+  <w:num w:numId="7" w16cid:durableId="1656689445">
+    <w:abstractNumId w:val="8"/>
   </w:num>
-  <w:num w:numId="5" w16cid:durableId="1063286374">
+  <w:num w:numId="8" w16cid:durableId="1431703169">
+    <w:abstractNumId w:val="5"/>
+  </w:num>
+  <w:num w:numId="9" w16cid:durableId="1470634919">
     <w:abstractNumId w:val="3"/>
+  </w:num>
+  <w:num w:numId="10" w16cid:durableId="1605528507">
+    <w:abstractNumId w:val="0"/>
   </w:num>
 </w:numbering>
 </file>
